--- a/docs/Historias de Usuario/HU-04 - IKernell Soluciones Software.docx
+++ b/docs/Historias de Usuario/HU-04 - IKernell Soluciones Software.docx
@@ -13,16 +13,11 @@
         <w:ind w:left="0" w:right="0" w:firstLine="0"/>
         <w:jc w:val="left"/>
         <w:rPr>
-          <w:rFonts w:ascii="Arial" w:cs="Arial" w:eastAsia="Arial" w:hAnsi="Arial"/>
-          <w:b w:val="0"/>
-          <w:bCs w:val="0"/>
           <w:i w:val="0"/>
           <w:iCs w:val="0"/>
           <w:smallCaps w:val="0"/>
           <w:strike w:val="0"/>
           <w:color w:val="000000"/>
-          <w:sz w:val="22"/>
-          <w:szCs w:val="22"/>
           <w:u w:val="none"/>
           <w:shd w:fill="auto" w:val="clear"/>
           <w:vertAlign w:val="baseline"/>
@@ -92,7 +87,6 @@
               <w:ind w:left="0" w:right="0" w:firstLine="0"/>
               <w:jc w:val="center"/>
               <w:rPr>
-                <w:rFonts w:ascii="Calibri" w:cs="Calibri" w:eastAsia="Calibri" w:hAnsi="Calibri"/>
                 <w:b w:val="1"/>
                 <w:bCs w:val="1"/>
                 <w:i w:val="0"/>
@@ -100,24 +94,20 @@
                 <w:smallCaps w:val="0"/>
                 <w:strike w:val="0"/>
                 <w:color w:val="000000"/>
-                <w:sz w:val="22"/>
-                <w:szCs w:val="22"/>
-                <w:u w:val="none"/>
-                <w:shd w:fill="auto" w:val="clear"/>
-                <w:vertAlign w:val="baseline"/>
-              </w:rPr>
-            </w:pPr>
-            <w:r>
-              <w:rPr>
-                <w:b w:val="1"/>
-                <w:bCs w:val="1"/>
-                <w:i w:val="0"/>
-                <w:iCs w:val="0"/>
-                <w:smallCaps w:val="0"/>
-                <w:strike w:val="0"/>
-                <w:color w:val="1f3864"/>
-                <w:sz w:val="22"/>
-                <w:szCs w:val="22"/>
+                <w:u w:val="none"/>
+                <w:shd w:fill="auto" w:val="clear"/>
+                <w:vertAlign w:val="baseline"/>
+              </w:rPr>
+            </w:pPr>
+            <w:r>
+              <w:rPr>
+                <w:b w:val="1"/>
+                <w:bCs w:val="1"/>
+                <w:i w:val="0"/>
+                <w:iCs w:val="0"/>
+                <w:smallCaps w:val="0"/>
+                <w:strike w:val="0"/>
+                <w:color w:val="1f3864"/>
                 <w:u w:val="none"/>
                 <w:shd w:fill="auto" w:val="clear"/>
                 <w:vertAlign w:val="baseline"/>
@@ -158,43 +148,33 @@
               <w:ind w:left="0" w:right="0" w:firstLine="0"/>
               <w:jc w:val="left"/>
               <w:rPr>
-                <w:rFonts w:ascii="Calibri" w:cs="Calibri" w:eastAsia="Calibri" w:hAnsi="Calibri"/>
-                <w:b w:val="1"/>
-                <w:bCs w:val="1"/>
-                <w:i w:val="0"/>
-                <w:iCs w:val="0"/>
-                <w:smallCaps w:val="0"/>
-                <w:strike w:val="0"/>
-                <w:color w:val="1f3864"/>
-                <w:sz w:val="22"/>
-                <w:szCs w:val="22"/>
-                <w:u w:val="none"/>
-                <w:shd w:fill="auto" w:val="clear"/>
-                <w:vertAlign w:val="baseline"/>
-              </w:rPr>
-            </w:pPr>
-            <w:r>
-              <w:rPr>
-                <w:b w:val="1"/>
-                <w:bCs w:val="1"/>
-                <w:i w:val="0"/>
-                <w:iCs w:val="0"/>
-                <w:smallCaps w:val="0"/>
-                <w:strike w:val="0"/>
-                <w:color w:val="1f3864"/>
-                <w:sz w:val="22"/>
-                <w:szCs w:val="22"/>
+                <w:b w:val="1"/>
+                <w:bCs w:val="1"/>
+                <w:i w:val="0"/>
+                <w:iCs w:val="0"/>
+                <w:smallCaps w:val="0"/>
+                <w:strike w:val="0"/>
+                <w:color w:val="1f3864"/>
+                <w:u w:val="none"/>
+                <w:shd w:fill="auto" w:val="clear"/>
+                <w:vertAlign w:val="baseline"/>
+              </w:rPr>
+            </w:pPr>
+            <w:r>
+              <w:rPr>
+                <w:b w:val="1"/>
+                <w:bCs w:val="1"/>
+                <w:i w:val="0"/>
+                <w:iCs w:val="0"/>
+                <w:smallCaps w:val="0"/>
+                <w:strike w:val="0"/>
+                <w:color w:val="1f3864"/>
                 <w:u w:val="none"/>
                 <w:shd w:fill="auto" w:val="clear"/>
                 <w:vertAlign w:val="baseline"/>
                 <w:rtl w:val="0"/>
               </w:rPr>
               <w:t xml:space="preserve">Código:</w:t>
-            </w:r>
-            <w:r>
-              <w:rPr>
-                <w:rtl w:val="0"/>
-              </w:rPr>
             </w:r>
           </w:p>
         </w:tc>
@@ -222,15 +202,11 @@
             </w:pPr>
             <w:r>
               <w:rPr>
-                <w:b w:val="0"/>
-                <w:bCs w:val="0"/>
                 <w:i w:val="0"/>
                 <w:iCs w:val="0"/>
                 <w:smallCaps w:val="0"/>
                 <w:strike w:val="0"/>
                 <w:color w:val="000000"/>
-                <w:sz w:val="22"/>
-                <w:szCs w:val="22"/>
                 <w:u w:val="none"/>
                 <w:shd w:fill="auto" w:val="clear"/>
                 <w:vertAlign w:val="baseline"/>
@@ -267,7 +243,6 @@
               <w:ind w:left="0" w:right="0" w:firstLine="0"/>
               <w:jc w:val="left"/>
               <w:rPr>
-                <w:rFonts w:ascii="Calibri" w:cs="Calibri" w:eastAsia="Calibri" w:hAnsi="Calibri"/>
                 <w:b w:val="1"/>
                 <w:bCs w:val="1"/>
                 <w:i w:val="0"/>
@@ -275,24 +250,20 @@
                 <w:smallCaps w:val="0"/>
                 <w:strike w:val="0"/>
                 <w:color w:val="000000"/>
-                <w:sz w:val="22"/>
-                <w:szCs w:val="22"/>
-                <w:u w:val="none"/>
-                <w:shd w:fill="auto" w:val="clear"/>
-                <w:vertAlign w:val="baseline"/>
-              </w:rPr>
-            </w:pPr>
-            <w:r>
-              <w:rPr>
-                <w:b w:val="1"/>
-                <w:bCs w:val="1"/>
-                <w:i w:val="0"/>
-                <w:iCs w:val="0"/>
-                <w:smallCaps w:val="0"/>
-                <w:strike w:val="0"/>
-                <w:color w:val="1f3864"/>
-                <w:sz w:val="22"/>
-                <w:szCs w:val="22"/>
+                <w:u w:val="none"/>
+                <w:shd w:fill="auto" w:val="clear"/>
+                <w:vertAlign w:val="baseline"/>
+              </w:rPr>
+            </w:pPr>
+            <w:r>
+              <w:rPr>
+                <w:b w:val="1"/>
+                <w:bCs w:val="1"/>
+                <w:i w:val="0"/>
+                <w:iCs w:val="0"/>
+                <w:smallCaps w:val="0"/>
+                <w:strike w:val="0"/>
+                <w:color w:val="1f3864"/>
                 <w:u w:val="none"/>
                 <w:shd w:fill="auto" w:val="clear"/>
                 <w:vertAlign w:val="baseline"/>
@@ -329,7 +300,7 @@
               <w:rPr>
                 <w:rtl w:val="0"/>
               </w:rPr>
-              <w:t xml:space="preserve">Acceder a servicios básicos internos del trabajador</w:t>
+              <w:t xml:space="preserve">Acceder al dashboard de servicios internos</w:t>
             </w:r>
             <w:r>
               <w:rPr>
@@ -364,32 +335,27 @@
               <w:ind w:left="0" w:right="0" w:firstLine="0"/>
               <w:jc w:val="left"/>
               <w:rPr>
-                <w:rFonts w:ascii="Calibri" w:cs="Calibri" w:eastAsia="Calibri" w:hAnsi="Calibri"/>
-                <w:b w:val="1"/>
-                <w:bCs w:val="1"/>
-                <w:i w:val="0"/>
-                <w:iCs w:val="0"/>
-                <w:smallCaps w:val="0"/>
-                <w:strike w:val="0"/>
-                <w:color w:val="1f3864"/>
-                <w:sz w:val="22"/>
-                <w:szCs w:val="22"/>
-                <w:u w:val="none"/>
-                <w:shd w:fill="auto" w:val="clear"/>
-                <w:vertAlign w:val="baseline"/>
-              </w:rPr>
-            </w:pPr>
-            <w:r>
-              <w:rPr>
-                <w:b w:val="1"/>
-                <w:bCs w:val="1"/>
-                <w:i w:val="0"/>
-                <w:iCs w:val="0"/>
-                <w:smallCaps w:val="0"/>
-                <w:strike w:val="0"/>
-                <w:color w:val="1f3864"/>
-                <w:sz w:val="22"/>
-                <w:szCs w:val="22"/>
+                <w:b w:val="1"/>
+                <w:bCs w:val="1"/>
+                <w:i w:val="0"/>
+                <w:iCs w:val="0"/>
+                <w:smallCaps w:val="0"/>
+                <w:strike w:val="0"/>
+                <w:color w:val="1f3864"/>
+                <w:u w:val="none"/>
+                <w:shd w:fill="auto" w:val="clear"/>
+                <w:vertAlign w:val="baseline"/>
+              </w:rPr>
+            </w:pPr>
+            <w:r>
+              <w:rPr>
+                <w:b w:val="1"/>
+                <w:bCs w:val="1"/>
+                <w:i w:val="0"/>
+                <w:iCs w:val="0"/>
+                <w:smallCaps w:val="0"/>
+                <w:strike w:val="0"/>
+                <w:color w:val="1f3864"/>
                 <w:u w:val="none"/>
                 <w:shd w:fill="auto" w:val="clear"/>
                 <w:vertAlign w:val="baseline"/>
@@ -397,11 +363,6 @@
               </w:rPr>
               <w:t xml:space="preserve">Complejidad:</w:t>
             </w:r>
-            <w:r>
-              <w:rPr>
-                <w:rtl w:val="0"/>
-              </w:rPr>
-            </w:r>
           </w:p>
         </w:tc>
         <w:tc>
@@ -425,16 +386,11 @@
               <w:ind w:left="0" w:right="0" w:firstLine="0"/>
               <w:jc w:val="left"/>
               <w:rPr>
-                <w:rFonts w:ascii="Calibri" w:cs="Calibri" w:eastAsia="Calibri" w:hAnsi="Calibri"/>
-                <w:b w:val="0"/>
-                <w:bCs w:val="0"/>
                 <w:i w:val="0"/>
                 <w:iCs w:val="0"/>
                 <w:smallCaps w:val="0"/>
                 <w:strike w:val="0"/>
                 <w:color w:val="000000"/>
-                <w:sz w:val="22"/>
-                <w:szCs w:val="22"/>
                 <w:u w:val="none"/>
                 <w:shd w:fill="auto" w:val="clear"/>
                 <w:vertAlign w:val="baseline"/>
@@ -479,32 +435,27 @@
               <w:ind w:left="0" w:right="0" w:firstLine="0"/>
               <w:jc w:val="left"/>
               <w:rPr>
-                <w:rFonts w:ascii="Calibri" w:cs="Calibri" w:eastAsia="Calibri" w:hAnsi="Calibri"/>
-                <w:b w:val="1"/>
-                <w:bCs w:val="1"/>
-                <w:i w:val="0"/>
-                <w:iCs w:val="0"/>
-                <w:smallCaps w:val="0"/>
-                <w:strike w:val="0"/>
-                <w:color w:val="1f3864"/>
-                <w:sz w:val="22"/>
-                <w:szCs w:val="22"/>
-                <w:u w:val="none"/>
-                <w:shd w:fill="auto" w:val="clear"/>
-                <w:vertAlign w:val="baseline"/>
-              </w:rPr>
-            </w:pPr>
-            <w:r>
-              <w:rPr>
-                <w:b w:val="1"/>
-                <w:bCs w:val="1"/>
-                <w:i w:val="0"/>
-                <w:iCs w:val="0"/>
-                <w:smallCaps w:val="0"/>
-                <w:strike w:val="0"/>
-                <w:color w:val="1f3864"/>
-                <w:sz w:val="22"/>
-                <w:szCs w:val="22"/>
+                <w:b w:val="1"/>
+                <w:bCs w:val="1"/>
+                <w:i w:val="0"/>
+                <w:iCs w:val="0"/>
+                <w:smallCaps w:val="0"/>
+                <w:strike w:val="0"/>
+                <w:color w:val="1f3864"/>
+                <w:u w:val="none"/>
+                <w:shd w:fill="auto" w:val="clear"/>
+                <w:vertAlign w:val="baseline"/>
+              </w:rPr>
+            </w:pPr>
+            <w:r>
+              <w:rPr>
+                <w:b w:val="1"/>
+                <w:bCs w:val="1"/>
+                <w:i w:val="0"/>
+                <w:iCs w:val="0"/>
+                <w:smallCaps w:val="0"/>
+                <w:strike w:val="0"/>
+                <w:color w:val="1f3864"/>
                 <w:u w:val="none"/>
                 <w:shd w:fill="auto" w:val="clear"/>
                 <w:vertAlign w:val="baseline"/>
@@ -512,11 +463,6 @@
               </w:rPr>
               <w:t xml:space="preserve">HU Relacionada:</w:t>
             </w:r>
-            <w:r>
-              <w:rPr>
-                <w:rtl w:val="0"/>
-              </w:rPr>
-            </w:r>
           </w:p>
         </w:tc>
         <w:tc>
@@ -540,16 +486,11 @@
               <w:ind w:left="0" w:right="0" w:firstLine="0"/>
               <w:jc w:val="left"/>
               <w:rPr>
-                <w:rFonts w:ascii="Calibri" w:cs="Calibri" w:eastAsia="Calibri" w:hAnsi="Calibri"/>
-                <w:b w:val="0"/>
-                <w:bCs w:val="0"/>
                 <w:i w:val="0"/>
                 <w:iCs w:val="0"/>
                 <w:smallCaps w:val="0"/>
                 <w:strike w:val="0"/>
                 <w:color w:val="000000"/>
-                <w:sz w:val="22"/>
-                <w:szCs w:val="22"/>
                 <w:u w:val="none"/>
                 <w:shd w:fill="auto" w:val="clear"/>
                 <w:vertAlign w:val="baseline"/>
@@ -594,32 +535,27 @@
               <w:ind w:left="0" w:right="0" w:firstLine="0"/>
               <w:jc w:val="left"/>
               <w:rPr>
-                <w:rFonts w:ascii="Calibri" w:cs="Calibri" w:eastAsia="Calibri" w:hAnsi="Calibri"/>
-                <w:b w:val="1"/>
-                <w:bCs w:val="1"/>
-                <w:i w:val="0"/>
-                <w:iCs w:val="0"/>
-                <w:smallCaps w:val="0"/>
-                <w:strike w:val="0"/>
-                <w:color w:val="1f3864"/>
-                <w:sz w:val="22"/>
-                <w:szCs w:val="22"/>
-                <w:u w:val="none"/>
-                <w:shd w:fill="auto" w:val="clear"/>
-                <w:vertAlign w:val="baseline"/>
-              </w:rPr>
-            </w:pPr>
-            <w:r>
-              <w:rPr>
-                <w:b w:val="1"/>
-                <w:bCs w:val="1"/>
-                <w:i w:val="0"/>
-                <w:iCs w:val="0"/>
-                <w:smallCaps w:val="0"/>
-                <w:strike w:val="0"/>
-                <w:color w:val="1f3864"/>
-                <w:sz w:val="22"/>
-                <w:szCs w:val="22"/>
+                <w:b w:val="1"/>
+                <w:bCs w:val="1"/>
+                <w:i w:val="0"/>
+                <w:iCs w:val="0"/>
+                <w:smallCaps w:val="0"/>
+                <w:strike w:val="0"/>
+                <w:color w:val="1f3864"/>
+                <w:u w:val="none"/>
+                <w:shd w:fill="auto" w:val="clear"/>
+                <w:vertAlign w:val="baseline"/>
+              </w:rPr>
+            </w:pPr>
+            <w:r>
+              <w:rPr>
+                <w:b w:val="1"/>
+                <w:bCs w:val="1"/>
+                <w:i w:val="0"/>
+                <w:iCs w:val="0"/>
+                <w:smallCaps w:val="0"/>
+                <w:strike w:val="0"/>
+                <w:color w:val="1f3864"/>
                 <w:u w:val="none"/>
                 <w:shd w:fill="auto" w:val="clear"/>
                 <w:vertAlign w:val="baseline"/>
@@ -627,11 +563,6 @@
               </w:rPr>
               <w:t xml:space="preserve">Módulo:</w:t>
             </w:r>
-            <w:r>
-              <w:rPr>
-                <w:rtl w:val="0"/>
-              </w:rPr>
-            </w:r>
           </w:p>
         </w:tc>
         <w:tc>
@@ -654,16 +585,11 @@
               <w:ind w:left="0" w:right="0" w:firstLine="0"/>
               <w:jc w:val="left"/>
               <w:rPr>
-                <w:rFonts w:ascii="Calibri" w:cs="Calibri" w:eastAsia="Calibri" w:hAnsi="Calibri"/>
-                <w:b w:val="0"/>
-                <w:bCs w:val="0"/>
                 <w:i w:val="0"/>
                 <w:iCs w:val="0"/>
                 <w:smallCaps w:val="0"/>
                 <w:strike w:val="0"/>
                 <w:color w:val="000000"/>
-                <w:sz w:val="22"/>
-                <w:szCs w:val="22"/>
                 <w:u w:val="none"/>
                 <w:shd w:fill="auto" w:val="clear"/>
                 <w:vertAlign w:val="baseline"/>
@@ -710,7 +636,6 @@
               <w:ind w:left="0" w:right="0" w:firstLine="0"/>
               <w:jc w:val="left"/>
               <w:rPr>
-                <w:rFonts w:ascii="Calibri" w:cs="Calibri" w:eastAsia="Calibri" w:hAnsi="Calibri"/>
                 <w:b w:val="1"/>
                 <w:bCs w:val="1"/>
                 <w:i w:val="0"/>
@@ -718,24 +643,20 @@
                 <w:smallCaps w:val="0"/>
                 <w:strike w:val="0"/>
                 <w:color w:val="000000"/>
-                <w:sz w:val="22"/>
-                <w:szCs w:val="22"/>
-                <w:u w:val="none"/>
-                <w:shd w:fill="auto" w:val="clear"/>
-                <w:vertAlign w:val="baseline"/>
-              </w:rPr>
-            </w:pPr>
-            <w:r>
-              <w:rPr>
-                <w:b w:val="1"/>
-                <w:bCs w:val="1"/>
-                <w:i w:val="0"/>
-                <w:iCs w:val="0"/>
-                <w:smallCaps w:val="0"/>
-                <w:strike w:val="0"/>
-                <w:color w:val="1f3864"/>
-                <w:sz w:val="22"/>
-                <w:szCs w:val="22"/>
+                <w:u w:val="none"/>
+                <w:shd w:fill="auto" w:val="clear"/>
+                <w:vertAlign w:val="baseline"/>
+              </w:rPr>
+            </w:pPr>
+            <w:r>
+              <w:rPr>
+                <w:b w:val="1"/>
+                <w:bCs w:val="1"/>
+                <w:i w:val="0"/>
+                <w:iCs w:val="0"/>
+                <w:smallCaps w:val="0"/>
+                <w:strike w:val="0"/>
+                <w:color w:val="1f3864"/>
                 <w:u w:val="none"/>
                 <w:shd w:fill="auto" w:val="clear"/>
                 <w:vertAlign w:val="baseline"/>
@@ -770,32 +691,27 @@
               <w:ind w:left="0" w:right="0" w:firstLine="0"/>
               <w:jc w:val="left"/>
               <w:rPr>
-                <w:rFonts w:ascii="Calibri" w:cs="Calibri" w:eastAsia="Calibri" w:hAnsi="Calibri"/>
-                <w:b w:val="1"/>
-                <w:bCs w:val="1"/>
-                <w:i w:val="0"/>
-                <w:iCs w:val="0"/>
-                <w:smallCaps w:val="0"/>
-                <w:strike w:val="0"/>
-                <w:color w:val="1f3864"/>
-                <w:sz w:val="22"/>
-                <w:szCs w:val="22"/>
-                <w:u w:val="none"/>
-                <w:shd w:fill="auto" w:val="clear"/>
-                <w:vertAlign w:val="baseline"/>
-              </w:rPr>
-            </w:pPr>
-            <w:r>
-              <w:rPr>
-                <w:b w:val="1"/>
-                <w:bCs w:val="1"/>
-                <w:i w:val="0"/>
-                <w:iCs w:val="0"/>
-                <w:smallCaps w:val="0"/>
-                <w:strike w:val="0"/>
-                <w:color w:val="1f3864"/>
-                <w:sz w:val="22"/>
-                <w:szCs w:val="22"/>
+                <w:b w:val="1"/>
+                <w:bCs w:val="1"/>
+                <w:i w:val="0"/>
+                <w:iCs w:val="0"/>
+                <w:smallCaps w:val="0"/>
+                <w:strike w:val="0"/>
+                <w:color w:val="1f3864"/>
+                <w:u w:val="none"/>
+                <w:shd w:fill="auto" w:val="clear"/>
+                <w:vertAlign w:val="baseline"/>
+              </w:rPr>
+            </w:pPr>
+            <w:r>
+              <w:rPr>
+                <w:b w:val="1"/>
+                <w:bCs w:val="1"/>
+                <w:i w:val="0"/>
+                <w:iCs w:val="0"/>
+                <w:smallCaps w:val="0"/>
+                <w:strike w:val="0"/>
+                <w:color w:val="1f3864"/>
                 <w:u w:val="none"/>
                 <w:shd w:fill="auto" w:val="clear"/>
                 <w:vertAlign w:val="baseline"/>
@@ -803,11 +719,6 @@
               </w:rPr>
               <w:t xml:space="preserve">Yo como</w:t>
             </w:r>
-            <w:r>
-              <w:rPr>
-                <w:rtl w:val="0"/>
-              </w:rPr>
-            </w:r>
           </w:p>
         </w:tc>
         <w:tc>
@@ -830,16 +741,11 @@
               <w:ind w:left="0" w:right="0" w:firstLine="0"/>
               <w:jc w:val="both"/>
               <w:rPr>
-                <w:rFonts w:ascii="Calibri" w:cs="Calibri" w:eastAsia="Calibri" w:hAnsi="Calibri"/>
-                <w:b w:val="0"/>
-                <w:bCs w:val="0"/>
                 <w:i w:val="0"/>
                 <w:iCs w:val="0"/>
                 <w:smallCaps w:val="0"/>
                 <w:strike w:val="0"/>
                 <w:color w:val="000000"/>
-                <w:sz w:val="22"/>
-                <w:szCs w:val="22"/>
                 <w:u w:val="none"/>
                 <w:shd w:fill="auto" w:val="clear"/>
                 <w:vertAlign w:val="baseline"/>
@@ -894,16 +800,11 @@
               <w:ind w:left="0" w:right="0" w:firstLine="0"/>
               <w:jc w:val="left"/>
               <w:rPr>
-                <w:rFonts w:ascii="Calibri" w:cs="Calibri" w:eastAsia="Calibri" w:hAnsi="Calibri"/>
-                <w:b w:val="0"/>
-                <w:bCs w:val="0"/>
                 <w:i w:val="0"/>
                 <w:iCs w:val="0"/>
                 <w:smallCaps w:val="0"/>
                 <w:strike w:val="0"/>
                 <w:color w:val="000000"/>
-                <w:sz w:val="22"/>
-                <w:szCs w:val="22"/>
                 <w:u w:val="none"/>
                 <w:shd w:fill="auto" w:val="clear"/>
                 <w:vertAlign w:val="baseline"/>
@@ -936,32 +837,27 @@
               <w:ind w:left="0" w:right="0" w:firstLine="0"/>
               <w:jc w:val="left"/>
               <w:rPr>
-                <w:rFonts w:ascii="Calibri" w:cs="Calibri" w:eastAsia="Calibri" w:hAnsi="Calibri"/>
-                <w:b w:val="1"/>
-                <w:bCs w:val="1"/>
-                <w:i w:val="0"/>
-                <w:iCs w:val="0"/>
-                <w:smallCaps w:val="0"/>
-                <w:strike w:val="0"/>
-                <w:color w:val="1f3864"/>
-                <w:sz w:val="22"/>
-                <w:szCs w:val="22"/>
-                <w:u w:val="none"/>
-                <w:shd w:fill="auto" w:val="clear"/>
-                <w:vertAlign w:val="baseline"/>
-              </w:rPr>
-            </w:pPr>
-            <w:r>
-              <w:rPr>
-                <w:b w:val="1"/>
-                <w:bCs w:val="1"/>
-                <w:i w:val="0"/>
-                <w:iCs w:val="0"/>
-                <w:smallCaps w:val="0"/>
-                <w:strike w:val="0"/>
-                <w:color w:val="1f3864"/>
-                <w:sz w:val="22"/>
-                <w:szCs w:val="22"/>
+                <w:b w:val="1"/>
+                <w:bCs w:val="1"/>
+                <w:i w:val="0"/>
+                <w:iCs w:val="0"/>
+                <w:smallCaps w:val="0"/>
+                <w:strike w:val="0"/>
+                <w:color w:val="1f3864"/>
+                <w:u w:val="none"/>
+                <w:shd w:fill="auto" w:val="clear"/>
+                <w:vertAlign w:val="baseline"/>
+              </w:rPr>
+            </w:pPr>
+            <w:r>
+              <w:rPr>
+                <w:b w:val="1"/>
+                <w:bCs w:val="1"/>
+                <w:i w:val="0"/>
+                <w:iCs w:val="0"/>
+                <w:smallCaps w:val="0"/>
+                <w:strike w:val="0"/>
+                <w:color w:val="1f3864"/>
                 <w:u w:val="none"/>
                 <w:shd w:fill="auto" w:val="clear"/>
                 <w:vertAlign w:val="baseline"/>
@@ -969,11 +865,6 @@
               </w:rPr>
               <w:t xml:space="preserve">Requiero</w:t>
             </w:r>
-            <w:r>
-              <w:rPr>
-                <w:rtl w:val="0"/>
-              </w:rPr>
-            </w:r>
           </w:p>
         </w:tc>
         <w:tc>
@@ -996,26 +887,21 @@
               <w:ind w:left="0" w:right="0" w:firstLine="0"/>
               <w:jc w:val="both"/>
               <w:rPr>
-                <w:rFonts w:ascii="Calibri" w:cs="Calibri" w:eastAsia="Calibri" w:hAnsi="Calibri"/>
-                <w:b w:val="0"/>
-                <w:bCs w:val="0"/>
                 <w:i w:val="0"/>
                 <w:iCs w:val="0"/>
                 <w:smallCaps w:val="0"/>
                 <w:strike w:val="0"/>
                 <w:color w:val="000000"/>
-                <w:sz w:val="22"/>
-                <w:szCs w:val="22"/>
-                <w:u w:val="none"/>
-                <w:shd w:fill="auto" w:val="clear"/>
-                <w:vertAlign w:val="baseline"/>
-              </w:rPr>
-            </w:pPr>
-            <w:r>
-              <w:rPr>
-                <w:rtl w:val="0"/>
-              </w:rPr>
-              <w:t xml:space="preserve">acceder a los servicios básicos internos de la empresa: correo corporativo, chat corporativo, biblioteca de programas, tutoriales de programación</w:t>
+                <w:u w:val="none"/>
+                <w:shd w:fill="auto" w:val="clear"/>
+                <w:vertAlign w:val="baseline"/>
+              </w:rPr>
+            </w:pPr>
+            <w:r>
+              <w:rPr>
+                <w:rtl w:val="0"/>
+              </w:rPr>
+              <w:t xml:space="preserve">acceder desde el dashboard a los servicios internos disponibles para apoyar el desarrollo de mis actividades laborales.</w:t>
             </w:r>
             <w:r>
               <w:rPr>
@@ -1060,16 +946,11 @@
               <w:ind w:left="0" w:right="0" w:firstLine="0"/>
               <w:jc w:val="left"/>
               <w:rPr>
-                <w:rFonts w:ascii="Calibri" w:cs="Calibri" w:eastAsia="Calibri" w:hAnsi="Calibri"/>
-                <w:b w:val="0"/>
-                <w:bCs w:val="0"/>
                 <w:i w:val="0"/>
                 <w:iCs w:val="0"/>
                 <w:smallCaps w:val="0"/>
                 <w:strike w:val="0"/>
                 <w:color w:val="000000"/>
-                <w:sz w:val="22"/>
-                <w:szCs w:val="22"/>
                 <w:u w:val="none"/>
                 <w:shd w:fill="auto" w:val="clear"/>
                 <w:vertAlign w:val="baseline"/>
@@ -1102,32 +983,27 @@
               <w:ind w:left="0" w:right="0" w:firstLine="0"/>
               <w:jc w:val="left"/>
               <w:rPr>
-                <w:rFonts w:ascii="Calibri" w:cs="Calibri" w:eastAsia="Calibri" w:hAnsi="Calibri"/>
-                <w:b w:val="1"/>
-                <w:bCs w:val="1"/>
-                <w:i w:val="0"/>
-                <w:iCs w:val="0"/>
-                <w:smallCaps w:val="0"/>
-                <w:strike w:val="0"/>
-                <w:color w:val="1f3864"/>
-                <w:sz w:val="22"/>
-                <w:szCs w:val="22"/>
-                <w:u w:val="none"/>
-                <w:shd w:fill="auto" w:val="clear"/>
-                <w:vertAlign w:val="baseline"/>
-              </w:rPr>
-            </w:pPr>
-            <w:r>
-              <w:rPr>
-                <w:b w:val="1"/>
-                <w:bCs w:val="1"/>
-                <w:i w:val="0"/>
-                <w:iCs w:val="0"/>
-                <w:smallCaps w:val="0"/>
-                <w:strike w:val="0"/>
-                <w:color w:val="1f3864"/>
-                <w:sz w:val="22"/>
-                <w:szCs w:val="22"/>
+                <w:b w:val="1"/>
+                <w:bCs w:val="1"/>
+                <w:i w:val="0"/>
+                <w:iCs w:val="0"/>
+                <w:smallCaps w:val="0"/>
+                <w:strike w:val="0"/>
+                <w:color w:val="1f3864"/>
+                <w:u w:val="none"/>
+                <w:shd w:fill="auto" w:val="clear"/>
+                <w:vertAlign w:val="baseline"/>
+              </w:rPr>
+            </w:pPr>
+            <w:r>
+              <w:rPr>
+                <w:b w:val="1"/>
+                <w:bCs w:val="1"/>
+                <w:i w:val="0"/>
+                <w:iCs w:val="0"/>
+                <w:smallCaps w:val="0"/>
+                <w:strike w:val="0"/>
+                <w:color w:val="1f3864"/>
                 <w:u w:val="none"/>
                 <w:shd w:fill="auto" w:val="clear"/>
                 <w:vertAlign w:val="baseline"/>
@@ -1135,11 +1011,6 @@
               </w:rPr>
               <w:t xml:space="preserve">Para</w:t>
             </w:r>
-            <w:r>
-              <w:rPr>
-                <w:rtl w:val="0"/>
-              </w:rPr>
-            </w:r>
           </w:p>
         </w:tc>
         <w:tc>
@@ -1162,16 +1033,11 @@
               <w:ind w:left="0" w:right="0" w:firstLine="0"/>
               <w:jc w:val="both"/>
               <w:rPr>
-                <w:rFonts w:ascii="Calibri" w:cs="Calibri" w:eastAsia="Calibri" w:hAnsi="Calibri"/>
-                <w:b w:val="0"/>
-                <w:bCs w:val="0"/>
                 <w:i w:val="0"/>
                 <w:iCs w:val="0"/>
                 <w:smallCaps w:val="0"/>
                 <w:strike w:val="0"/>
                 <w:color w:val="000000"/>
-                <w:sz w:val="22"/>
-                <w:szCs w:val="22"/>
                 <w:u w:val="none"/>
                 <w:shd w:fill="auto" w:val="clear"/>
                 <w:vertAlign w:val="baseline"/>
@@ -1228,32 +1094,27 @@
               <w:ind w:left="0" w:right="0" w:firstLine="0"/>
               <w:jc w:val="left"/>
               <w:rPr>
-                <w:rFonts w:ascii="Calibri" w:cs="Calibri" w:eastAsia="Calibri" w:hAnsi="Calibri"/>
-                <w:b w:val="1"/>
-                <w:bCs w:val="1"/>
-                <w:i w:val="0"/>
-                <w:iCs w:val="0"/>
-                <w:smallCaps w:val="0"/>
-                <w:strike w:val="0"/>
-                <w:color w:val="1f3864"/>
-                <w:sz w:val="22"/>
-                <w:szCs w:val="22"/>
-                <w:u w:val="none"/>
-                <w:shd w:fill="auto" w:val="clear"/>
-                <w:vertAlign w:val="baseline"/>
-              </w:rPr>
-            </w:pPr>
-            <w:r>
-              <w:rPr>
-                <w:b w:val="1"/>
-                <w:bCs w:val="1"/>
-                <w:i w:val="0"/>
-                <w:iCs w:val="0"/>
-                <w:smallCaps w:val="0"/>
-                <w:strike w:val="0"/>
-                <w:color w:val="1f3864"/>
-                <w:sz w:val="22"/>
-                <w:szCs w:val="22"/>
+                <w:b w:val="1"/>
+                <w:bCs w:val="1"/>
+                <w:i w:val="0"/>
+                <w:iCs w:val="0"/>
+                <w:smallCaps w:val="0"/>
+                <w:strike w:val="0"/>
+                <w:color w:val="1f3864"/>
+                <w:u w:val="none"/>
+                <w:shd w:fill="auto" w:val="clear"/>
+                <w:vertAlign w:val="baseline"/>
+              </w:rPr>
+            </w:pPr>
+            <w:r>
+              <w:rPr>
+                <w:b w:val="1"/>
+                <w:bCs w:val="1"/>
+                <w:i w:val="0"/>
+                <w:iCs w:val="0"/>
+                <w:smallCaps w:val="0"/>
+                <w:strike w:val="0"/>
+                <w:color w:val="1f3864"/>
                 <w:u w:val="none"/>
                 <w:shd w:fill="auto" w:val="clear"/>
                 <w:vertAlign w:val="baseline"/>
@@ -1261,11 +1122,6 @@
               </w:rPr>
               <w:t xml:space="preserve">Requerimiento:</w:t>
             </w:r>
-            <w:r>
-              <w:rPr>
-                <w:rtl w:val="0"/>
-              </w:rPr>
-            </w:r>
           </w:p>
         </w:tc>
         <w:tc>
@@ -1280,12 +1136,7 @@
           </w:tcPr>
           <w:p>
             <w:pPr>
-              <w:keepNext w:val="0"/>
-              <w:keepLines w:val="0"/>
-              <w:widowControl w:val="1"/>
-              <w:shd w:fill="auto" w:val="clear"/>
-              <w:spacing w:after="0" w:before="0" w:line="240" w:lineRule="auto"/>
-              <w:ind w:left="0" w:right="0" w:firstLine="0"/>
+              <w:spacing w:after="0" w:line="240" w:lineRule="auto"/>
               <w:jc w:val="both"/>
               <w:rPr/>
             </w:pPr>
@@ -1293,7 +1144,129 @@
               <w:rPr>
                 <w:rtl w:val="0"/>
               </w:rPr>
-              <w:t xml:space="preserve">RF-004</w:t>
+              <w:t xml:space="preserve">- El sistema debe permitir al trabajador autenticado acceder al dashboard principal.</w:t>
+            </w:r>
+          </w:p>
+          <w:p>
+            <w:pPr>
+              <w:spacing w:after="0" w:line="240" w:lineRule="auto"/>
+              <w:jc w:val="both"/>
+              <w:rPr/>
+            </w:pPr>
+            <w:r>
+              <w:rPr>
+                <w:rtl w:val="0"/>
+              </w:rPr>
+              <w:t xml:space="preserve">- El sistema debe mostrar los accesos a los servicios internos disponibles según el rol del trabajador.</w:t>
+            </w:r>
+          </w:p>
+          <w:p>
+            <w:pPr>
+              <w:spacing w:after="0" w:line="240" w:lineRule="auto"/>
+              <w:jc w:val="both"/>
+              <w:rPr/>
+            </w:pPr>
+            <w:r>
+              <w:rPr>
+                <w:rtl w:val="0"/>
+              </w:rPr>
+              <w:t xml:space="preserve">- El sistema debe permitir consultar la biblioteca de programas y recursos.</w:t>
+            </w:r>
+          </w:p>
+          <w:p>
+            <w:pPr>
+              <w:spacing w:after="0" w:line="240" w:lineRule="auto"/>
+              <w:jc w:val="both"/>
+              <w:rPr/>
+            </w:pPr>
+            <w:r>
+              <w:rPr>
+                <w:rtl w:val="0"/>
+              </w:rPr>
+              <w:t xml:space="preserve">- El sistema debe permitir acceder a los tutoriales de programación disponibles.</w:t>
+            </w:r>
+          </w:p>
+          <w:p>
+            <w:pPr>
+              <w:spacing w:after="0" w:line="240" w:lineRule="auto"/>
+              <w:jc w:val="both"/>
+              <w:rPr/>
+            </w:pPr>
+            <w:r>
+              <w:rPr>
+                <w:rtl w:val="0"/>
+              </w:rPr>
+              <w:t xml:space="preserve">- El sistema debe restringir el acceso a los servicios internos a usuarios autenticados.</w:t>
+            </w:r>
+          </w:p>
+          <w:p>
+            <w:pPr>
+              <w:spacing w:after="0" w:line="240" w:lineRule="auto"/>
+              <w:jc w:val="both"/>
+              <w:rPr/>
+            </w:pPr>
+            <w:r>
+              <w:rPr>
+                <w:rtl w:val="0"/>
+              </w:rPr>
+              <w:t xml:space="preserve">- El sistema debe redirigir al formulario de inicio de sesión cuando un usuario no autenticado intente acceder a un servicio privado.</w:t>
+            </w:r>
+          </w:p>
+          <w:p>
+            <w:pPr>
+              <w:spacing w:after="0" w:line="240" w:lineRule="auto"/>
+              <w:jc w:val="both"/>
+              <w:rPr/>
+            </w:pPr>
+            <w:r>
+              <w:rPr>
+                <w:rtl w:val="0"/>
+              </w:rPr>
+              <w:t xml:space="preserve">- El sistema debe informar cuando un servicio interno no se encuentre disponible.</w:t>
+            </w:r>
+          </w:p>
+          <w:p>
+            <w:pPr>
+              <w:spacing w:after="0" w:line="240" w:lineRule="auto"/>
+              <w:jc w:val="both"/>
+              <w:rPr/>
+            </w:pPr>
+            <w:r>
+              <w:rPr>
+                <w:rtl w:val="0"/>
+              </w:rPr>
+              <w:t xml:space="preserve">- El sistema debe mostrar únicamente los servicios habilitados para el trabajador.</w:t>
+            </w:r>
+          </w:p>
+          <w:p>
+            <w:pPr>
+              <w:spacing w:after="0" w:line="240" w:lineRule="auto"/>
+              <w:jc w:val="both"/>
+              <w:rPr/>
+            </w:pPr>
+            <w:r>
+              <w:rPr>
+                <w:rtl w:val="0"/>
+              </w:rPr>
+              <w:t xml:space="preserve">- El sistema debe permitir navegar entre los servicios internos desde el dashboard.</w:t>
+            </w:r>
+          </w:p>
+          <w:p>
+            <w:pPr>
+              <w:keepNext w:val="0"/>
+              <w:keepLines w:val="0"/>
+              <w:widowControl w:val="1"/>
+              <w:shd w:fill="auto" w:val="clear"/>
+              <w:spacing w:after="0" w:before="0" w:line="240" w:lineRule="auto"/>
+              <w:ind w:left="0" w:right="0" w:firstLine="0"/>
+              <w:jc w:val="both"/>
+              <w:rPr/>
+            </w:pPr>
+            <w:r>
+              <w:rPr>
+                <w:rtl w:val="0"/>
+              </w:rPr>
+              <w:t xml:space="preserve">- El sistema debe mantener una experiencia consistente entre los diferentes servicios internos.</w:t>
             </w:r>
           </w:p>
         </w:tc>
@@ -1323,43 +1296,33 @@
               <w:ind w:left="0" w:right="0" w:firstLine="0"/>
               <w:jc w:val="center"/>
               <w:rPr>
-                <w:rFonts w:ascii="Calibri" w:cs="Calibri" w:eastAsia="Calibri" w:hAnsi="Calibri"/>
-                <w:b w:val="1"/>
-                <w:bCs w:val="1"/>
-                <w:i w:val="0"/>
-                <w:iCs w:val="0"/>
-                <w:smallCaps w:val="0"/>
-                <w:strike w:val="0"/>
-                <w:color w:val="1f3864"/>
-                <w:sz w:val="22"/>
-                <w:szCs w:val="22"/>
-                <w:u w:val="none"/>
-                <w:shd w:fill="auto" w:val="clear"/>
-                <w:vertAlign w:val="baseline"/>
-              </w:rPr>
-            </w:pPr>
-            <w:r>
-              <w:rPr>
-                <w:b w:val="1"/>
-                <w:bCs w:val="1"/>
-                <w:i w:val="0"/>
-                <w:iCs w:val="0"/>
-                <w:smallCaps w:val="0"/>
-                <w:strike w:val="0"/>
-                <w:color w:val="1f3864"/>
-                <w:sz w:val="22"/>
-                <w:szCs w:val="22"/>
+                <w:b w:val="1"/>
+                <w:bCs w:val="1"/>
+                <w:i w:val="0"/>
+                <w:iCs w:val="0"/>
+                <w:smallCaps w:val="0"/>
+                <w:strike w:val="0"/>
+                <w:color w:val="1f3864"/>
+                <w:u w:val="none"/>
+                <w:shd w:fill="auto" w:val="clear"/>
+                <w:vertAlign w:val="baseline"/>
+              </w:rPr>
+            </w:pPr>
+            <w:r>
+              <w:rPr>
+                <w:b w:val="1"/>
+                <w:bCs w:val="1"/>
+                <w:i w:val="0"/>
+                <w:iCs w:val="0"/>
+                <w:smallCaps w:val="0"/>
+                <w:strike w:val="0"/>
+                <w:color w:val="1f3864"/>
                 <w:u w:val="none"/>
                 <w:shd w:fill="auto" w:val="clear"/>
                 <w:vertAlign w:val="baseline"/>
                 <w:rtl w:val="0"/>
               </w:rPr>
               <w:t xml:space="preserve">CRITERIOS DE ACEPTACIÓN</w:t>
-            </w:r>
-            <w:r>
-              <w:rPr>
-                <w:rtl w:val="0"/>
-              </w:rPr>
             </w:r>
           </w:p>
         </w:tc>
@@ -1392,32 +1355,27 @@
               <w:ind w:left="0" w:right="0" w:firstLine="0"/>
               <w:jc w:val="center"/>
               <w:rPr>
-                <w:rFonts w:ascii="Calibri" w:cs="Calibri" w:eastAsia="Calibri" w:hAnsi="Calibri"/>
-                <w:b w:val="1"/>
-                <w:bCs w:val="1"/>
-                <w:i w:val="0"/>
-                <w:iCs w:val="0"/>
-                <w:smallCaps w:val="0"/>
-                <w:strike w:val="0"/>
-                <w:color w:val="1f3864"/>
-                <w:sz w:val="22"/>
-                <w:szCs w:val="22"/>
-                <w:u w:val="none"/>
-                <w:shd w:fill="auto" w:val="clear"/>
-                <w:vertAlign w:val="baseline"/>
-              </w:rPr>
-            </w:pPr>
-            <w:r>
-              <w:rPr>
-                <w:b w:val="1"/>
-                <w:bCs w:val="1"/>
-                <w:i w:val="0"/>
-                <w:iCs w:val="0"/>
-                <w:smallCaps w:val="0"/>
-                <w:strike w:val="0"/>
-                <w:color w:val="1f3864"/>
-                <w:sz w:val="22"/>
-                <w:szCs w:val="22"/>
+                <w:b w:val="1"/>
+                <w:bCs w:val="1"/>
+                <w:i w:val="0"/>
+                <w:iCs w:val="0"/>
+                <w:smallCaps w:val="0"/>
+                <w:strike w:val="0"/>
+                <w:color w:val="1f3864"/>
+                <w:u w:val="none"/>
+                <w:shd w:fill="auto" w:val="clear"/>
+                <w:vertAlign w:val="baseline"/>
+              </w:rPr>
+            </w:pPr>
+            <w:r>
+              <w:rPr>
+                <w:b w:val="1"/>
+                <w:bCs w:val="1"/>
+                <w:i w:val="0"/>
+                <w:iCs w:val="0"/>
+                <w:smallCaps w:val="0"/>
+                <w:strike w:val="0"/>
+                <w:color w:val="1f3864"/>
                 <w:u w:val="none"/>
                 <w:shd w:fill="auto" w:val="clear"/>
                 <w:vertAlign w:val="baseline"/>
@@ -1425,11 +1383,6 @@
               </w:rPr>
               <w:t xml:space="preserve">Condición 01</w:t>
             </w:r>
-            <w:r>
-              <w:rPr>
-                <w:rtl w:val="0"/>
-              </w:rPr>
-            </w:r>
           </w:p>
           <w:p>
             <w:pPr>
@@ -1441,16 +1394,13 @@
               <w:ind w:left="0" w:right="0" w:firstLine="0"/>
               <w:jc w:val="center"/>
               <w:rPr>
-                <w:rFonts w:ascii="Calibri" w:cs="Calibri" w:eastAsia="Calibri" w:hAnsi="Calibri"/>
-                <w:b w:val="1"/>
-                <w:bCs w:val="1"/>
-                <w:i w:val="0"/>
-                <w:iCs w:val="0"/>
-                <w:smallCaps w:val="0"/>
-                <w:strike w:val="0"/>
-                <w:color w:val="1f3864"/>
-                <w:sz w:val="22"/>
-                <w:szCs w:val="22"/>
+                <w:b w:val="1"/>
+                <w:bCs w:val="1"/>
+                <w:i w:val="0"/>
+                <w:iCs w:val="0"/>
+                <w:smallCaps w:val="0"/>
+                <w:strike w:val="0"/>
+                <w:color w:val="1f3864"/>
                 <w:u w:val="none"/>
                 <w:shd w:fill="auto" w:val="clear"/>
                 <w:vertAlign w:val="baseline"/>
@@ -1472,16 +1422,13 @@
               <w:ind w:left="0" w:right="0" w:firstLine="0"/>
               <w:jc w:val="center"/>
               <w:rPr>
-                <w:rFonts w:ascii="Calibri" w:cs="Calibri" w:eastAsia="Calibri" w:hAnsi="Calibri"/>
-                <w:b w:val="1"/>
-                <w:bCs w:val="1"/>
-                <w:i w:val="0"/>
-                <w:iCs w:val="0"/>
-                <w:smallCaps w:val="0"/>
-                <w:strike w:val="0"/>
-                <w:color w:val="1f3864"/>
-                <w:sz w:val="22"/>
-                <w:szCs w:val="22"/>
+                <w:b w:val="1"/>
+                <w:bCs w:val="1"/>
+                <w:i w:val="0"/>
+                <w:iCs w:val="0"/>
+                <w:smallCaps w:val="0"/>
+                <w:strike w:val="0"/>
+                <w:color w:val="1f3864"/>
                 <w:u w:val="none"/>
                 <w:shd w:fill="auto" w:val="clear"/>
                 <w:vertAlign w:val="baseline"/>
@@ -1515,32 +1462,25 @@
               <w:ind w:left="0" w:right="0" w:firstLine="0"/>
               <w:jc w:val="left"/>
               <w:rPr>
-                <w:rFonts w:ascii="Calibri" w:cs="Calibri" w:eastAsia="Calibri" w:hAnsi="Calibri"/>
-                <w:b w:val="0"/>
-                <w:bCs w:val="0"/>
                 <w:i w:val="0"/>
                 <w:iCs w:val="0"/>
                 <w:smallCaps w:val="0"/>
                 <w:strike w:val="0"/>
                 <w:color w:val="000000"/>
-                <w:sz w:val="22"/>
-                <w:szCs w:val="22"/>
-                <w:u w:val="none"/>
-                <w:shd w:fill="auto" w:val="clear"/>
-                <w:vertAlign w:val="baseline"/>
-              </w:rPr>
-            </w:pPr>
-            <w:r>
-              <w:rPr>
-                <w:b w:val="1"/>
-                <w:bCs w:val="1"/>
-                <w:i w:val="0"/>
-                <w:iCs w:val="0"/>
-                <w:smallCaps w:val="0"/>
-                <w:strike w:val="0"/>
-                <w:color w:val="1f3864"/>
-                <w:sz w:val="22"/>
-                <w:szCs w:val="22"/>
+                <w:u w:val="none"/>
+                <w:shd w:fill="auto" w:val="clear"/>
+                <w:vertAlign w:val="baseline"/>
+              </w:rPr>
+            </w:pPr>
+            <w:r>
+              <w:rPr>
+                <w:b w:val="1"/>
+                <w:bCs w:val="1"/>
+                <w:i w:val="0"/>
+                <w:iCs w:val="0"/>
+                <w:smallCaps w:val="0"/>
+                <w:strike w:val="0"/>
+                <w:color w:val="1f3864"/>
                 <w:u w:val="none"/>
                 <w:shd w:fill="auto" w:val="clear"/>
                 <w:vertAlign w:val="baseline"/>
@@ -1576,16 +1516,11 @@
               <w:ind w:left="0" w:right="0" w:firstLine="0"/>
               <w:jc w:val="left"/>
               <w:rPr>
-                <w:rFonts w:ascii="Calibri" w:cs="Calibri" w:eastAsia="Calibri" w:hAnsi="Calibri"/>
-                <w:b w:val="0"/>
-                <w:bCs w:val="0"/>
                 <w:i w:val="0"/>
                 <w:iCs w:val="0"/>
                 <w:smallCaps w:val="0"/>
                 <w:strike w:val="0"/>
                 <w:color w:val="000000"/>
-                <w:sz w:val="22"/>
-                <w:szCs w:val="22"/>
                 <w:u w:val="none"/>
                 <w:shd w:fill="auto" w:val="clear"/>
                 <w:vertAlign w:val="baseline"/>
@@ -1640,16 +1575,11 @@
               <w:ind w:left="0" w:right="0" w:firstLine="0"/>
               <w:jc w:val="left"/>
               <w:rPr>
-                <w:rFonts w:ascii="Calibri" w:cs="Calibri" w:eastAsia="Calibri" w:hAnsi="Calibri"/>
-                <w:b w:val="0"/>
-                <w:bCs w:val="0"/>
                 <w:i w:val="0"/>
                 <w:iCs w:val="0"/>
                 <w:smallCaps w:val="0"/>
                 <w:strike w:val="0"/>
                 <w:color w:val="000000"/>
-                <w:sz w:val="22"/>
-                <w:szCs w:val="22"/>
                 <w:u w:val="none"/>
                 <w:shd w:fill="auto" w:val="clear"/>
                 <w:vertAlign w:val="baseline"/>
@@ -1683,43 +1613,33 @@
               <w:ind w:left="0" w:right="0" w:firstLine="0"/>
               <w:jc w:val="left"/>
               <w:rPr>
-                <w:rFonts w:ascii="Calibri" w:cs="Calibri" w:eastAsia="Calibri" w:hAnsi="Calibri"/>
-                <w:b w:val="1"/>
-                <w:bCs w:val="1"/>
-                <w:i w:val="0"/>
-                <w:iCs w:val="0"/>
-                <w:smallCaps w:val="0"/>
-                <w:strike w:val="0"/>
-                <w:color w:val="1f3864"/>
-                <w:sz w:val="22"/>
-                <w:szCs w:val="22"/>
-                <w:u w:val="none"/>
-                <w:shd w:fill="auto" w:val="clear"/>
-                <w:vertAlign w:val="baseline"/>
-              </w:rPr>
-            </w:pPr>
-            <w:r>
-              <w:rPr>
-                <w:b w:val="1"/>
-                <w:bCs w:val="1"/>
-                <w:i w:val="0"/>
-                <w:iCs w:val="0"/>
-                <w:smallCaps w:val="0"/>
-                <w:strike w:val="0"/>
-                <w:color w:val="1f3864"/>
-                <w:sz w:val="22"/>
-                <w:szCs w:val="22"/>
+                <w:b w:val="1"/>
+                <w:bCs w:val="1"/>
+                <w:i w:val="0"/>
+                <w:iCs w:val="0"/>
+                <w:smallCaps w:val="0"/>
+                <w:strike w:val="0"/>
+                <w:color w:val="1f3864"/>
+                <w:u w:val="none"/>
+                <w:shd w:fill="auto" w:val="clear"/>
+                <w:vertAlign w:val="baseline"/>
+              </w:rPr>
+            </w:pPr>
+            <w:r>
+              <w:rPr>
+                <w:b w:val="1"/>
+                <w:bCs w:val="1"/>
+                <w:i w:val="0"/>
+                <w:iCs w:val="0"/>
+                <w:smallCaps w:val="0"/>
+                <w:strike w:val="0"/>
+                <w:color w:val="1f3864"/>
                 <w:u w:val="none"/>
                 <w:shd w:fill="auto" w:val="clear"/>
                 <w:vertAlign w:val="baseline"/>
                 <w:rtl w:val="0"/>
               </w:rPr>
               <w:t xml:space="preserve">Cuando:</w:t>
-            </w:r>
-            <w:r>
-              <w:rPr>
-                <w:rtl w:val="0"/>
-              </w:rPr>
             </w:r>
           </w:p>
         </w:tc>
@@ -1818,32 +1738,27 @@
               <w:ind w:left="0" w:right="0" w:firstLine="0"/>
               <w:jc w:val="left"/>
               <w:rPr>
-                <w:rFonts w:ascii="Calibri" w:cs="Calibri" w:eastAsia="Calibri" w:hAnsi="Calibri"/>
-                <w:b w:val="1"/>
-                <w:bCs w:val="1"/>
-                <w:i w:val="0"/>
-                <w:iCs w:val="0"/>
-                <w:smallCaps w:val="0"/>
-                <w:strike w:val="0"/>
-                <w:color w:val="1f3864"/>
-                <w:sz w:val="22"/>
-                <w:szCs w:val="22"/>
-                <w:u w:val="none"/>
-                <w:shd w:fill="auto" w:val="clear"/>
-                <w:vertAlign w:val="baseline"/>
-              </w:rPr>
-            </w:pPr>
-            <w:r>
-              <w:rPr>
-                <w:b w:val="1"/>
-                <w:bCs w:val="1"/>
-                <w:i w:val="0"/>
-                <w:iCs w:val="0"/>
-                <w:smallCaps w:val="0"/>
-                <w:strike w:val="0"/>
-                <w:color w:val="1f3864"/>
-                <w:sz w:val="22"/>
-                <w:szCs w:val="22"/>
+                <w:b w:val="1"/>
+                <w:bCs w:val="1"/>
+                <w:i w:val="0"/>
+                <w:iCs w:val="0"/>
+                <w:smallCaps w:val="0"/>
+                <w:strike w:val="0"/>
+                <w:color w:val="1f3864"/>
+                <w:u w:val="none"/>
+                <w:shd w:fill="auto" w:val="clear"/>
+                <w:vertAlign w:val="baseline"/>
+              </w:rPr>
+            </w:pPr>
+            <w:r>
+              <w:rPr>
+                <w:b w:val="1"/>
+                <w:bCs w:val="1"/>
+                <w:i w:val="0"/>
+                <w:iCs w:val="0"/>
+                <w:smallCaps w:val="0"/>
+                <w:strike w:val="0"/>
+                <w:color w:val="1f3864"/>
                 <w:u w:val="none"/>
                 <w:shd w:fill="auto" w:val="clear"/>
                 <w:vertAlign w:val="baseline"/>
@@ -1851,11 +1766,6 @@
               </w:rPr>
               <w:t xml:space="preserve">Entonces:</w:t>
             </w:r>
-            <w:r>
-              <w:rPr>
-                <w:rtl w:val="0"/>
-              </w:rPr>
-            </w:r>
           </w:p>
         </w:tc>
         <w:tc>
@@ -1879,16 +1789,11 @@
               <w:ind w:left="0" w:right="0" w:firstLine="0"/>
               <w:jc w:val="left"/>
               <w:rPr>
-                <w:rFonts w:ascii="Calibri" w:cs="Calibri" w:eastAsia="Calibri" w:hAnsi="Calibri"/>
-                <w:b w:val="0"/>
-                <w:bCs w:val="0"/>
                 <w:i w:val="0"/>
                 <w:iCs w:val="0"/>
                 <w:smallCaps w:val="0"/>
                 <w:strike w:val="0"/>
                 <w:color w:val="000000"/>
-                <w:sz w:val="22"/>
-                <w:szCs w:val="22"/>
                 <w:u w:val="none"/>
                 <w:shd w:fill="auto" w:val="clear"/>
                 <w:vertAlign w:val="baseline"/>
@@ -1935,32 +1840,27 @@
               <w:ind w:left="0" w:right="0" w:firstLine="0"/>
               <w:jc w:val="center"/>
               <w:rPr>
-                <w:rFonts w:ascii="Calibri" w:cs="Calibri" w:eastAsia="Calibri" w:hAnsi="Calibri"/>
-                <w:b w:val="1"/>
-                <w:bCs w:val="1"/>
-                <w:i w:val="0"/>
-                <w:iCs w:val="0"/>
-                <w:smallCaps w:val="0"/>
-                <w:strike w:val="0"/>
-                <w:color w:val="1f3864"/>
-                <w:sz w:val="22"/>
-                <w:szCs w:val="22"/>
-                <w:u w:val="none"/>
-                <w:shd w:fill="auto" w:val="clear"/>
-                <w:vertAlign w:val="baseline"/>
-              </w:rPr>
-            </w:pPr>
-            <w:r>
-              <w:rPr>
-                <w:b w:val="1"/>
-                <w:bCs w:val="1"/>
-                <w:i w:val="0"/>
-                <w:iCs w:val="0"/>
-                <w:smallCaps w:val="0"/>
-                <w:strike w:val="0"/>
-                <w:color w:val="1f3864"/>
-                <w:sz w:val="22"/>
-                <w:szCs w:val="22"/>
+                <w:b w:val="1"/>
+                <w:bCs w:val="1"/>
+                <w:i w:val="0"/>
+                <w:iCs w:val="0"/>
+                <w:smallCaps w:val="0"/>
+                <w:strike w:val="0"/>
+                <w:color w:val="1f3864"/>
+                <w:u w:val="none"/>
+                <w:shd w:fill="auto" w:val="clear"/>
+                <w:vertAlign w:val="baseline"/>
+              </w:rPr>
+            </w:pPr>
+            <w:r>
+              <w:rPr>
+                <w:b w:val="1"/>
+                <w:bCs w:val="1"/>
+                <w:i w:val="0"/>
+                <w:iCs w:val="0"/>
+                <w:smallCaps w:val="0"/>
+                <w:strike w:val="0"/>
+                <w:color w:val="1f3864"/>
                 <w:u w:val="none"/>
                 <w:shd w:fill="auto" w:val="clear"/>
                 <w:vertAlign w:val="baseline"/>
@@ -1968,11 +1868,6 @@
               </w:rPr>
               <w:t xml:space="preserve">Condición 02</w:t>
             </w:r>
-            <w:r>
-              <w:rPr>
-                <w:rtl w:val="0"/>
-              </w:rPr>
-            </w:r>
           </w:p>
           <w:p>
             <w:pPr>
@@ -1984,16 +1879,13 @@
               <w:ind w:left="0" w:right="0" w:firstLine="0"/>
               <w:jc w:val="center"/>
               <w:rPr>
-                <w:rFonts w:ascii="Calibri" w:cs="Calibri" w:eastAsia="Calibri" w:hAnsi="Calibri"/>
-                <w:b w:val="1"/>
-                <w:bCs w:val="1"/>
-                <w:i w:val="0"/>
-                <w:iCs w:val="0"/>
-                <w:smallCaps w:val="0"/>
-                <w:strike w:val="0"/>
-                <w:color w:val="1f3864"/>
-                <w:sz w:val="22"/>
-                <w:szCs w:val="22"/>
+                <w:b w:val="1"/>
+                <w:bCs w:val="1"/>
+                <w:i w:val="0"/>
+                <w:iCs w:val="0"/>
+                <w:smallCaps w:val="0"/>
+                <w:strike w:val="0"/>
+                <w:color w:val="1f3864"/>
                 <w:u w:val="none"/>
                 <w:shd w:fill="auto" w:val="clear"/>
                 <w:vertAlign w:val="baseline"/>
@@ -2027,32 +1919,27 @@
               <w:ind w:left="0" w:right="0" w:firstLine="0"/>
               <w:jc w:val="left"/>
               <w:rPr>
-                <w:rFonts w:ascii="Calibri" w:cs="Calibri" w:eastAsia="Calibri" w:hAnsi="Calibri"/>
-                <w:b w:val="1"/>
-                <w:bCs w:val="1"/>
-                <w:i w:val="0"/>
-                <w:iCs w:val="0"/>
-                <w:smallCaps w:val="0"/>
-                <w:strike w:val="0"/>
-                <w:color w:val="1f3864"/>
-                <w:sz w:val="22"/>
-                <w:szCs w:val="22"/>
-                <w:u w:val="none"/>
-                <w:shd w:fill="auto" w:val="clear"/>
-                <w:vertAlign w:val="baseline"/>
-              </w:rPr>
-            </w:pPr>
-            <w:r>
-              <w:rPr>
-                <w:b w:val="1"/>
-                <w:bCs w:val="1"/>
-                <w:i w:val="0"/>
-                <w:iCs w:val="0"/>
-                <w:smallCaps w:val="0"/>
-                <w:strike w:val="0"/>
-                <w:color w:val="1f3864"/>
-                <w:sz w:val="22"/>
-                <w:szCs w:val="22"/>
+                <w:b w:val="1"/>
+                <w:bCs w:val="1"/>
+                <w:i w:val="0"/>
+                <w:iCs w:val="0"/>
+                <w:smallCaps w:val="0"/>
+                <w:strike w:val="0"/>
+                <w:color w:val="1f3864"/>
+                <w:u w:val="none"/>
+                <w:shd w:fill="auto" w:val="clear"/>
+                <w:vertAlign w:val="baseline"/>
+              </w:rPr>
+            </w:pPr>
+            <w:r>
+              <w:rPr>
+                <w:b w:val="1"/>
+                <w:bCs w:val="1"/>
+                <w:i w:val="0"/>
+                <w:iCs w:val="0"/>
+                <w:smallCaps w:val="0"/>
+                <w:strike w:val="0"/>
+                <w:color w:val="1f3864"/>
                 <w:u w:val="none"/>
                 <w:shd w:fill="auto" w:val="clear"/>
                 <w:vertAlign w:val="baseline"/>
@@ -2060,11 +1947,6 @@
               </w:rPr>
               <w:t xml:space="preserve">Dado:</w:t>
             </w:r>
-            <w:r>
-              <w:rPr>
-                <w:rtl w:val="0"/>
-              </w:rPr>
-            </w:r>
           </w:p>
         </w:tc>
         <w:tc>
@@ -2093,8 +1975,6 @@
                 <w:smallCaps w:val="0"/>
                 <w:strike w:val="0"/>
                 <w:color w:val="000000"/>
-                <w:sz w:val="22"/>
-                <w:szCs w:val="22"/>
                 <w:u w:val="none"/>
                 <w:shd w:fill="auto" w:val="clear"/>
                 <w:vertAlign w:val="baseline"/>
@@ -2154,8 +2034,6 @@
                 <w:smallCaps w:val="0"/>
                 <w:strike w:val="0"/>
                 <w:color w:val="000000"/>
-                <w:sz w:val="22"/>
-                <w:szCs w:val="22"/>
                 <w:u w:val="none"/>
                 <w:shd w:fill="auto" w:val="clear"/>
                 <w:vertAlign w:val="baseline"/>
@@ -2189,32 +2067,27 @@
               <w:ind w:left="0" w:right="0" w:firstLine="0"/>
               <w:jc w:val="left"/>
               <w:rPr>
-                <w:rFonts w:ascii="Calibri" w:cs="Calibri" w:eastAsia="Calibri" w:hAnsi="Calibri"/>
-                <w:b w:val="1"/>
-                <w:bCs w:val="1"/>
-                <w:i w:val="0"/>
-                <w:iCs w:val="0"/>
-                <w:smallCaps w:val="0"/>
-                <w:strike w:val="0"/>
-                <w:color w:val="1f3864"/>
-                <w:sz w:val="22"/>
-                <w:szCs w:val="22"/>
-                <w:u w:val="none"/>
-                <w:shd w:fill="auto" w:val="clear"/>
-                <w:vertAlign w:val="baseline"/>
-              </w:rPr>
-            </w:pPr>
-            <w:r>
-              <w:rPr>
-                <w:b w:val="1"/>
-                <w:bCs w:val="1"/>
-                <w:i w:val="0"/>
-                <w:iCs w:val="0"/>
-                <w:smallCaps w:val="0"/>
-                <w:strike w:val="0"/>
-                <w:color w:val="1f3864"/>
-                <w:sz w:val="22"/>
-                <w:szCs w:val="22"/>
+                <w:b w:val="1"/>
+                <w:bCs w:val="1"/>
+                <w:i w:val="0"/>
+                <w:iCs w:val="0"/>
+                <w:smallCaps w:val="0"/>
+                <w:strike w:val="0"/>
+                <w:color w:val="1f3864"/>
+                <w:u w:val="none"/>
+                <w:shd w:fill="auto" w:val="clear"/>
+                <w:vertAlign w:val="baseline"/>
+              </w:rPr>
+            </w:pPr>
+            <w:r>
+              <w:rPr>
+                <w:b w:val="1"/>
+                <w:bCs w:val="1"/>
+                <w:i w:val="0"/>
+                <w:iCs w:val="0"/>
+                <w:smallCaps w:val="0"/>
+                <w:strike w:val="0"/>
+                <w:color w:val="1f3864"/>
                 <w:u w:val="none"/>
                 <w:shd w:fill="auto" w:val="clear"/>
                 <w:vertAlign w:val="baseline"/>
@@ -2222,11 +2095,6 @@
               </w:rPr>
               <w:t xml:space="preserve">Cuando:</w:t>
             </w:r>
-            <w:r>
-              <w:rPr>
-                <w:rtl w:val="0"/>
-              </w:rPr>
-            </w:r>
           </w:p>
         </w:tc>
         <w:tc>
@@ -2255,8 +2123,6 @@
                 <w:smallCaps w:val="0"/>
                 <w:strike w:val="0"/>
                 <w:color w:val="000000"/>
-                <w:sz w:val="22"/>
-                <w:szCs w:val="22"/>
                 <w:u w:val="none"/>
                 <w:shd w:fill="auto" w:val="clear"/>
                 <w:vertAlign w:val="baseline"/>
@@ -2317,8 +2183,6 @@
                 <w:smallCaps w:val="0"/>
                 <w:strike w:val="0"/>
                 <w:color w:val="000000"/>
-                <w:sz w:val="22"/>
-                <w:szCs w:val="22"/>
                 <w:u w:val="none"/>
                 <w:shd w:fill="auto" w:val="clear"/>
                 <w:vertAlign w:val="baseline"/>
@@ -2352,32 +2216,27 @@
               <w:ind w:left="0" w:right="0" w:firstLine="0"/>
               <w:jc w:val="left"/>
               <w:rPr>
-                <w:rFonts w:ascii="Calibri" w:cs="Calibri" w:eastAsia="Calibri" w:hAnsi="Calibri"/>
-                <w:b w:val="1"/>
-                <w:bCs w:val="1"/>
-                <w:i w:val="0"/>
-                <w:iCs w:val="0"/>
-                <w:smallCaps w:val="0"/>
-                <w:strike w:val="0"/>
-                <w:color w:val="1f3864"/>
-                <w:sz w:val="22"/>
-                <w:szCs w:val="22"/>
-                <w:u w:val="none"/>
-                <w:shd w:fill="auto" w:val="clear"/>
-                <w:vertAlign w:val="baseline"/>
-              </w:rPr>
-            </w:pPr>
-            <w:r>
-              <w:rPr>
-                <w:b w:val="1"/>
-                <w:bCs w:val="1"/>
-                <w:i w:val="0"/>
-                <w:iCs w:val="0"/>
-                <w:smallCaps w:val="0"/>
-                <w:strike w:val="0"/>
-                <w:color w:val="1f3864"/>
-                <w:sz w:val="22"/>
-                <w:szCs w:val="22"/>
+                <w:b w:val="1"/>
+                <w:bCs w:val="1"/>
+                <w:i w:val="0"/>
+                <w:iCs w:val="0"/>
+                <w:smallCaps w:val="0"/>
+                <w:strike w:val="0"/>
+                <w:color w:val="1f3864"/>
+                <w:u w:val="none"/>
+                <w:shd w:fill="auto" w:val="clear"/>
+                <w:vertAlign w:val="baseline"/>
+              </w:rPr>
+            </w:pPr>
+            <w:r>
+              <w:rPr>
+                <w:b w:val="1"/>
+                <w:bCs w:val="1"/>
+                <w:i w:val="0"/>
+                <w:iCs w:val="0"/>
+                <w:smallCaps w:val="0"/>
+                <w:strike w:val="0"/>
+                <w:color w:val="1f3864"/>
                 <w:u w:val="none"/>
                 <w:shd w:fill="auto" w:val="clear"/>
                 <w:vertAlign w:val="baseline"/>
@@ -2385,11 +2244,6 @@
               </w:rPr>
               <w:t xml:space="preserve">Entonces:</w:t>
             </w:r>
-            <w:r>
-              <w:rPr>
-                <w:rtl w:val="0"/>
-              </w:rPr>
-            </w:r>
           </w:p>
         </w:tc>
         <w:tc>
@@ -2418,8 +2272,6 @@
                 <w:smallCaps w:val="0"/>
                 <w:strike w:val="0"/>
                 <w:color w:val="000000"/>
-                <w:sz w:val="22"/>
-                <w:szCs w:val="22"/>
                 <w:u w:val="none"/>
                 <w:shd w:fill="auto" w:val="clear"/>
                 <w:vertAlign w:val="baseline"/>
@@ -2466,32 +2318,27 @@
               <w:ind w:left="0" w:right="0" w:firstLine="0"/>
               <w:jc w:val="center"/>
               <w:rPr>
-                <w:rFonts w:ascii="Calibri" w:cs="Calibri" w:eastAsia="Calibri" w:hAnsi="Calibri"/>
-                <w:b w:val="1"/>
-                <w:bCs w:val="1"/>
-                <w:i w:val="0"/>
-                <w:iCs w:val="0"/>
-                <w:smallCaps w:val="0"/>
-                <w:strike w:val="0"/>
-                <w:color w:val="1f3864"/>
-                <w:sz w:val="22"/>
-                <w:szCs w:val="22"/>
-                <w:u w:val="none"/>
-                <w:shd w:fill="auto" w:val="clear"/>
-                <w:vertAlign w:val="baseline"/>
-              </w:rPr>
-            </w:pPr>
-            <w:r>
-              <w:rPr>
-                <w:b w:val="1"/>
-                <w:bCs w:val="1"/>
-                <w:i w:val="0"/>
-                <w:iCs w:val="0"/>
-                <w:smallCaps w:val="0"/>
-                <w:strike w:val="0"/>
-                <w:color w:val="1f3864"/>
-                <w:sz w:val="22"/>
-                <w:szCs w:val="22"/>
+                <w:b w:val="1"/>
+                <w:bCs w:val="1"/>
+                <w:i w:val="0"/>
+                <w:iCs w:val="0"/>
+                <w:smallCaps w:val="0"/>
+                <w:strike w:val="0"/>
+                <w:color w:val="1f3864"/>
+                <w:u w:val="none"/>
+                <w:shd w:fill="auto" w:val="clear"/>
+                <w:vertAlign w:val="baseline"/>
+              </w:rPr>
+            </w:pPr>
+            <w:r>
+              <w:rPr>
+                <w:b w:val="1"/>
+                <w:bCs w:val="1"/>
+                <w:i w:val="0"/>
+                <w:iCs w:val="0"/>
+                <w:smallCaps w:val="0"/>
+                <w:strike w:val="0"/>
+                <w:color w:val="1f3864"/>
                 <w:u w:val="none"/>
                 <w:shd w:fill="auto" w:val="clear"/>
                 <w:vertAlign w:val="baseline"/>
@@ -2499,11 +2346,6 @@
               </w:rPr>
               <w:t xml:space="preserve">Condición 03</w:t>
             </w:r>
-            <w:r>
-              <w:rPr>
-                <w:rtl w:val="0"/>
-              </w:rPr>
-            </w:r>
           </w:p>
           <w:p>
             <w:pPr>
@@ -2515,16 +2357,13 @@
               <w:ind w:left="0" w:right="0" w:firstLine="0"/>
               <w:jc w:val="center"/>
               <w:rPr>
-                <w:rFonts w:ascii="Calibri" w:cs="Calibri" w:eastAsia="Calibri" w:hAnsi="Calibri"/>
-                <w:b w:val="1"/>
-                <w:bCs w:val="1"/>
-                <w:i w:val="0"/>
-                <w:iCs w:val="0"/>
-                <w:smallCaps w:val="0"/>
-                <w:strike w:val="0"/>
-                <w:color w:val="1f3864"/>
-                <w:sz w:val="22"/>
-                <w:szCs w:val="22"/>
+                <w:b w:val="1"/>
+                <w:bCs w:val="1"/>
+                <w:i w:val="0"/>
+                <w:iCs w:val="0"/>
+                <w:smallCaps w:val="0"/>
+                <w:strike w:val="0"/>
+                <w:color w:val="1f3864"/>
                 <w:u w:val="none"/>
                 <w:shd w:fill="auto" w:val="clear"/>
                 <w:vertAlign w:val="baseline"/>
@@ -2558,32 +2397,27 @@
               <w:ind w:left="0" w:right="0" w:firstLine="0"/>
               <w:jc w:val="left"/>
               <w:rPr>
-                <w:rFonts w:ascii="Calibri" w:cs="Calibri" w:eastAsia="Calibri" w:hAnsi="Calibri"/>
-                <w:b w:val="1"/>
-                <w:bCs w:val="1"/>
-                <w:i w:val="0"/>
-                <w:iCs w:val="0"/>
-                <w:smallCaps w:val="0"/>
-                <w:strike w:val="0"/>
-                <w:color w:val="1f3864"/>
-                <w:sz w:val="22"/>
-                <w:szCs w:val="22"/>
-                <w:u w:val="none"/>
-                <w:shd w:fill="auto" w:val="clear"/>
-                <w:vertAlign w:val="baseline"/>
-              </w:rPr>
-            </w:pPr>
-            <w:r>
-              <w:rPr>
-                <w:b w:val="1"/>
-                <w:bCs w:val="1"/>
-                <w:i w:val="0"/>
-                <w:iCs w:val="0"/>
-                <w:smallCaps w:val="0"/>
-                <w:strike w:val="0"/>
-                <w:color w:val="1f3864"/>
-                <w:sz w:val="22"/>
-                <w:szCs w:val="22"/>
+                <w:b w:val="1"/>
+                <w:bCs w:val="1"/>
+                <w:i w:val="0"/>
+                <w:iCs w:val="0"/>
+                <w:smallCaps w:val="0"/>
+                <w:strike w:val="0"/>
+                <w:color w:val="1f3864"/>
+                <w:u w:val="none"/>
+                <w:shd w:fill="auto" w:val="clear"/>
+                <w:vertAlign w:val="baseline"/>
+              </w:rPr>
+            </w:pPr>
+            <w:r>
+              <w:rPr>
+                <w:b w:val="1"/>
+                <w:bCs w:val="1"/>
+                <w:i w:val="0"/>
+                <w:iCs w:val="0"/>
+                <w:smallCaps w:val="0"/>
+                <w:strike w:val="0"/>
+                <w:color w:val="1f3864"/>
                 <w:u w:val="none"/>
                 <w:shd w:fill="auto" w:val="clear"/>
                 <w:vertAlign w:val="baseline"/>
@@ -2591,11 +2425,6 @@
               </w:rPr>
               <w:t xml:space="preserve">Dado:</w:t>
             </w:r>
-            <w:r>
-              <w:rPr>
-                <w:rtl w:val="0"/>
-              </w:rPr>
-            </w:r>
           </w:p>
         </w:tc>
         <w:tc>
@@ -2624,8 +2453,6 @@
                 <w:smallCaps w:val="0"/>
                 <w:strike w:val="0"/>
                 <w:color w:val="000000"/>
-                <w:sz w:val="22"/>
-                <w:szCs w:val="22"/>
                 <w:u w:val="none"/>
                 <w:shd w:fill="auto" w:val="clear"/>
                 <w:vertAlign w:val="baseline"/>
@@ -2685,8 +2512,6 @@
                 <w:smallCaps w:val="0"/>
                 <w:strike w:val="0"/>
                 <w:color w:val="000000"/>
-                <w:sz w:val="22"/>
-                <w:szCs w:val="22"/>
                 <w:u w:val="none"/>
                 <w:shd w:fill="auto" w:val="clear"/>
                 <w:vertAlign w:val="baseline"/>
@@ -2720,32 +2545,27 @@
               <w:ind w:left="0" w:right="0" w:firstLine="0"/>
               <w:jc w:val="left"/>
               <w:rPr>
-                <w:rFonts w:ascii="Calibri" w:cs="Calibri" w:eastAsia="Calibri" w:hAnsi="Calibri"/>
-                <w:b w:val="1"/>
-                <w:bCs w:val="1"/>
-                <w:i w:val="0"/>
-                <w:iCs w:val="0"/>
-                <w:smallCaps w:val="0"/>
-                <w:strike w:val="0"/>
-                <w:color w:val="1f3864"/>
-                <w:sz w:val="22"/>
-                <w:szCs w:val="22"/>
-                <w:u w:val="none"/>
-                <w:shd w:fill="auto" w:val="clear"/>
-                <w:vertAlign w:val="baseline"/>
-              </w:rPr>
-            </w:pPr>
-            <w:r>
-              <w:rPr>
-                <w:b w:val="1"/>
-                <w:bCs w:val="1"/>
-                <w:i w:val="0"/>
-                <w:iCs w:val="0"/>
-                <w:smallCaps w:val="0"/>
-                <w:strike w:val="0"/>
-                <w:color w:val="1f3864"/>
-                <w:sz w:val="22"/>
-                <w:szCs w:val="22"/>
+                <w:b w:val="1"/>
+                <w:bCs w:val="1"/>
+                <w:i w:val="0"/>
+                <w:iCs w:val="0"/>
+                <w:smallCaps w:val="0"/>
+                <w:strike w:val="0"/>
+                <w:color w:val="1f3864"/>
+                <w:u w:val="none"/>
+                <w:shd w:fill="auto" w:val="clear"/>
+                <w:vertAlign w:val="baseline"/>
+              </w:rPr>
+            </w:pPr>
+            <w:r>
+              <w:rPr>
+                <w:b w:val="1"/>
+                <w:bCs w:val="1"/>
+                <w:i w:val="0"/>
+                <w:iCs w:val="0"/>
+                <w:smallCaps w:val="0"/>
+                <w:strike w:val="0"/>
+                <w:color w:val="1f3864"/>
                 <w:u w:val="none"/>
                 <w:shd w:fill="auto" w:val="clear"/>
                 <w:vertAlign w:val="baseline"/>
@@ -2753,11 +2573,6 @@
               </w:rPr>
               <w:t xml:space="preserve">Cuando:</w:t>
             </w:r>
-            <w:r>
-              <w:rPr>
-                <w:rtl w:val="0"/>
-              </w:rPr>
-            </w:r>
           </w:p>
         </w:tc>
         <w:tc>
@@ -2786,8 +2601,6 @@
                 <w:smallCaps w:val="0"/>
                 <w:strike w:val="0"/>
                 <w:color w:val="000000"/>
-                <w:sz w:val="22"/>
-                <w:szCs w:val="22"/>
                 <w:u w:val="none"/>
                 <w:shd w:fill="auto" w:val="clear"/>
                 <w:vertAlign w:val="baseline"/>
@@ -2847,8 +2660,6 @@
                 <w:smallCaps w:val="0"/>
                 <w:strike w:val="0"/>
                 <w:color w:val="000000"/>
-                <w:sz w:val="22"/>
-                <w:szCs w:val="22"/>
                 <w:u w:val="none"/>
                 <w:shd w:fill="auto" w:val="clear"/>
                 <w:vertAlign w:val="baseline"/>
@@ -2882,32 +2693,27 @@
               <w:ind w:left="0" w:right="0" w:firstLine="0"/>
               <w:jc w:val="left"/>
               <w:rPr>
-                <w:rFonts w:ascii="Calibri" w:cs="Calibri" w:eastAsia="Calibri" w:hAnsi="Calibri"/>
-                <w:b w:val="1"/>
-                <w:bCs w:val="1"/>
-                <w:i w:val="0"/>
-                <w:iCs w:val="0"/>
-                <w:smallCaps w:val="0"/>
-                <w:strike w:val="0"/>
-                <w:color w:val="1f3864"/>
-                <w:sz w:val="22"/>
-                <w:szCs w:val="22"/>
-                <w:u w:val="none"/>
-                <w:shd w:fill="auto" w:val="clear"/>
-                <w:vertAlign w:val="baseline"/>
-              </w:rPr>
-            </w:pPr>
-            <w:r>
-              <w:rPr>
-                <w:b w:val="1"/>
-                <w:bCs w:val="1"/>
-                <w:i w:val="0"/>
-                <w:iCs w:val="0"/>
-                <w:smallCaps w:val="0"/>
-                <w:strike w:val="0"/>
-                <w:color w:val="1f3864"/>
-                <w:sz w:val="22"/>
-                <w:szCs w:val="22"/>
+                <w:b w:val="1"/>
+                <w:bCs w:val="1"/>
+                <w:i w:val="0"/>
+                <w:iCs w:val="0"/>
+                <w:smallCaps w:val="0"/>
+                <w:strike w:val="0"/>
+                <w:color w:val="1f3864"/>
+                <w:u w:val="none"/>
+                <w:shd w:fill="auto" w:val="clear"/>
+                <w:vertAlign w:val="baseline"/>
+              </w:rPr>
+            </w:pPr>
+            <w:r>
+              <w:rPr>
+                <w:b w:val="1"/>
+                <w:bCs w:val="1"/>
+                <w:i w:val="0"/>
+                <w:iCs w:val="0"/>
+                <w:smallCaps w:val="0"/>
+                <w:strike w:val="0"/>
+                <w:color w:val="1f3864"/>
                 <w:u w:val="none"/>
                 <w:shd w:fill="auto" w:val="clear"/>
                 <w:vertAlign w:val="baseline"/>
@@ -2915,11 +2721,6 @@
               </w:rPr>
               <w:t xml:space="preserve">Entonces:</w:t>
             </w:r>
-            <w:r>
-              <w:rPr>
-                <w:rtl w:val="0"/>
-              </w:rPr>
-            </w:r>
           </w:p>
         </w:tc>
         <w:tc>
@@ -2948,8 +2749,6 @@
                 <w:smallCaps w:val="0"/>
                 <w:strike w:val="0"/>
                 <w:color w:val="000000"/>
-                <w:sz w:val="22"/>
-                <w:szCs w:val="22"/>
                 <w:u w:val="none"/>
                 <w:shd w:fill="auto" w:val="clear"/>
                 <w:vertAlign w:val="baseline"/>
@@ -2976,6 +2775,1611 @@
         </w:trPr>
         <w:tc>
           <w:tcPr>
+            <w:gridSpan w:val="3"/>
+            <w:vMerge w:val="restart"/>
+            <w:tcBorders>
+              <w:top w:color="000000" w:space="0" w:sz="4" w:val="single"/>
+              <w:left w:color="000000" w:space="0" w:sz="4" w:val="single"/>
+              <w:bottom w:color="000000" w:space="0" w:sz="4" w:val="single"/>
+              <w:right w:color="000000" w:space="0" w:sz="4" w:val="single"/>
+            </w:tcBorders>
+            <w:vAlign w:val="center"/>
+          </w:tcPr>
+          <w:p>
+            <w:pPr>
+              <w:jc w:val="center"/>
+              <w:rPr>
+                <w:b w:val="1"/>
+                <w:bCs w:val="1"/>
+                <w:color w:val="1f3864"/>
+              </w:rPr>
+            </w:pPr>
+            <w:r>
+              <w:rPr>
+                <w:b w:val="1"/>
+                <w:bCs w:val="1"/>
+                <w:color w:val="1f3864"/>
+                <w:rtl w:val="0"/>
+              </w:rPr>
+              <w:t xml:space="preserve">Condición 04</w:t>
+            </w:r>
+          </w:p>
+          <w:p>
+            <w:pPr>
+              <w:jc w:val="center"/>
+              <w:rPr>
+                <w:b w:val="1"/>
+                <w:bCs w:val="1"/>
+                <w:color w:val="1f3864"/>
+              </w:rPr>
+            </w:pPr>
+            <w:r>
+              <w:rPr>
+                <w:rtl w:val="0"/>
+              </w:rPr>
+            </w:r>
+          </w:p>
+        </w:tc>
+        <w:tc>
+          <w:tcPr>
+            <w:gridSpan w:val="2"/>
+            <w:tcBorders>
+              <w:top w:color="000000" w:space="0" w:sz="4" w:val="single"/>
+              <w:left w:color="000000" w:space="0" w:sz="4" w:val="single"/>
+              <w:bottom w:color="000000" w:space="0" w:sz="4" w:val="single"/>
+              <w:right w:color="000000" w:space="0" w:sz="4" w:val="single"/>
+            </w:tcBorders>
+            <w:vAlign w:val="center"/>
+          </w:tcPr>
+          <w:p>
+            <w:pPr>
+              <w:rPr>
+                <w:b w:val="1"/>
+                <w:bCs w:val="1"/>
+                <w:color w:val="1f3864"/>
+              </w:rPr>
+            </w:pPr>
+            <w:r>
+              <w:rPr>
+                <w:b w:val="1"/>
+                <w:bCs w:val="1"/>
+                <w:color w:val="1f3864"/>
+                <w:rtl w:val="0"/>
+              </w:rPr>
+              <w:t xml:space="preserve">Dado:</w:t>
+            </w:r>
+          </w:p>
+        </w:tc>
+        <w:tc>
+          <w:tcPr>
+            <w:gridSpan w:val="4"/>
+            <w:tcBorders>
+              <w:top w:color="000000" w:space="0" w:sz="4" w:val="single"/>
+              <w:left w:color="000000" w:space="0" w:sz="4" w:val="single"/>
+              <w:bottom w:color="000000" w:space="0" w:sz="4" w:val="single"/>
+              <w:right w:color="000000" w:space="0" w:sz="4" w:val="single"/>
+            </w:tcBorders>
+            <w:vAlign w:val="center"/>
+          </w:tcPr>
+          <w:p>
+            <w:pPr>
+              <w:spacing w:line="240" w:lineRule="auto"/>
+              <w:rPr/>
+            </w:pPr>
+            <w:r>
+              <w:rPr>
+                <w:rtl w:val="0"/>
+              </w:rPr>
+              <w:t xml:space="preserve">que un servicio interno se encuentra temporalmente fuera de servicio</w:t>
+            </w:r>
+          </w:p>
+        </w:tc>
+      </w:tr>
+      <w:tr>
+        <w:trPr>
+          <w:cantSplit w:val="0"/>
+          <w:tblHeader w:val="0"/>
+        </w:trPr>
+        <w:tc>
+          <w:tcPr>
+            <w:gridSpan w:val="3"/>
+            <w:vMerge w:val="continue"/>
+            <w:tcBorders>
+              <w:top w:color="000000" w:space="0" w:sz="4" w:val="single"/>
+              <w:left w:color="000000" w:space="0" w:sz="4" w:val="single"/>
+              <w:bottom w:color="000000" w:space="0" w:sz="4" w:val="single"/>
+              <w:right w:color="000000" w:space="0" w:sz="4" w:val="single"/>
+            </w:tcBorders>
+            <w:vAlign w:val="center"/>
+          </w:tcPr>
+          <w:p>
+            <w:pPr>
+              <w:keepNext w:val="0"/>
+              <w:keepLines w:val="0"/>
+              <w:pageBreakBefore w:val="0"/>
+              <w:widowControl w:val="0"/>
+              <w:pBdr>
+                <w:top w:space="0" w:sz="0" w:val="nil"/>
+                <w:left w:space="0" w:sz="0" w:val="nil"/>
+                <w:bottom w:space="0" w:sz="0" w:val="nil"/>
+                <w:right w:space="0" w:sz="0" w:val="nil"/>
+                <w:between w:space="0" w:sz="0" w:val="nil"/>
+              </w:pBdr>
+              <w:shd w:fill="auto" w:val="clear"/>
+              <w:spacing w:after="0" w:before="0" w:line="276" w:lineRule="auto"/>
+              <w:ind w:left="0" w:right="0" w:firstLine="0"/>
+              <w:jc w:val="left"/>
+              <w:rPr>
+                <w:i w:val="0"/>
+                <w:iCs w:val="0"/>
+                <w:smallCaps w:val="0"/>
+                <w:strike w:val="0"/>
+                <w:color w:val="000000"/>
+                <w:u w:val="none"/>
+                <w:shd w:fill="auto" w:val="clear"/>
+                <w:vertAlign w:val="baseline"/>
+              </w:rPr>
+            </w:pPr>
+            <w:r>
+              <w:rPr>
+                <w:rtl w:val="0"/>
+              </w:rPr>
+            </w:r>
+          </w:p>
+        </w:tc>
+        <w:tc>
+          <w:tcPr>
+            <w:gridSpan w:val="2"/>
+            <w:tcBorders>
+              <w:top w:color="000000" w:space="0" w:sz="4" w:val="single"/>
+              <w:left w:color="000000" w:space="0" w:sz="4" w:val="single"/>
+              <w:bottom w:color="000000" w:space="0" w:sz="4" w:val="single"/>
+              <w:right w:color="000000" w:space="0" w:sz="4" w:val="single"/>
+            </w:tcBorders>
+            <w:vAlign w:val="center"/>
+          </w:tcPr>
+          <w:p>
+            <w:pPr>
+              <w:rPr>
+                <w:b w:val="1"/>
+                <w:bCs w:val="1"/>
+                <w:color w:val="1f3864"/>
+              </w:rPr>
+            </w:pPr>
+            <w:r>
+              <w:rPr>
+                <w:b w:val="1"/>
+                <w:bCs w:val="1"/>
+                <w:color w:val="1f3864"/>
+                <w:rtl w:val="0"/>
+              </w:rPr>
+              <w:t xml:space="preserve">Cuando:</w:t>
+            </w:r>
+          </w:p>
+        </w:tc>
+        <w:tc>
+          <w:tcPr>
+            <w:gridSpan w:val="4"/>
+            <w:tcBorders>
+              <w:top w:color="000000" w:space="0" w:sz="4" w:val="single"/>
+              <w:left w:color="000000" w:space="0" w:sz="4" w:val="single"/>
+              <w:bottom w:color="000000" w:space="0" w:sz="4" w:val="single"/>
+              <w:right w:color="000000" w:space="0" w:sz="4" w:val="single"/>
+            </w:tcBorders>
+            <w:vAlign w:val="center"/>
+          </w:tcPr>
+          <w:p>
+            <w:pPr>
+              <w:spacing w:line="240" w:lineRule="auto"/>
+              <w:rPr/>
+            </w:pPr>
+            <w:r>
+              <w:rPr>
+                <w:rtl w:val="0"/>
+              </w:rPr>
+              <w:t xml:space="preserve">el trabajador intenta acceder</w:t>
+            </w:r>
+          </w:p>
+        </w:tc>
+      </w:tr>
+      <w:tr>
+        <w:trPr>
+          <w:cantSplit w:val="0"/>
+          <w:tblHeader w:val="0"/>
+        </w:trPr>
+        <w:tc>
+          <w:tcPr>
+            <w:gridSpan w:val="3"/>
+            <w:vMerge w:val="continue"/>
+            <w:tcBorders>
+              <w:top w:color="000000" w:space="0" w:sz="4" w:val="single"/>
+              <w:left w:color="000000" w:space="0" w:sz="4" w:val="single"/>
+              <w:bottom w:color="000000" w:space="0" w:sz="4" w:val="single"/>
+              <w:right w:color="000000" w:space="0" w:sz="4" w:val="single"/>
+            </w:tcBorders>
+            <w:vAlign w:val="center"/>
+          </w:tcPr>
+          <w:p>
+            <w:pPr>
+              <w:keepNext w:val="0"/>
+              <w:keepLines w:val="0"/>
+              <w:pageBreakBefore w:val="0"/>
+              <w:widowControl w:val="0"/>
+              <w:pBdr>
+                <w:top w:space="0" w:sz="0" w:val="nil"/>
+                <w:left w:space="0" w:sz="0" w:val="nil"/>
+                <w:bottom w:space="0" w:sz="0" w:val="nil"/>
+                <w:right w:space="0" w:sz="0" w:val="nil"/>
+                <w:between w:space="0" w:sz="0" w:val="nil"/>
+              </w:pBdr>
+              <w:shd w:fill="auto" w:val="clear"/>
+              <w:spacing w:after="0" w:before="0" w:line="276" w:lineRule="auto"/>
+              <w:ind w:left="0" w:right="0" w:firstLine="0"/>
+              <w:jc w:val="left"/>
+              <w:rPr>
+                <w:i w:val="0"/>
+                <w:iCs w:val="0"/>
+                <w:smallCaps w:val="0"/>
+                <w:strike w:val="0"/>
+                <w:color w:val="000000"/>
+                <w:u w:val="none"/>
+                <w:shd w:fill="auto" w:val="clear"/>
+                <w:vertAlign w:val="baseline"/>
+              </w:rPr>
+            </w:pPr>
+            <w:r>
+              <w:rPr>
+                <w:rtl w:val="0"/>
+              </w:rPr>
+            </w:r>
+          </w:p>
+        </w:tc>
+        <w:tc>
+          <w:tcPr>
+            <w:gridSpan w:val="2"/>
+            <w:tcBorders>
+              <w:top w:color="000000" w:space="0" w:sz="4" w:val="single"/>
+              <w:left w:color="000000" w:space="0" w:sz="4" w:val="single"/>
+              <w:bottom w:color="000000" w:space="0" w:sz="4" w:val="single"/>
+              <w:right w:color="000000" w:space="0" w:sz="4" w:val="single"/>
+            </w:tcBorders>
+            <w:vAlign w:val="center"/>
+          </w:tcPr>
+          <w:p>
+            <w:pPr>
+              <w:rPr>
+                <w:b w:val="1"/>
+                <w:bCs w:val="1"/>
+                <w:color w:val="1f3864"/>
+              </w:rPr>
+            </w:pPr>
+            <w:r>
+              <w:rPr>
+                <w:b w:val="1"/>
+                <w:bCs w:val="1"/>
+                <w:color w:val="1f3864"/>
+                <w:rtl w:val="0"/>
+              </w:rPr>
+              <w:t xml:space="preserve">Entonces:</w:t>
+            </w:r>
+          </w:p>
+        </w:tc>
+        <w:tc>
+          <w:tcPr>
+            <w:gridSpan w:val="4"/>
+            <w:tcBorders>
+              <w:top w:color="000000" w:space="0" w:sz="4" w:val="single"/>
+              <w:left w:color="000000" w:space="0" w:sz="4" w:val="single"/>
+              <w:bottom w:color="000000" w:space="0" w:sz="4" w:val="single"/>
+              <w:right w:color="000000" w:space="0" w:sz="4" w:val="single"/>
+            </w:tcBorders>
+            <w:vAlign w:val="center"/>
+          </w:tcPr>
+          <w:p>
+            <w:pPr>
+              <w:spacing w:line="240" w:lineRule="auto"/>
+              <w:rPr/>
+            </w:pPr>
+            <w:r>
+              <w:rPr>
+                <w:rtl w:val="0"/>
+              </w:rPr>
+              <w:t xml:space="preserve">el sistema informa que el servicio no se encuentra disponible temporalmente.</w:t>
+            </w:r>
+          </w:p>
+        </w:tc>
+      </w:tr>
+      <w:tr>
+        <w:trPr>
+          <w:cantSplit w:val="0"/>
+          <w:tblHeader w:val="0"/>
+        </w:trPr>
+        <w:tc>
+          <w:tcPr>
+            <w:gridSpan w:val="3"/>
+            <w:vMerge w:val="restart"/>
+            <w:tcBorders>
+              <w:top w:color="000000" w:space="0" w:sz="4" w:val="single"/>
+              <w:left w:color="000000" w:space="0" w:sz="4" w:val="single"/>
+              <w:bottom w:color="000000" w:space="0" w:sz="4" w:val="single"/>
+              <w:right w:color="000000" w:space="0" w:sz="4" w:val="single"/>
+            </w:tcBorders>
+            <w:vAlign w:val="center"/>
+          </w:tcPr>
+          <w:p>
+            <w:pPr>
+              <w:jc w:val="center"/>
+              <w:rPr>
+                <w:b w:val="1"/>
+                <w:bCs w:val="1"/>
+                <w:color w:val="1f3864"/>
+              </w:rPr>
+            </w:pPr>
+            <w:r>
+              <w:rPr>
+                <w:b w:val="1"/>
+                <w:bCs w:val="1"/>
+                <w:color w:val="1f3864"/>
+                <w:rtl w:val="0"/>
+              </w:rPr>
+              <w:t xml:space="preserve">Condición 05</w:t>
+            </w:r>
+          </w:p>
+          <w:p>
+            <w:pPr>
+              <w:jc w:val="center"/>
+              <w:rPr>
+                <w:b w:val="1"/>
+                <w:bCs w:val="1"/>
+                <w:color w:val="1f3864"/>
+              </w:rPr>
+            </w:pPr>
+            <w:r>
+              <w:rPr>
+                <w:rtl w:val="0"/>
+              </w:rPr>
+            </w:r>
+          </w:p>
+        </w:tc>
+        <w:tc>
+          <w:tcPr>
+            <w:gridSpan w:val="2"/>
+            <w:tcBorders>
+              <w:top w:color="000000" w:space="0" w:sz="4" w:val="single"/>
+              <w:left w:color="000000" w:space="0" w:sz="4" w:val="single"/>
+              <w:bottom w:color="000000" w:space="0" w:sz="4" w:val="single"/>
+              <w:right w:color="000000" w:space="0" w:sz="4" w:val="single"/>
+            </w:tcBorders>
+            <w:vAlign w:val="center"/>
+          </w:tcPr>
+          <w:p>
+            <w:pPr>
+              <w:rPr>
+                <w:b w:val="1"/>
+                <w:bCs w:val="1"/>
+                <w:color w:val="1f3864"/>
+              </w:rPr>
+            </w:pPr>
+            <w:r>
+              <w:rPr>
+                <w:b w:val="1"/>
+                <w:bCs w:val="1"/>
+                <w:color w:val="1f3864"/>
+                <w:rtl w:val="0"/>
+              </w:rPr>
+              <w:t xml:space="preserve">Dado:</w:t>
+            </w:r>
+          </w:p>
+        </w:tc>
+        <w:tc>
+          <w:tcPr>
+            <w:gridSpan w:val="4"/>
+            <w:tcBorders>
+              <w:top w:color="000000" w:space="0" w:sz="4" w:val="single"/>
+              <w:left w:color="000000" w:space="0" w:sz="4" w:val="single"/>
+              <w:bottom w:color="000000" w:space="0" w:sz="4" w:val="single"/>
+              <w:right w:color="000000" w:space="0" w:sz="4" w:val="single"/>
+            </w:tcBorders>
+            <w:vAlign w:val="center"/>
+          </w:tcPr>
+          <w:p>
+            <w:pPr>
+              <w:spacing w:line="240" w:lineRule="auto"/>
+              <w:rPr/>
+            </w:pPr>
+            <w:r>
+              <w:rPr>
+                <w:rtl w:val="0"/>
+              </w:rPr>
+              <w:t xml:space="preserve">que el trabajador no posee permisos para un servicio.</w:t>
+            </w:r>
+          </w:p>
+        </w:tc>
+      </w:tr>
+      <w:tr>
+        <w:trPr>
+          <w:cantSplit w:val="0"/>
+          <w:tblHeader w:val="0"/>
+        </w:trPr>
+        <w:tc>
+          <w:tcPr>
+            <w:gridSpan w:val="3"/>
+            <w:vMerge w:val="continue"/>
+            <w:tcBorders>
+              <w:top w:color="000000" w:space="0" w:sz="4" w:val="single"/>
+              <w:left w:color="000000" w:space="0" w:sz="4" w:val="single"/>
+              <w:bottom w:color="000000" w:space="0" w:sz="4" w:val="single"/>
+              <w:right w:color="000000" w:space="0" w:sz="4" w:val="single"/>
+            </w:tcBorders>
+            <w:vAlign w:val="center"/>
+          </w:tcPr>
+          <w:p>
+            <w:pPr>
+              <w:keepNext w:val="0"/>
+              <w:keepLines w:val="0"/>
+              <w:pageBreakBefore w:val="0"/>
+              <w:widowControl w:val="0"/>
+              <w:pBdr>
+                <w:top w:space="0" w:sz="0" w:val="nil"/>
+                <w:left w:space="0" w:sz="0" w:val="nil"/>
+                <w:bottom w:space="0" w:sz="0" w:val="nil"/>
+                <w:right w:space="0" w:sz="0" w:val="nil"/>
+                <w:between w:space="0" w:sz="0" w:val="nil"/>
+              </w:pBdr>
+              <w:shd w:fill="auto" w:val="clear"/>
+              <w:spacing w:after="0" w:before="0" w:line="276" w:lineRule="auto"/>
+              <w:ind w:left="0" w:right="0" w:firstLine="0"/>
+              <w:jc w:val="left"/>
+              <w:rPr>
+                <w:i w:val="0"/>
+                <w:iCs w:val="0"/>
+                <w:smallCaps w:val="0"/>
+                <w:strike w:val="0"/>
+                <w:color w:val="000000"/>
+                <w:u w:val="none"/>
+                <w:shd w:fill="auto" w:val="clear"/>
+                <w:vertAlign w:val="baseline"/>
+              </w:rPr>
+            </w:pPr>
+            <w:r>
+              <w:rPr>
+                <w:rtl w:val="0"/>
+              </w:rPr>
+            </w:r>
+          </w:p>
+        </w:tc>
+        <w:tc>
+          <w:tcPr>
+            <w:gridSpan w:val="2"/>
+            <w:tcBorders>
+              <w:top w:color="000000" w:space="0" w:sz="4" w:val="single"/>
+              <w:left w:color="000000" w:space="0" w:sz="4" w:val="single"/>
+              <w:bottom w:color="000000" w:space="0" w:sz="4" w:val="single"/>
+              <w:right w:color="000000" w:space="0" w:sz="4" w:val="single"/>
+            </w:tcBorders>
+            <w:vAlign w:val="center"/>
+          </w:tcPr>
+          <w:p>
+            <w:pPr>
+              <w:rPr>
+                <w:b w:val="1"/>
+                <w:bCs w:val="1"/>
+                <w:color w:val="1f3864"/>
+              </w:rPr>
+            </w:pPr>
+            <w:r>
+              <w:rPr>
+                <w:b w:val="1"/>
+                <w:bCs w:val="1"/>
+                <w:color w:val="1f3864"/>
+                <w:rtl w:val="0"/>
+              </w:rPr>
+              <w:t xml:space="preserve">Cuando:</w:t>
+            </w:r>
+          </w:p>
+        </w:tc>
+        <w:tc>
+          <w:tcPr>
+            <w:gridSpan w:val="4"/>
+            <w:tcBorders>
+              <w:top w:color="000000" w:space="0" w:sz="4" w:val="single"/>
+              <w:left w:color="000000" w:space="0" w:sz="4" w:val="single"/>
+              <w:bottom w:color="000000" w:space="0" w:sz="4" w:val="single"/>
+              <w:right w:color="000000" w:space="0" w:sz="4" w:val="single"/>
+            </w:tcBorders>
+            <w:vAlign w:val="center"/>
+          </w:tcPr>
+          <w:p>
+            <w:pPr>
+              <w:spacing w:line="240" w:lineRule="auto"/>
+              <w:rPr/>
+            </w:pPr>
+            <w:r>
+              <w:rPr>
+                <w:rtl w:val="0"/>
+              </w:rPr>
+              <w:t xml:space="preserve">intenta acceder</w:t>
+            </w:r>
+          </w:p>
+        </w:tc>
+      </w:tr>
+      <w:tr>
+        <w:trPr>
+          <w:cantSplit w:val="0"/>
+          <w:tblHeader w:val="0"/>
+        </w:trPr>
+        <w:tc>
+          <w:tcPr>
+            <w:gridSpan w:val="3"/>
+            <w:vMerge w:val="continue"/>
+            <w:tcBorders>
+              <w:top w:color="000000" w:space="0" w:sz="4" w:val="single"/>
+              <w:left w:color="000000" w:space="0" w:sz="4" w:val="single"/>
+              <w:bottom w:color="000000" w:space="0" w:sz="4" w:val="single"/>
+              <w:right w:color="000000" w:space="0" w:sz="4" w:val="single"/>
+            </w:tcBorders>
+            <w:vAlign w:val="center"/>
+          </w:tcPr>
+          <w:p>
+            <w:pPr>
+              <w:keepNext w:val="0"/>
+              <w:keepLines w:val="0"/>
+              <w:pageBreakBefore w:val="0"/>
+              <w:widowControl w:val="0"/>
+              <w:pBdr>
+                <w:top w:space="0" w:sz="0" w:val="nil"/>
+                <w:left w:space="0" w:sz="0" w:val="nil"/>
+                <w:bottom w:space="0" w:sz="0" w:val="nil"/>
+                <w:right w:space="0" w:sz="0" w:val="nil"/>
+                <w:between w:space="0" w:sz="0" w:val="nil"/>
+              </w:pBdr>
+              <w:shd w:fill="auto" w:val="clear"/>
+              <w:spacing w:after="0" w:before="0" w:line="276" w:lineRule="auto"/>
+              <w:ind w:left="0" w:right="0" w:firstLine="0"/>
+              <w:jc w:val="left"/>
+              <w:rPr>
+                <w:i w:val="0"/>
+                <w:iCs w:val="0"/>
+                <w:smallCaps w:val="0"/>
+                <w:strike w:val="0"/>
+                <w:color w:val="000000"/>
+                <w:u w:val="none"/>
+                <w:shd w:fill="auto" w:val="clear"/>
+                <w:vertAlign w:val="baseline"/>
+              </w:rPr>
+            </w:pPr>
+            <w:r>
+              <w:rPr>
+                <w:rtl w:val="0"/>
+              </w:rPr>
+            </w:r>
+          </w:p>
+        </w:tc>
+        <w:tc>
+          <w:tcPr>
+            <w:gridSpan w:val="2"/>
+            <w:tcBorders>
+              <w:top w:color="000000" w:space="0" w:sz="4" w:val="single"/>
+              <w:left w:color="000000" w:space="0" w:sz="4" w:val="single"/>
+              <w:bottom w:color="000000" w:space="0" w:sz="4" w:val="single"/>
+              <w:right w:color="000000" w:space="0" w:sz="4" w:val="single"/>
+            </w:tcBorders>
+            <w:vAlign w:val="center"/>
+          </w:tcPr>
+          <w:p>
+            <w:pPr>
+              <w:rPr>
+                <w:b w:val="1"/>
+                <w:bCs w:val="1"/>
+                <w:color w:val="1f3864"/>
+              </w:rPr>
+            </w:pPr>
+            <w:r>
+              <w:rPr>
+                <w:b w:val="1"/>
+                <w:bCs w:val="1"/>
+                <w:color w:val="1f3864"/>
+                <w:rtl w:val="0"/>
+              </w:rPr>
+              <w:t xml:space="preserve">Entonces:</w:t>
+            </w:r>
+          </w:p>
+        </w:tc>
+        <w:tc>
+          <w:tcPr>
+            <w:gridSpan w:val="4"/>
+            <w:tcBorders>
+              <w:top w:color="000000" w:space="0" w:sz="4" w:val="single"/>
+              <w:left w:color="000000" w:space="0" w:sz="4" w:val="single"/>
+              <w:bottom w:color="000000" w:space="0" w:sz="4" w:val="single"/>
+              <w:right w:color="000000" w:space="0" w:sz="4" w:val="single"/>
+            </w:tcBorders>
+            <w:vAlign w:val="center"/>
+          </w:tcPr>
+          <w:p>
+            <w:pPr>
+              <w:spacing w:line="240" w:lineRule="auto"/>
+              <w:rPr/>
+            </w:pPr>
+            <w:r>
+              <w:rPr>
+                <w:rtl w:val="0"/>
+              </w:rPr>
+              <w:t xml:space="preserve">el sistema informa que no posee autorización para utilizar dicho servicio</w:t>
+            </w:r>
+          </w:p>
+        </w:tc>
+      </w:tr>
+      <w:tr>
+        <w:trPr>
+          <w:cantSplit w:val="0"/>
+          <w:tblHeader w:val="0"/>
+        </w:trPr>
+        <w:tc>
+          <w:tcPr>
+            <w:gridSpan w:val="3"/>
+            <w:vMerge w:val="restart"/>
+            <w:tcBorders>
+              <w:top w:color="000000" w:space="0" w:sz="4" w:val="single"/>
+              <w:left w:color="000000" w:space="0" w:sz="4" w:val="single"/>
+              <w:bottom w:color="000000" w:space="0" w:sz="4" w:val="single"/>
+              <w:right w:color="000000" w:space="0" w:sz="4" w:val="single"/>
+            </w:tcBorders>
+            <w:vAlign w:val="center"/>
+          </w:tcPr>
+          <w:p>
+            <w:pPr>
+              <w:jc w:val="center"/>
+              <w:rPr>
+                <w:b w:val="1"/>
+                <w:bCs w:val="1"/>
+                <w:color w:val="1f3864"/>
+              </w:rPr>
+            </w:pPr>
+            <w:r>
+              <w:rPr>
+                <w:b w:val="1"/>
+                <w:bCs w:val="1"/>
+                <w:color w:val="1f3864"/>
+                <w:rtl w:val="0"/>
+              </w:rPr>
+              <w:t xml:space="preserve">Condición 06</w:t>
+            </w:r>
+          </w:p>
+          <w:p>
+            <w:pPr>
+              <w:jc w:val="center"/>
+              <w:rPr>
+                <w:b w:val="1"/>
+                <w:bCs w:val="1"/>
+                <w:color w:val="1f3864"/>
+              </w:rPr>
+            </w:pPr>
+            <w:r>
+              <w:rPr>
+                <w:rtl w:val="0"/>
+              </w:rPr>
+            </w:r>
+          </w:p>
+        </w:tc>
+        <w:tc>
+          <w:tcPr>
+            <w:gridSpan w:val="2"/>
+            <w:tcBorders>
+              <w:top w:color="000000" w:space="0" w:sz="4" w:val="single"/>
+              <w:left w:color="000000" w:space="0" w:sz="4" w:val="single"/>
+              <w:bottom w:color="000000" w:space="0" w:sz="4" w:val="single"/>
+              <w:right w:color="000000" w:space="0" w:sz="4" w:val="single"/>
+            </w:tcBorders>
+            <w:vAlign w:val="center"/>
+          </w:tcPr>
+          <w:p>
+            <w:pPr>
+              <w:rPr>
+                <w:b w:val="1"/>
+                <w:bCs w:val="1"/>
+                <w:color w:val="1f3864"/>
+              </w:rPr>
+            </w:pPr>
+            <w:r>
+              <w:rPr>
+                <w:b w:val="1"/>
+                <w:bCs w:val="1"/>
+                <w:color w:val="1f3864"/>
+                <w:rtl w:val="0"/>
+              </w:rPr>
+              <w:t xml:space="preserve">Dado:</w:t>
+            </w:r>
+          </w:p>
+        </w:tc>
+        <w:tc>
+          <w:tcPr>
+            <w:gridSpan w:val="4"/>
+            <w:tcBorders>
+              <w:top w:color="000000" w:space="0" w:sz="4" w:val="single"/>
+              <w:left w:color="000000" w:space="0" w:sz="4" w:val="single"/>
+              <w:bottom w:color="000000" w:space="0" w:sz="4" w:val="single"/>
+              <w:right w:color="000000" w:space="0" w:sz="4" w:val="single"/>
+            </w:tcBorders>
+            <w:vAlign w:val="center"/>
+          </w:tcPr>
+          <w:p>
+            <w:pPr>
+              <w:spacing w:line="240" w:lineRule="auto"/>
+              <w:rPr/>
+            </w:pPr>
+            <w:r>
+              <w:rPr>
+                <w:rtl w:val="0"/>
+              </w:rPr>
+              <w:t xml:space="preserve">que la biblioteca no contiene recursos disponibles.</w:t>
+            </w:r>
+          </w:p>
+        </w:tc>
+      </w:tr>
+      <w:tr>
+        <w:trPr>
+          <w:cantSplit w:val="0"/>
+          <w:tblHeader w:val="0"/>
+        </w:trPr>
+        <w:tc>
+          <w:tcPr>
+            <w:gridSpan w:val="3"/>
+            <w:vMerge w:val="continue"/>
+            <w:tcBorders>
+              <w:top w:color="000000" w:space="0" w:sz="4" w:val="single"/>
+              <w:left w:color="000000" w:space="0" w:sz="4" w:val="single"/>
+              <w:bottom w:color="000000" w:space="0" w:sz="4" w:val="single"/>
+              <w:right w:color="000000" w:space="0" w:sz="4" w:val="single"/>
+            </w:tcBorders>
+            <w:vAlign w:val="center"/>
+          </w:tcPr>
+          <w:p>
+            <w:pPr>
+              <w:keepNext w:val="0"/>
+              <w:keepLines w:val="0"/>
+              <w:pageBreakBefore w:val="0"/>
+              <w:widowControl w:val="0"/>
+              <w:pBdr>
+                <w:top w:space="0" w:sz="0" w:val="nil"/>
+                <w:left w:space="0" w:sz="0" w:val="nil"/>
+                <w:bottom w:space="0" w:sz="0" w:val="nil"/>
+                <w:right w:space="0" w:sz="0" w:val="nil"/>
+                <w:between w:space="0" w:sz="0" w:val="nil"/>
+              </w:pBdr>
+              <w:shd w:fill="auto" w:val="clear"/>
+              <w:spacing w:after="0" w:before="0" w:line="276" w:lineRule="auto"/>
+              <w:ind w:left="0" w:right="0" w:firstLine="0"/>
+              <w:jc w:val="left"/>
+              <w:rPr>
+                <w:i w:val="0"/>
+                <w:iCs w:val="0"/>
+                <w:smallCaps w:val="0"/>
+                <w:strike w:val="0"/>
+                <w:color w:val="000000"/>
+                <w:u w:val="none"/>
+                <w:shd w:fill="auto" w:val="clear"/>
+                <w:vertAlign w:val="baseline"/>
+              </w:rPr>
+            </w:pPr>
+            <w:r>
+              <w:rPr>
+                <w:rtl w:val="0"/>
+              </w:rPr>
+            </w:r>
+          </w:p>
+        </w:tc>
+        <w:tc>
+          <w:tcPr>
+            <w:gridSpan w:val="2"/>
+            <w:tcBorders>
+              <w:top w:color="000000" w:space="0" w:sz="4" w:val="single"/>
+              <w:left w:color="000000" w:space="0" w:sz="4" w:val="single"/>
+              <w:bottom w:color="000000" w:space="0" w:sz="4" w:val="single"/>
+              <w:right w:color="000000" w:space="0" w:sz="4" w:val="single"/>
+            </w:tcBorders>
+            <w:vAlign w:val="center"/>
+          </w:tcPr>
+          <w:p>
+            <w:pPr>
+              <w:rPr>
+                <w:b w:val="1"/>
+                <w:bCs w:val="1"/>
+                <w:color w:val="1f3864"/>
+              </w:rPr>
+            </w:pPr>
+            <w:r>
+              <w:rPr>
+                <w:b w:val="1"/>
+                <w:bCs w:val="1"/>
+                <w:color w:val="1f3864"/>
+                <w:rtl w:val="0"/>
+              </w:rPr>
+              <w:t xml:space="preserve">Cuando:</w:t>
+            </w:r>
+          </w:p>
+        </w:tc>
+        <w:tc>
+          <w:tcPr>
+            <w:gridSpan w:val="4"/>
+            <w:tcBorders>
+              <w:top w:color="000000" w:space="0" w:sz="4" w:val="single"/>
+              <w:left w:color="000000" w:space="0" w:sz="4" w:val="single"/>
+              <w:bottom w:color="000000" w:space="0" w:sz="4" w:val="single"/>
+              <w:right w:color="000000" w:space="0" w:sz="4" w:val="single"/>
+            </w:tcBorders>
+            <w:vAlign w:val="center"/>
+          </w:tcPr>
+          <w:p>
+            <w:pPr>
+              <w:spacing w:line="240" w:lineRule="auto"/>
+              <w:rPr/>
+            </w:pPr>
+            <w:r>
+              <w:rPr>
+                <w:rtl w:val="0"/>
+              </w:rPr>
+              <w:t xml:space="preserve">el trabajador accede</w:t>
+            </w:r>
+          </w:p>
+        </w:tc>
+      </w:tr>
+      <w:tr>
+        <w:trPr>
+          <w:cantSplit w:val="0"/>
+          <w:tblHeader w:val="0"/>
+        </w:trPr>
+        <w:tc>
+          <w:tcPr>
+            <w:gridSpan w:val="3"/>
+            <w:vMerge w:val="continue"/>
+            <w:tcBorders>
+              <w:top w:color="000000" w:space="0" w:sz="4" w:val="single"/>
+              <w:left w:color="000000" w:space="0" w:sz="4" w:val="single"/>
+              <w:bottom w:color="000000" w:space="0" w:sz="4" w:val="single"/>
+              <w:right w:color="000000" w:space="0" w:sz="4" w:val="single"/>
+            </w:tcBorders>
+            <w:vAlign w:val="center"/>
+          </w:tcPr>
+          <w:p>
+            <w:pPr>
+              <w:keepNext w:val="0"/>
+              <w:keepLines w:val="0"/>
+              <w:pageBreakBefore w:val="0"/>
+              <w:widowControl w:val="0"/>
+              <w:pBdr>
+                <w:top w:space="0" w:sz="0" w:val="nil"/>
+                <w:left w:space="0" w:sz="0" w:val="nil"/>
+                <w:bottom w:space="0" w:sz="0" w:val="nil"/>
+                <w:right w:space="0" w:sz="0" w:val="nil"/>
+                <w:between w:space="0" w:sz="0" w:val="nil"/>
+              </w:pBdr>
+              <w:shd w:fill="auto" w:val="clear"/>
+              <w:spacing w:after="0" w:before="0" w:line="276" w:lineRule="auto"/>
+              <w:ind w:left="0" w:right="0" w:firstLine="0"/>
+              <w:jc w:val="left"/>
+              <w:rPr>
+                <w:i w:val="0"/>
+                <w:iCs w:val="0"/>
+                <w:smallCaps w:val="0"/>
+                <w:strike w:val="0"/>
+                <w:color w:val="000000"/>
+                <w:u w:val="none"/>
+                <w:shd w:fill="auto" w:val="clear"/>
+                <w:vertAlign w:val="baseline"/>
+              </w:rPr>
+            </w:pPr>
+            <w:r>
+              <w:rPr>
+                <w:rtl w:val="0"/>
+              </w:rPr>
+            </w:r>
+          </w:p>
+        </w:tc>
+        <w:tc>
+          <w:tcPr>
+            <w:gridSpan w:val="2"/>
+            <w:tcBorders>
+              <w:top w:color="000000" w:space="0" w:sz="4" w:val="single"/>
+              <w:left w:color="000000" w:space="0" w:sz="4" w:val="single"/>
+              <w:bottom w:color="000000" w:space="0" w:sz="4" w:val="single"/>
+              <w:right w:color="000000" w:space="0" w:sz="4" w:val="single"/>
+            </w:tcBorders>
+            <w:vAlign w:val="center"/>
+          </w:tcPr>
+          <w:p>
+            <w:pPr>
+              <w:rPr>
+                <w:b w:val="1"/>
+                <w:bCs w:val="1"/>
+                <w:color w:val="1f3864"/>
+              </w:rPr>
+            </w:pPr>
+            <w:r>
+              <w:rPr>
+                <w:b w:val="1"/>
+                <w:bCs w:val="1"/>
+                <w:color w:val="1f3864"/>
+                <w:rtl w:val="0"/>
+              </w:rPr>
+              <w:t xml:space="preserve">Entonces:</w:t>
+            </w:r>
+          </w:p>
+        </w:tc>
+        <w:tc>
+          <w:tcPr>
+            <w:gridSpan w:val="4"/>
+            <w:tcBorders>
+              <w:top w:color="000000" w:space="0" w:sz="4" w:val="single"/>
+              <w:left w:color="000000" w:space="0" w:sz="4" w:val="single"/>
+              <w:bottom w:color="000000" w:space="0" w:sz="4" w:val="single"/>
+              <w:right w:color="000000" w:space="0" w:sz="4" w:val="single"/>
+            </w:tcBorders>
+            <w:vAlign w:val="center"/>
+          </w:tcPr>
+          <w:p>
+            <w:pPr>
+              <w:spacing w:line="240" w:lineRule="auto"/>
+              <w:rPr/>
+            </w:pPr>
+            <w:r>
+              <w:rPr>
+                <w:rtl w:val="0"/>
+              </w:rPr>
+              <w:t xml:space="preserve">el sistema informa que actualmente no existen recursos publicados</w:t>
+            </w:r>
+          </w:p>
+        </w:tc>
+      </w:tr>
+      <w:tr>
+        <w:trPr>
+          <w:cantSplit w:val="0"/>
+          <w:tblHeader w:val="0"/>
+        </w:trPr>
+        <w:tc>
+          <w:tcPr>
+            <w:gridSpan w:val="3"/>
+            <w:vMerge w:val="restart"/>
+            <w:tcBorders>
+              <w:top w:color="000000" w:space="0" w:sz="4" w:val="single"/>
+              <w:left w:color="000000" w:space="0" w:sz="4" w:val="single"/>
+              <w:bottom w:color="000000" w:space="0" w:sz="4" w:val="single"/>
+              <w:right w:color="000000" w:space="0" w:sz="4" w:val="single"/>
+            </w:tcBorders>
+            <w:vAlign w:val="center"/>
+          </w:tcPr>
+          <w:p>
+            <w:pPr>
+              <w:jc w:val="center"/>
+              <w:rPr>
+                <w:b w:val="1"/>
+                <w:bCs w:val="1"/>
+                <w:color w:val="1f3864"/>
+              </w:rPr>
+            </w:pPr>
+            <w:r>
+              <w:rPr>
+                <w:b w:val="1"/>
+                <w:bCs w:val="1"/>
+                <w:color w:val="1f3864"/>
+                <w:rtl w:val="0"/>
+              </w:rPr>
+              <w:t xml:space="preserve">Condición 07</w:t>
+            </w:r>
+          </w:p>
+          <w:p>
+            <w:pPr>
+              <w:jc w:val="center"/>
+              <w:rPr>
+                <w:b w:val="1"/>
+                <w:bCs w:val="1"/>
+                <w:color w:val="1f3864"/>
+              </w:rPr>
+            </w:pPr>
+            <w:r>
+              <w:rPr>
+                <w:rtl w:val="0"/>
+              </w:rPr>
+            </w:r>
+          </w:p>
+        </w:tc>
+        <w:tc>
+          <w:tcPr>
+            <w:gridSpan w:val="2"/>
+            <w:tcBorders>
+              <w:top w:color="000000" w:space="0" w:sz="4" w:val="single"/>
+              <w:left w:color="000000" w:space="0" w:sz="4" w:val="single"/>
+              <w:bottom w:color="000000" w:space="0" w:sz="4" w:val="single"/>
+              <w:right w:color="000000" w:space="0" w:sz="4" w:val="single"/>
+            </w:tcBorders>
+            <w:vAlign w:val="center"/>
+          </w:tcPr>
+          <w:p>
+            <w:pPr>
+              <w:rPr>
+                <w:b w:val="1"/>
+                <w:bCs w:val="1"/>
+                <w:color w:val="1f3864"/>
+              </w:rPr>
+            </w:pPr>
+            <w:r>
+              <w:rPr>
+                <w:b w:val="1"/>
+                <w:bCs w:val="1"/>
+                <w:color w:val="1f3864"/>
+                <w:rtl w:val="0"/>
+              </w:rPr>
+              <w:t xml:space="preserve">Dado:</w:t>
+            </w:r>
+          </w:p>
+        </w:tc>
+        <w:tc>
+          <w:tcPr>
+            <w:gridSpan w:val="4"/>
+            <w:tcBorders>
+              <w:top w:color="000000" w:space="0" w:sz="4" w:val="single"/>
+              <w:left w:color="000000" w:space="0" w:sz="4" w:val="single"/>
+              <w:bottom w:color="000000" w:space="0" w:sz="4" w:val="single"/>
+              <w:right w:color="000000" w:space="0" w:sz="4" w:val="single"/>
+            </w:tcBorders>
+            <w:vAlign w:val="center"/>
+          </w:tcPr>
+          <w:p>
+            <w:pPr>
+              <w:spacing w:line="240" w:lineRule="auto"/>
+              <w:rPr/>
+            </w:pPr>
+            <w:r>
+              <w:rPr>
+                <w:rtl w:val="0"/>
+              </w:rPr>
+              <w:t xml:space="preserve">que el trabajador selecciona un recurso disponible</w:t>
+            </w:r>
+          </w:p>
+        </w:tc>
+      </w:tr>
+      <w:tr>
+        <w:trPr>
+          <w:cantSplit w:val="0"/>
+          <w:tblHeader w:val="0"/>
+        </w:trPr>
+        <w:tc>
+          <w:tcPr>
+            <w:gridSpan w:val="3"/>
+            <w:vMerge w:val="continue"/>
+            <w:tcBorders>
+              <w:top w:color="000000" w:space="0" w:sz="4" w:val="single"/>
+              <w:left w:color="000000" w:space="0" w:sz="4" w:val="single"/>
+              <w:bottom w:color="000000" w:space="0" w:sz="4" w:val="single"/>
+              <w:right w:color="000000" w:space="0" w:sz="4" w:val="single"/>
+            </w:tcBorders>
+            <w:vAlign w:val="center"/>
+          </w:tcPr>
+          <w:p>
+            <w:pPr>
+              <w:keepNext w:val="0"/>
+              <w:keepLines w:val="0"/>
+              <w:pageBreakBefore w:val="0"/>
+              <w:widowControl w:val="0"/>
+              <w:pBdr>
+                <w:top w:space="0" w:sz="0" w:val="nil"/>
+                <w:left w:space="0" w:sz="0" w:val="nil"/>
+                <w:bottom w:space="0" w:sz="0" w:val="nil"/>
+                <w:right w:space="0" w:sz="0" w:val="nil"/>
+                <w:between w:space="0" w:sz="0" w:val="nil"/>
+              </w:pBdr>
+              <w:shd w:fill="auto" w:val="clear"/>
+              <w:spacing w:after="0" w:before="0" w:line="276" w:lineRule="auto"/>
+              <w:ind w:left="0" w:right="0" w:firstLine="0"/>
+              <w:jc w:val="left"/>
+              <w:rPr>
+                <w:i w:val="0"/>
+                <w:iCs w:val="0"/>
+                <w:smallCaps w:val="0"/>
+                <w:strike w:val="0"/>
+                <w:color w:val="000000"/>
+                <w:u w:val="none"/>
+                <w:shd w:fill="auto" w:val="clear"/>
+                <w:vertAlign w:val="baseline"/>
+              </w:rPr>
+            </w:pPr>
+            <w:r>
+              <w:rPr>
+                <w:rtl w:val="0"/>
+              </w:rPr>
+            </w:r>
+          </w:p>
+        </w:tc>
+        <w:tc>
+          <w:tcPr>
+            <w:gridSpan w:val="2"/>
+            <w:tcBorders>
+              <w:top w:color="000000" w:space="0" w:sz="4" w:val="single"/>
+              <w:left w:color="000000" w:space="0" w:sz="4" w:val="single"/>
+              <w:bottom w:color="000000" w:space="0" w:sz="4" w:val="single"/>
+              <w:right w:color="000000" w:space="0" w:sz="4" w:val="single"/>
+            </w:tcBorders>
+            <w:vAlign w:val="center"/>
+          </w:tcPr>
+          <w:p>
+            <w:pPr>
+              <w:rPr>
+                <w:b w:val="1"/>
+                <w:bCs w:val="1"/>
+                <w:color w:val="1f3864"/>
+              </w:rPr>
+            </w:pPr>
+            <w:r>
+              <w:rPr>
+                <w:b w:val="1"/>
+                <w:bCs w:val="1"/>
+                <w:color w:val="1f3864"/>
+                <w:rtl w:val="0"/>
+              </w:rPr>
+              <w:t xml:space="preserve">Cuando:</w:t>
+            </w:r>
+          </w:p>
+        </w:tc>
+        <w:tc>
+          <w:tcPr>
+            <w:gridSpan w:val="4"/>
+            <w:tcBorders>
+              <w:top w:color="000000" w:space="0" w:sz="4" w:val="single"/>
+              <w:left w:color="000000" w:space="0" w:sz="4" w:val="single"/>
+              <w:bottom w:color="000000" w:space="0" w:sz="4" w:val="single"/>
+              <w:right w:color="000000" w:space="0" w:sz="4" w:val="single"/>
+            </w:tcBorders>
+            <w:vAlign w:val="center"/>
+          </w:tcPr>
+          <w:p>
+            <w:pPr>
+              <w:spacing w:line="240" w:lineRule="auto"/>
+              <w:rPr/>
+            </w:pPr>
+            <w:r>
+              <w:rPr>
+                <w:rtl w:val="0"/>
+              </w:rPr>
+              <w:t xml:space="preserve">solicita consultarlo</w:t>
+            </w:r>
+          </w:p>
+        </w:tc>
+      </w:tr>
+      <w:tr>
+        <w:trPr>
+          <w:cantSplit w:val="0"/>
+          <w:tblHeader w:val="0"/>
+        </w:trPr>
+        <w:tc>
+          <w:tcPr>
+            <w:gridSpan w:val="3"/>
+            <w:vMerge w:val="continue"/>
+            <w:tcBorders>
+              <w:top w:color="000000" w:space="0" w:sz="4" w:val="single"/>
+              <w:left w:color="000000" w:space="0" w:sz="4" w:val="single"/>
+              <w:bottom w:color="000000" w:space="0" w:sz="4" w:val="single"/>
+              <w:right w:color="000000" w:space="0" w:sz="4" w:val="single"/>
+            </w:tcBorders>
+            <w:vAlign w:val="center"/>
+          </w:tcPr>
+          <w:p>
+            <w:pPr>
+              <w:keepNext w:val="0"/>
+              <w:keepLines w:val="0"/>
+              <w:pageBreakBefore w:val="0"/>
+              <w:widowControl w:val="0"/>
+              <w:pBdr>
+                <w:top w:space="0" w:sz="0" w:val="nil"/>
+                <w:left w:space="0" w:sz="0" w:val="nil"/>
+                <w:bottom w:space="0" w:sz="0" w:val="nil"/>
+                <w:right w:space="0" w:sz="0" w:val="nil"/>
+                <w:between w:space="0" w:sz="0" w:val="nil"/>
+              </w:pBdr>
+              <w:shd w:fill="auto" w:val="clear"/>
+              <w:spacing w:after="0" w:before="0" w:line="276" w:lineRule="auto"/>
+              <w:ind w:left="0" w:right="0" w:firstLine="0"/>
+              <w:jc w:val="left"/>
+              <w:rPr>
+                <w:i w:val="0"/>
+                <w:iCs w:val="0"/>
+                <w:smallCaps w:val="0"/>
+                <w:strike w:val="0"/>
+                <w:color w:val="000000"/>
+                <w:u w:val="none"/>
+                <w:shd w:fill="auto" w:val="clear"/>
+                <w:vertAlign w:val="baseline"/>
+              </w:rPr>
+            </w:pPr>
+            <w:r>
+              <w:rPr>
+                <w:rtl w:val="0"/>
+              </w:rPr>
+            </w:r>
+          </w:p>
+        </w:tc>
+        <w:tc>
+          <w:tcPr>
+            <w:gridSpan w:val="2"/>
+            <w:tcBorders>
+              <w:top w:color="000000" w:space="0" w:sz="4" w:val="single"/>
+              <w:left w:color="000000" w:space="0" w:sz="4" w:val="single"/>
+              <w:bottom w:color="000000" w:space="0" w:sz="4" w:val="single"/>
+              <w:right w:color="000000" w:space="0" w:sz="4" w:val="single"/>
+            </w:tcBorders>
+            <w:vAlign w:val="center"/>
+          </w:tcPr>
+          <w:p>
+            <w:pPr>
+              <w:rPr>
+                <w:b w:val="1"/>
+                <w:bCs w:val="1"/>
+                <w:color w:val="1f3864"/>
+              </w:rPr>
+            </w:pPr>
+            <w:r>
+              <w:rPr>
+                <w:b w:val="1"/>
+                <w:bCs w:val="1"/>
+                <w:color w:val="1f3864"/>
+                <w:rtl w:val="0"/>
+              </w:rPr>
+              <w:t xml:space="preserve">Entonces:</w:t>
+            </w:r>
+          </w:p>
+        </w:tc>
+        <w:tc>
+          <w:tcPr>
+            <w:gridSpan w:val="4"/>
+            <w:tcBorders>
+              <w:top w:color="000000" w:space="0" w:sz="4" w:val="single"/>
+              <w:left w:color="000000" w:space="0" w:sz="4" w:val="single"/>
+              <w:bottom w:color="000000" w:space="0" w:sz="4" w:val="single"/>
+              <w:right w:color="000000" w:space="0" w:sz="4" w:val="single"/>
+            </w:tcBorders>
+            <w:vAlign w:val="center"/>
+          </w:tcPr>
+          <w:p>
+            <w:pPr>
+              <w:spacing w:line="240" w:lineRule="auto"/>
+              <w:rPr/>
+            </w:pPr>
+            <w:r>
+              <w:rPr>
+                <w:rtl w:val="0"/>
+              </w:rPr>
+              <w:t xml:space="preserve">el sistema permite visualizarlo o descargarlo según corresponda</w:t>
+            </w:r>
+          </w:p>
+        </w:tc>
+      </w:tr>
+      <w:tr>
+        <w:trPr>
+          <w:cantSplit w:val="0"/>
+          <w:tblHeader w:val="0"/>
+        </w:trPr>
+        <w:tc>
+          <w:tcPr>
+            <w:gridSpan w:val="3"/>
+            <w:vMerge w:val="restart"/>
+            <w:tcBorders>
+              <w:top w:color="000000" w:space="0" w:sz="4" w:val="single"/>
+              <w:left w:color="000000" w:space="0" w:sz="4" w:val="single"/>
+              <w:bottom w:color="000000" w:space="0" w:sz="4" w:val="single"/>
+              <w:right w:color="000000" w:space="0" w:sz="4" w:val="single"/>
+            </w:tcBorders>
+            <w:vAlign w:val="center"/>
+          </w:tcPr>
+          <w:p>
+            <w:pPr>
+              <w:jc w:val="center"/>
+              <w:rPr>
+                <w:b w:val="1"/>
+                <w:bCs w:val="1"/>
+                <w:color w:val="1f3864"/>
+              </w:rPr>
+            </w:pPr>
+            <w:r>
+              <w:rPr>
+                <w:b w:val="1"/>
+                <w:bCs w:val="1"/>
+                <w:color w:val="1f3864"/>
+                <w:rtl w:val="0"/>
+              </w:rPr>
+              <w:t xml:space="preserve">Condición 08</w:t>
+            </w:r>
+          </w:p>
+          <w:p>
+            <w:pPr>
+              <w:jc w:val="center"/>
+              <w:rPr>
+                <w:b w:val="1"/>
+                <w:bCs w:val="1"/>
+                <w:color w:val="1f3864"/>
+              </w:rPr>
+            </w:pPr>
+            <w:r>
+              <w:rPr>
+                <w:rtl w:val="0"/>
+              </w:rPr>
+            </w:r>
+          </w:p>
+        </w:tc>
+        <w:tc>
+          <w:tcPr>
+            <w:gridSpan w:val="2"/>
+            <w:tcBorders>
+              <w:top w:color="000000" w:space="0" w:sz="4" w:val="single"/>
+              <w:left w:color="000000" w:space="0" w:sz="4" w:val="single"/>
+              <w:bottom w:color="000000" w:space="0" w:sz="4" w:val="single"/>
+              <w:right w:color="000000" w:space="0" w:sz="4" w:val="single"/>
+            </w:tcBorders>
+            <w:vAlign w:val="center"/>
+          </w:tcPr>
+          <w:p>
+            <w:pPr>
+              <w:rPr>
+                <w:b w:val="1"/>
+                <w:bCs w:val="1"/>
+                <w:color w:val="1f3864"/>
+              </w:rPr>
+            </w:pPr>
+            <w:r>
+              <w:rPr>
+                <w:b w:val="1"/>
+                <w:bCs w:val="1"/>
+                <w:color w:val="1f3864"/>
+                <w:rtl w:val="0"/>
+              </w:rPr>
+              <w:t xml:space="preserve">Dado:</w:t>
+            </w:r>
+          </w:p>
+        </w:tc>
+        <w:tc>
+          <w:tcPr>
+            <w:gridSpan w:val="4"/>
+            <w:tcBorders>
+              <w:top w:color="000000" w:space="0" w:sz="4" w:val="single"/>
+              <w:left w:color="000000" w:space="0" w:sz="4" w:val="single"/>
+              <w:bottom w:color="000000" w:space="0" w:sz="4" w:val="single"/>
+              <w:right w:color="000000" w:space="0" w:sz="4" w:val="single"/>
+            </w:tcBorders>
+            <w:vAlign w:val="center"/>
+          </w:tcPr>
+          <w:p>
+            <w:pPr>
+              <w:spacing w:line="240" w:lineRule="auto"/>
+              <w:rPr/>
+            </w:pPr>
+            <w:r>
+              <w:rPr>
+                <w:rtl w:val="0"/>
+              </w:rPr>
+              <w:t xml:space="preserve">que el trabajador navega entre los servicios internos</w:t>
+            </w:r>
+          </w:p>
+        </w:tc>
+      </w:tr>
+      <w:tr>
+        <w:trPr>
+          <w:cantSplit w:val="0"/>
+          <w:tblHeader w:val="0"/>
+        </w:trPr>
+        <w:tc>
+          <w:tcPr>
+            <w:gridSpan w:val="3"/>
+            <w:vMerge w:val="continue"/>
+            <w:tcBorders>
+              <w:top w:color="000000" w:space="0" w:sz="4" w:val="single"/>
+              <w:left w:color="000000" w:space="0" w:sz="4" w:val="single"/>
+              <w:bottom w:color="000000" w:space="0" w:sz="4" w:val="single"/>
+              <w:right w:color="000000" w:space="0" w:sz="4" w:val="single"/>
+            </w:tcBorders>
+            <w:vAlign w:val="center"/>
+          </w:tcPr>
+          <w:p>
+            <w:pPr>
+              <w:keepNext w:val="0"/>
+              <w:keepLines w:val="0"/>
+              <w:pageBreakBefore w:val="0"/>
+              <w:widowControl w:val="0"/>
+              <w:pBdr>
+                <w:top w:space="0" w:sz="0" w:val="nil"/>
+                <w:left w:space="0" w:sz="0" w:val="nil"/>
+                <w:bottom w:space="0" w:sz="0" w:val="nil"/>
+                <w:right w:space="0" w:sz="0" w:val="nil"/>
+                <w:between w:space="0" w:sz="0" w:val="nil"/>
+              </w:pBdr>
+              <w:shd w:fill="auto" w:val="clear"/>
+              <w:spacing w:after="0" w:before="0" w:line="276" w:lineRule="auto"/>
+              <w:ind w:left="0" w:right="0" w:firstLine="0"/>
+              <w:jc w:val="left"/>
+              <w:rPr>
+                <w:i w:val="0"/>
+                <w:iCs w:val="0"/>
+                <w:smallCaps w:val="0"/>
+                <w:strike w:val="0"/>
+                <w:color w:val="000000"/>
+                <w:u w:val="none"/>
+                <w:shd w:fill="auto" w:val="clear"/>
+                <w:vertAlign w:val="baseline"/>
+              </w:rPr>
+            </w:pPr>
+            <w:r>
+              <w:rPr>
+                <w:rtl w:val="0"/>
+              </w:rPr>
+            </w:r>
+          </w:p>
+        </w:tc>
+        <w:tc>
+          <w:tcPr>
+            <w:gridSpan w:val="2"/>
+            <w:tcBorders>
+              <w:top w:color="000000" w:space="0" w:sz="4" w:val="single"/>
+              <w:left w:color="000000" w:space="0" w:sz="4" w:val="single"/>
+              <w:bottom w:color="000000" w:space="0" w:sz="4" w:val="single"/>
+              <w:right w:color="000000" w:space="0" w:sz="4" w:val="single"/>
+            </w:tcBorders>
+            <w:vAlign w:val="center"/>
+          </w:tcPr>
+          <w:p>
+            <w:pPr>
+              <w:rPr>
+                <w:b w:val="1"/>
+                <w:bCs w:val="1"/>
+                <w:color w:val="1f3864"/>
+              </w:rPr>
+            </w:pPr>
+            <w:r>
+              <w:rPr>
+                <w:b w:val="1"/>
+                <w:bCs w:val="1"/>
+                <w:color w:val="1f3864"/>
+                <w:rtl w:val="0"/>
+              </w:rPr>
+              <w:t xml:space="preserve">Cuando:</w:t>
+            </w:r>
+          </w:p>
+        </w:tc>
+        <w:tc>
+          <w:tcPr>
+            <w:gridSpan w:val="4"/>
+            <w:tcBorders>
+              <w:top w:color="000000" w:space="0" w:sz="4" w:val="single"/>
+              <w:left w:color="000000" w:space="0" w:sz="4" w:val="single"/>
+              <w:bottom w:color="000000" w:space="0" w:sz="4" w:val="single"/>
+              <w:right w:color="000000" w:space="0" w:sz="4" w:val="single"/>
+            </w:tcBorders>
+            <w:vAlign w:val="center"/>
+          </w:tcPr>
+          <w:p>
+            <w:pPr>
+              <w:spacing w:line="240" w:lineRule="auto"/>
+              <w:rPr/>
+            </w:pPr>
+            <w:r>
+              <w:rPr>
+                <w:rtl w:val="0"/>
+              </w:rPr>
+              <w:t xml:space="preserve">selecciona cualquiera de ellos</w:t>
+            </w:r>
+          </w:p>
+        </w:tc>
+      </w:tr>
+      <w:tr>
+        <w:trPr>
+          <w:cantSplit w:val="0"/>
+          <w:tblHeader w:val="0"/>
+        </w:trPr>
+        <w:tc>
+          <w:tcPr>
+            <w:gridSpan w:val="3"/>
+            <w:vMerge w:val="continue"/>
+            <w:tcBorders>
+              <w:top w:color="000000" w:space="0" w:sz="4" w:val="single"/>
+              <w:left w:color="000000" w:space="0" w:sz="4" w:val="single"/>
+              <w:bottom w:color="000000" w:space="0" w:sz="4" w:val="single"/>
+              <w:right w:color="000000" w:space="0" w:sz="4" w:val="single"/>
+            </w:tcBorders>
+            <w:vAlign w:val="center"/>
+          </w:tcPr>
+          <w:p>
+            <w:pPr>
+              <w:keepNext w:val="0"/>
+              <w:keepLines w:val="0"/>
+              <w:pageBreakBefore w:val="0"/>
+              <w:widowControl w:val="0"/>
+              <w:pBdr>
+                <w:top w:space="0" w:sz="0" w:val="nil"/>
+                <w:left w:space="0" w:sz="0" w:val="nil"/>
+                <w:bottom w:space="0" w:sz="0" w:val="nil"/>
+                <w:right w:space="0" w:sz="0" w:val="nil"/>
+                <w:between w:space="0" w:sz="0" w:val="nil"/>
+              </w:pBdr>
+              <w:shd w:fill="auto" w:val="clear"/>
+              <w:spacing w:after="0" w:before="0" w:line="276" w:lineRule="auto"/>
+              <w:ind w:left="0" w:right="0" w:firstLine="0"/>
+              <w:jc w:val="left"/>
+              <w:rPr>
+                <w:i w:val="0"/>
+                <w:iCs w:val="0"/>
+                <w:smallCaps w:val="0"/>
+                <w:strike w:val="0"/>
+                <w:color w:val="000000"/>
+                <w:u w:val="none"/>
+                <w:shd w:fill="auto" w:val="clear"/>
+                <w:vertAlign w:val="baseline"/>
+              </w:rPr>
+            </w:pPr>
+            <w:r>
+              <w:rPr>
+                <w:rtl w:val="0"/>
+              </w:rPr>
+            </w:r>
+          </w:p>
+        </w:tc>
+        <w:tc>
+          <w:tcPr>
+            <w:gridSpan w:val="2"/>
+            <w:tcBorders>
+              <w:top w:color="000000" w:space="0" w:sz="4" w:val="single"/>
+              <w:left w:color="000000" w:space="0" w:sz="4" w:val="single"/>
+              <w:bottom w:color="000000" w:space="0" w:sz="4" w:val="single"/>
+              <w:right w:color="000000" w:space="0" w:sz="4" w:val="single"/>
+            </w:tcBorders>
+            <w:vAlign w:val="center"/>
+          </w:tcPr>
+          <w:p>
+            <w:pPr>
+              <w:rPr>
+                <w:b w:val="1"/>
+                <w:bCs w:val="1"/>
+                <w:color w:val="1f3864"/>
+              </w:rPr>
+            </w:pPr>
+            <w:r>
+              <w:rPr>
+                <w:b w:val="1"/>
+                <w:bCs w:val="1"/>
+                <w:color w:val="1f3864"/>
+                <w:rtl w:val="0"/>
+              </w:rPr>
+              <w:t xml:space="preserve">Entonces:</w:t>
+            </w:r>
+          </w:p>
+        </w:tc>
+        <w:tc>
+          <w:tcPr>
+            <w:gridSpan w:val="4"/>
+            <w:tcBorders>
+              <w:top w:color="000000" w:space="0" w:sz="4" w:val="single"/>
+              <w:left w:color="000000" w:space="0" w:sz="4" w:val="single"/>
+              <w:bottom w:color="000000" w:space="0" w:sz="4" w:val="single"/>
+              <w:right w:color="000000" w:space="0" w:sz="4" w:val="single"/>
+            </w:tcBorders>
+            <w:vAlign w:val="center"/>
+          </w:tcPr>
+          <w:p>
+            <w:pPr>
+              <w:spacing w:line="240" w:lineRule="auto"/>
+              <w:rPr/>
+            </w:pPr>
+            <w:r>
+              <w:rPr>
+                <w:rtl w:val="0"/>
+              </w:rPr>
+              <w:t xml:space="preserve">el sistema mantiene una navegación consistente sin perder la sesión activa.</w:t>
+            </w:r>
+          </w:p>
+        </w:tc>
+      </w:tr>
+      <w:tr>
+        <w:trPr>
+          <w:cantSplit w:val="0"/>
+          <w:tblHeader w:val="0"/>
+        </w:trPr>
+        <w:tc>
+          <w:tcPr>
             <w:gridSpan w:val="9"/>
             <w:tcBorders>
               <w:top w:color="000000" w:space="0" w:sz="4" w:val="single"/>
@@ -2995,43 +4399,33 @@
               <w:ind w:left="0" w:right="0" w:firstLine="0"/>
               <w:jc w:val="center"/>
               <w:rPr>
-                <w:rFonts w:ascii="Calibri" w:cs="Calibri" w:eastAsia="Calibri" w:hAnsi="Calibri"/>
-                <w:b w:val="1"/>
-                <w:bCs w:val="1"/>
-                <w:i w:val="0"/>
-                <w:iCs w:val="0"/>
-                <w:smallCaps w:val="0"/>
-                <w:strike w:val="0"/>
-                <w:color w:val="1f3864"/>
-                <w:sz w:val="22"/>
-                <w:szCs w:val="22"/>
-                <w:u w:val="none"/>
-                <w:shd w:fill="auto" w:val="clear"/>
-                <w:vertAlign w:val="baseline"/>
-              </w:rPr>
-            </w:pPr>
-            <w:r>
-              <w:rPr>
-                <w:b w:val="1"/>
-                <w:bCs w:val="1"/>
-                <w:i w:val="0"/>
-                <w:iCs w:val="0"/>
-                <w:smallCaps w:val="0"/>
-                <w:strike w:val="0"/>
-                <w:color w:val="1f3864"/>
-                <w:sz w:val="22"/>
-                <w:szCs w:val="22"/>
+                <w:b w:val="1"/>
+                <w:bCs w:val="1"/>
+                <w:i w:val="0"/>
+                <w:iCs w:val="0"/>
+                <w:smallCaps w:val="0"/>
+                <w:strike w:val="0"/>
+                <w:color w:val="1f3864"/>
+                <w:u w:val="none"/>
+                <w:shd w:fill="auto" w:val="clear"/>
+                <w:vertAlign w:val="baseline"/>
+              </w:rPr>
+            </w:pPr>
+            <w:r>
+              <w:rPr>
+                <w:b w:val="1"/>
+                <w:bCs w:val="1"/>
+                <w:i w:val="0"/>
+                <w:iCs w:val="0"/>
+                <w:smallCaps w:val="0"/>
+                <w:strike w:val="0"/>
+                <w:color w:val="1f3864"/>
                 <w:u w:val="none"/>
                 <w:shd w:fill="auto" w:val="clear"/>
                 <w:vertAlign w:val="baseline"/>
                 <w:rtl w:val="0"/>
               </w:rPr>
               <w:t xml:space="preserve">TAREAS</w:t>
-            </w:r>
-            <w:r>
-              <w:rPr>
-                <w:rtl w:val="0"/>
-              </w:rPr>
             </w:r>
           </w:p>
         </w:tc>
@@ -3062,32 +4456,27 @@
               <w:ind w:left="0" w:right="0" w:firstLine="0"/>
               <w:jc w:val="center"/>
               <w:rPr>
-                <w:rFonts w:ascii="Calibri" w:cs="Calibri" w:eastAsia="Calibri" w:hAnsi="Calibri"/>
-                <w:b w:val="1"/>
-                <w:bCs w:val="1"/>
-                <w:i w:val="0"/>
-                <w:iCs w:val="0"/>
-                <w:smallCaps w:val="0"/>
-                <w:strike w:val="0"/>
-                <w:color w:val="1f3864"/>
-                <w:sz w:val="22"/>
-                <w:szCs w:val="22"/>
-                <w:u w:val="none"/>
-                <w:shd w:fill="auto" w:val="clear"/>
-                <w:vertAlign w:val="baseline"/>
-              </w:rPr>
-            </w:pPr>
-            <w:r>
-              <w:rPr>
-                <w:b w:val="1"/>
-                <w:bCs w:val="1"/>
-                <w:i w:val="0"/>
-                <w:iCs w:val="0"/>
-                <w:smallCaps w:val="0"/>
-                <w:strike w:val="0"/>
-                <w:color w:val="1f3864"/>
-                <w:sz w:val="22"/>
-                <w:szCs w:val="22"/>
+                <w:b w:val="1"/>
+                <w:bCs w:val="1"/>
+                <w:i w:val="0"/>
+                <w:iCs w:val="0"/>
+                <w:smallCaps w:val="0"/>
+                <w:strike w:val="0"/>
+                <w:color w:val="1f3864"/>
+                <w:u w:val="none"/>
+                <w:shd w:fill="auto" w:val="clear"/>
+                <w:vertAlign w:val="baseline"/>
+              </w:rPr>
+            </w:pPr>
+            <w:r>
+              <w:rPr>
+                <w:b w:val="1"/>
+                <w:bCs w:val="1"/>
+                <w:i w:val="0"/>
+                <w:iCs w:val="0"/>
+                <w:smallCaps w:val="0"/>
+                <w:strike w:val="0"/>
+                <w:color w:val="1f3864"/>
                 <w:u w:val="none"/>
                 <w:shd w:fill="auto" w:val="clear"/>
                 <w:vertAlign w:val="baseline"/>
@@ -3095,11 +4484,6 @@
               </w:rPr>
               <w:t xml:space="preserve">No</w:t>
             </w:r>
-            <w:r>
-              <w:rPr>
-                <w:rtl w:val="0"/>
-              </w:rPr>
-            </w:r>
           </w:p>
         </w:tc>
         <w:tc>
@@ -3122,43 +4506,33 @@
               <w:ind w:left="0" w:right="0" w:firstLine="0"/>
               <w:jc w:val="center"/>
               <w:rPr>
-                <w:rFonts w:ascii="Calibri" w:cs="Calibri" w:eastAsia="Calibri" w:hAnsi="Calibri"/>
-                <w:b w:val="1"/>
-                <w:bCs w:val="1"/>
-                <w:i w:val="0"/>
-                <w:iCs w:val="0"/>
-                <w:smallCaps w:val="0"/>
-                <w:strike w:val="0"/>
-                <w:color w:val="1f3864"/>
-                <w:sz w:val="22"/>
-                <w:szCs w:val="22"/>
-                <w:u w:val="none"/>
-                <w:shd w:fill="auto" w:val="clear"/>
-                <w:vertAlign w:val="baseline"/>
-              </w:rPr>
-            </w:pPr>
-            <w:r>
-              <w:rPr>
-                <w:b w:val="1"/>
-                <w:bCs w:val="1"/>
-                <w:i w:val="0"/>
-                <w:iCs w:val="0"/>
-                <w:smallCaps w:val="0"/>
-                <w:strike w:val="0"/>
-                <w:color w:val="1f3864"/>
-                <w:sz w:val="22"/>
-                <w:szCs w:val="22"/>
+                <w:b w:val="1"/>
+                <w:bCs w:val="1"/>
+                <w:i w:val="0"/>
+                <w:iCs w:val="0"/>
+                <w:smallCaps w:val="0"/>
+                <w:strike w:val="0"/>
+                <w:color w:val="1f3864"/>
+                <w:u w:val="none"/>
+                <w:shd w:fill="auto" w:val="clear"/>
+                <w:vertAlign w:val="baseline"/>
+              </w:rPr>
+            </w:pPr>
+            <w:r>
+              <w:rPr>
+                <w:b w:val="1"/>
+                <w:bCs w:val="1"/>
+                <w:i w:val="0"/>
+                <w:iCs w:val="0"/>
+                <w:smallCaps w:val="0"/>
+                <w:strike w:val="0"/>
+                <w:color w:val="1f3864"/>
                 <w:u w:val="none"/>
                 <w:shd w:fill="auto" w:val="clear"/>
                 <w:vertAlign w:val="baseline"/>
                 <w:rtl w:val="0"/>
               </w:rPr>
               <w:t xml:space="preserve">Descripción</w:t>
-            </w:r>
-            <w:r>
-              <w:rPr>
-                <w:rtl w:val="0"/>
-              </w:rPr>
             </w:r>
           </w:p>
         </w:tc>
@@ -3181,43 +4555,14 @@
           </w:tcPr>
           <w:p>
             <w:pPr>
-              <w:keepNext w:val="0"/>
-              <w:keepLines w:val="0"/>
-              <w:widowControl w:val="1"/>
-              <w:shd w:fill="auto" w:val="clear"/>
-              <w:spacing w:after="160" w:before="0" w:line="259" w:lineRule="auto"/>
-              <w:ind w:left="0" w:right="0" w:firstLine="0"/>
               <w:jc w:val="center"/>
               <w:rPr>
-                <w:rFonts w:ascii="Calibri" w:cs="Calibri" w:eastAsia="Calibri" w:hAnsi="Calibri"/>
-                <w:b w:val="0"/>
-                <w:bCs w:val="0"/>
-                <w:i w:val="0"/>
-                <w:iCs w:val="0"/>
-                <w:smallCaps w:val="0"/>
-                <w:strike w:val="0"/>
-                <w:color w:val="1f3864"/>
-                <w:sz w:val="22"/>
-                <w:szCs w:val="22"/>
-                <w:u w:val="none"/>
-                <w:shd w:fill="auto" w:val="clear"/>
-                <w:vertAlign w:val="baseline"/>
-              </w:rPr>
-            </w:pPr>
-            <w:r>
-              <w:rPr>
-                <w:b w:val="0"/>
-                <w:bCs w:val="0"/>
-                <w:i w:val="0"/>
-                <w:iCs w:val="0"/>
-                <w:smallCaps w:val="0"/>
-                <w:strike w:val="0"/>
-                <w:color w:val="1f3864"/>
-                <w:sz w:val="22"/>
-                <w:szCs w:val="22"/>
-                <w:u w:val="none"/>
-                <w:shd w:fill="auto" w:val="clear"/>
-                <w:vertAlign w:val="baseline"/>
+                <w:color w:val="1f3864"/>
+              </w:rPr>
+            </w:pPr>
+            <w:r>
+              <w:rPr>
+                <w:color w:val="1f3864"/>
                 <w:rtl w:val="0"/>
               </w:rPr>
               <w:t xml:space="preserve">1</w:t>
@@ -3241,15 +4586,14 @@
           </w:tcPr>
           <w:p>
             <w:pPr>
-              <w:spacing w:after="0" w:before="0" w:line="240" w:lineRule="auto"/>
-              <w:jc w:val="left"/>
+              <w:spacing w:after="0" w:line="240" w:lineRule="auto"/>
               <w:rPr/>
             </w:pPr>
             <w:r>
               <w:rPr>
                 <w:rtl w:val="0"/>
               </w:rPr>
-              <w:t xml:space="preserve">Implementar el dashboard de trabajador con navegación básica para el trabajador</w:t>
+              <w:t xml:space="preserve">Definir las reglas de negocio para el acceso a los servicios internos disponibles para los trabajadores, incluyendo permisos, disponibilidad y restricciones por rol.</w:t>
             </w:r>
           </w:p>
         </w:tc>
@@ -3271,52 +4615,18 @@
           </w:tcPr>
           <w:p>
             <w:pPr>
-              <w:keepNext w:val="0"/>
-              <w:keepLines w:val="0"/>
-              <w:widowControl w:val="1"/>
-              <w:shd w:fill="auto" w:val="clear"/>
-              <w:spacing w:after="160" w:before="0" w:line="259" w:lineRule="auto"/>
-              <w:ind w:left="0" w:right="0" w:firstLine="0"/>
               <w:jc w:val="center"/>
               <w:rPr>
-                <w:rFonts w:ascii="Calibri" w:cs="Calibri" w:eastAsia="Calibri" w:hAnsi="Calibri"/>
-                <w:b w:val="0"/>
-                <w:bCs w:val="0"/>
-                <w:i w:val="0"/>
-                <w:iCs w:val="0"/>
-                <w:smallCaps w:val="0"/>
-                <w:strike w:val="0"/>
-                <w:color w:val="1f3864"/>
-                <w:sz w:val="22"/>
-                <w:szCs w:val="22"/>
-                <w:u w:val="none"/>
-                <w:shd w:fill="auto" w:val="clear"/>
-                <w:vertAlign w:val="baseline"/>
-              </w:rPr>
-            </w:pPr>
-            <w:r>
-              <w:rPr>
-                <w:b w:val="0"/>
-                <w:bCs w:val="0"/>
-                <w:i w:val="0"/>
-                <w:iCs w:val="0"/>
-                <w:smallCaps w:val="0"/>
-                <w:strike w:val="0"/>
-                <w:color w:val="1f3864"/>
-                <w:sz w:val="22"/>
-                <w:szCs w:val="22"/>
-                <w:u w:val="none"/>
-                <w:shd w:fill="auto" w:val="clear"/>
-                <w:vertAlign w:val="baseline"/>
+                <w:color w:val="1f3864"/>
+              </w:rPr>
+            </w:pPr>
+            <w:r>
+              <w:rPr>
+                <w:color w:val="1f3864"/>
                 <w:rtl w:val="0"/>
               </w:rPr>
               <w:t xml:space="preserve">2</w:t>
             </w:r>
-            <w:r>
-              <w:rPr>
-                <w:rtl w:val="0"/>
-              </w:rPr>
-            </w:r>
           </w:p>
         </w:tc>
         <w:tc>
@@ -3330,15 +4640,14 @@
           </w:tcPr>
           <w:p>
             <w:pPr>
-              <w:spacing w:after="0" w:before="0" w:line="240" w:lineRule="auto"/>
-              <w:jc w:val="left"/>
+              <w:spacing w:after="0" w:line="240" w:lineRule="auto"/>
               <w:rPr/>
             </w:pPr>
             <w:r>
               <w:rPr>
                 <w:rtl w:val="0"/>
               </w:rPr>
-              <w:t xml:space="preserve">Implementar la sección de correo corporativo (integración o módulo básico)</w:t>
+              <w:t xml:space="preserve">Diseñar la interfaz del dashboard principal mostrando de forma organizada los servicios internos disponibles para el trabajador.</w:t>
             </w:r>
           </w:p>
         </w:tc>
@@ -3360,52 +4669,18 @@
           </w:tcPr>
           <w:p>
             <w:pPr>
-              <w:keepNext w:val="0"/>
-              <w:keepLines w:val="0"/>
-              <w:widowControl w:val="1"/>
-              <w:shd w:fill="auto" w:val="clear"/>
-              <w:spacing w:after="160" w:before="0" w:line="259" w:lineRule="auto"/>
-              <w:ind w:left="0" w:right="0" w:firstLine="0"/>
               <w:jc w:val="center"/>
               <w:rPr>
-                <w:rFonts w:ascii="Calibri" w:cs="Calibri" w:eastAsia="Calibri" w:hAnsi="Calibri"/>
-                <w:b w:val="0"/>
-                <w:bCs w:val="0"/>
-                <w:i w:val="0"/>
-                <w:iCs w:val="0"/>
-                <w:smallCaps w:val="0"/>
-                <w:strike w:val="0"/>
-                <w:color w:val="1f3864"/>
-                <w:sz w:val="22"/>
-                <w:szCs w:val="22"/>
-                <w:u w:val="none"/>
-                <w:shd w:fill="auto" w:val="clear"/>
-                <w:vertAlign w:val="baseline"/>
-              </w:rPr>
-            </w:pPr>
-            <w:r>
-              <w:rPr>
-                <w:b w:val="0"/>
-                <w:bCs w:val="0"/>
-                <w:i w:val="0"/>
-                <w:iCs w:val="0"/>
-                <w:smallCaps w:val="0"/>
-                <w:strike w:val="0"/>
-                <w:color w:val="1f3864"/>
-                <w:sz w:val="22"/>
-                <w:szCs w:val="22"/>
-                <w:u w:val="none"/>
-                <w:shd w:fill="auto" w:val="clear"/>
-                <w:vertAlign w:val="baseline"/>
+                <w:color w:val="1f3864"/>
+              </w:rPr>
+            </w:pPr>
+            <w:r>
+              <w:rPr>
+                <w:color w:val="1f3864"/>
                 <w:rtl w:val="0"/>
               </w:rPr>
               <w:t xml:space="preserve">3</w:t>
             </w:r>
-            <w:r>
-              <w:rPr>
-                <w:rtl w:val="0"/>
-              </w:rPr>
-            </w:r>
           </w:p>
         </w:tc>
         <w:tc>
@@ -3419,15 +4694,14 @@
           </w:tcPr>
           <w:p>
             <w:pPr>
-              <w:spacing w:after="0" w:before="0" w:line="240" w:lineRule="auto"/>
-              <w:jc w:val="left"/>
+              <w:spacing w:after="0" w:line="240" w:lineRule="auto"/>
               <w:rPr/>
             </w:pPr>
             <w:r>
               <w:rPr>
                 <w:rtl w:val="0"/>
               </w:rPr>
-              <w:t xml:space="preserve">Implementar la sección de chat corporativo</w:t>
+              <w:t xml:space="preserve">Diseñar la navegación entre los diferentes servicios internos garantizando una experiencia intuitiva y consistente.</w:t>
             </w:r>
           </w:p>
         </w:tc>
@@ -3449,52 +4723,18 @@
           </w:tcPr>
           <w:p>
             <w:pPr>
-              <w:keepNext w:val="0"/>
-              <w:keepLines w:val="0"/>
-              <w:widowControl w:val="1"/>
-              <w:shd w:fill="auto" w:val="clear"/>
-              <w:spacing w:after="160" w:before="0" w:line="259" w:lineRule="auto"/>
-              <w:ind w:left="0" w:right="0" w:firstLine="0"/>
               <w:jc w:val="center"/>
               <w:rPr>
-                <w:rFonts w:ascii="Calibri" w:cs="Calibri" w:eastAsia="Calibri" w:hAnsi="Calibri"/>
-                <w:b w:val="0"/>
-                <w:bCs w:val="0"/>
-                <w:i w:val="0"/>
-                <w:iCs w:val="0"/>
-                <w:smallCaps w:val="0"/>
-                <w:strike w:val="0"/>
-                <w:color w:val="1f3864"/>
-                <w:sz w:val="22"/>
-                <w:szCs w:val="22"/>
-                <w:u w:val="none"/>
-                <w:shd w:fill="auto" w:val="clear"/>
-                <w:vertAlign w:val="baseline"/>
-              </w:rPr>
-            </w:pPr>
-            <w:r>
-              <w:rPr>
-                <w:b w:val="0"/>
-                <w:bCs w:val="0"/>
-                <w:i w:val="0"/>
-                <w:iCs w:val="0"/>
-                <w:smallCaps w:val="0"/>
-                <w:strike w:val="0"/>
-                <w:color w:val="1f3864"/>
-                <w:sz w:val="22"/>
-                <w:szCs w:val="22"/>
-                <w:u w:val="none"/>
-                <w:shd w:fill="auto" w:val="clear"/>
-                <w:vertAlign w:val="baseline"/>
+                <w:color w:val="1f3864"/>
+              </w:rPr>
+            </w:pPr>
+            <w:r>
+              <w:rPr>
+                <w:color w:val="1f3864"/>
                 <w:rtl w:val="0"/>
               </w:rPr>
               <w:t xml:space="preserve">4</w:t>
             </w:r>
-            <w:r>
-              <w:rPr>
-                <w:rtl w:val="0"/>
-              </w:rPr>
-            </w:r>
           </w:p>
         </w:tc>
         <w:tc>
@@ -3508,15 +4748,14 @@
           </w:tcPr>
           <w:p>
             <w:pPr>
-              <w:spacing w:after="0" w:before="0" w:line="240" w:lineRule="auto"/>
-              <w:jc w:val="left"/>
+              <w:spacing w:after="0" w:line="240" w:lineRule="auto"/>
               <w:rPr/>
             </w:pPr>
             <w:r>
               <w:rPr>
                 <w:rtl w:val="0"/>
               </w:rPr>
-              <w:t xml:space="preserve">Implementar la biblioteca de programas (listado y descarga)</w:t>
+              <w:t xml:space="preserve">Implementar el servicio para obtener los accesos y servicios habilitados según el rol del trabajador autenticado.</w:t>
             </w:r>
           </w:p>
         </w:tc>
@@ -3538,52 +4777,18 @@
           </w:tcPr>
           <w:p>
             <w:pPr>
-              <w:keepNext w:val="0"/>
-              <w:keepLines w:val="0"/>
-              <w:widowControl w:val="1"/>
-              <w:shd w:fill="auto" w:val="clear"/>
-              <w:spacing w:after="160" w:before="0" w:line="259" w:lineRule="auto"/>
-              <w:ind w:left="0" w:right="0" w:firstLine="0"/>
               <w:jc w:val="center"/>
               <w:rPr>
-                <w:rFonts w:ascii="Calibri" w:cs="Calibri" w:eastAsia="Calibri" w:hAnsi="Calibri"/>
-                <w:b w:val="0"/>
-                <w:bCs w:val="0"/>
-                <w:i w:val="0"/>
-                <w:iCs w:val="0"/>
-                <w:smallCaps w:val="0"/>
-                <w:strike w:val="0"/>
-                <w:color w:val="1f3864"/>
-                <w:sz w:val="22"/>
-                <w:szCs w:val="22"/>
-                <w:u w:val="none"/>
-                <w:shd w:fill="auto" w:val="clear"/>
-                <w:vertAlign w:val="baseline"/>
-              </w:rPr>
-            </w:pPr>
-            <w:r>
-              <w:rPr>
-                <w:b w:val="0"/>
-                <w:bCs w:val="0"/>
-                <w:i w:val="0"/>
-                <w:iCs w:val="0"/>
-                <w:smallCaps w:val="0"/>
-                <w:strike w:val="0"/>
-                <w:color w:val="1f3864"/>
-                <w:sz w:val="22"/>
-                <w:szCs w:val="22"/>
-                <w:u w:val="none"/>
-                <w:shd w:fill="auto" w:val="clear"/>
-                <w:vertAlign w:val="baseline"/>
+                <w:color w:val="1f3864"/>
+              </w:rPr>
+            </w:pPr>
+            <w:r>
+              <w:rPr>
+                <w:color w:val="1f3864"/>
                 <w:rtl w:val="0"/>
               </w:rPr>
               <w:t xml:space="preserve">5</w:t>
             </w:r>
-            <w:r>
-              <w:rPr>
-                <w:rtl w:val="0"/>
-              </w:rPr>
-            </w:r>
           </w:p>
         </w:tc>
         <w:tc>
@@ -3597,15 +4802,14 @@
           </w:tcPr>
           <w:p>
             <w:pPr>
-              <w:spacing w:after="0" w:before="0" w:line="240" w:lineRule="auto"/>
-              <w:jc w:val="left"/>
+              <w:spacing w:after="0" w:line="240" w:lineRule="auto"/>
               <w:rPr/>
             </w:pPr>
             <w:r>
               <w:rPr>
                 <w:rtl w:val="0"/>
               </w:rPr>
-              <w:t xml:space="preserve">Implementar la sección de tutoriales de programación</w:t>
+              <w:t xml:space="preserve">Implementar las validaciones de permisos para restringir el acceso a servicios no autorizados.</w:t>
             </w:r>
           </w:p>
         </w:tc>
@@ -3627,52 +4831,18 @@
           </w:tcPr>
           <w:p>
             <w:pPr>
-              <w:keepNext w:val="0"/>
-              <w:keepLines w:val="0"/>
-              <w:widowControl w:val="1"/>
-              <w:shd w:fill="auto" w:val="clear"/>
-              <w:spacing w:after="160" w:before="0" w:line="259" w:lineRule="auto"/>
-              <w:ind w:left="0" w:right="0" w:firstLine="0"/>
               <w:jc w:val="center"/>
               <w:rPr>
-                <w:rFonts w:ascii="Calibri" w:cs="Calibri" w:eastAsia="Calibri" w:hAnsi="Calibri"/>
-                <w:b w:val="0"/>
-                <w:bCs w:val="0"/>
-                <w:i w:val="0"/>
-                <w:iCs w:val="0"/>
-                <w:smallCaps w:val="0"/>
-                <w:strike w:val="0"/>
-                <w:color w:val="1f3864"/>
-                <w:sz w:val="22"/>
-                <w:szCs w:val="22"/>
-                <w:u w:val="none"/>
-                <w:shd w:fill="auto" w:val="clear"/>
-                <w:vertAlign w:val="baseline"/>
-              </w:rPr>
-            </w:pPr>
-            <w:r>
-              <w:rPr>
-                <w:b w:val="0"/>
-                <w:bCs w:val="0"/>
-                <w:i w:val="0"/>
-                <w:iCs w:val="0"/>
-                <w:smallCaps w:val="0"/>
-                <w:strike w:val="0"/>
-                <w:color w:val="1f3864"/>
-                <w:sz w:val="22"/>
-                <w:szCs w:val="22"/>
-                <w:u w:val="none"/>
-                <w:shd w:fill="auto" w:val="clear"/>
-                <w:vertAlign w:val="baseline"/>
+                <w:color w:val="1f3864"/>
+              </w:rPr>
+            </w:pPr>
+            <w:r>
+              <w:rPr>
+                <w:color w:val="1f3864"/>
                 <w:rtl w:val="0"/>
               </w:rPr>
               <w:t xml:space="preserve">6</w:t>
             </w:r>
-            <w:r>
-              <w:rPr>
-                <w:rtl w:val="0"/>
-              </w:rPr>
-            </w:r>
           </w:p>
         </w:tc>
         <w:tc>
@@ -3686,15 +4856,450 @@
           </w:tcPr>
           <w:p>
             <w:pPr>
-              <w:spacing w:after="0" w:before="0" w:line="240" w:lineRule="auto"/>
-              <w:jc w:val="left"/>
+              <w:spacing w:after="0" w:line="240" w:lineRule="auto"/>
               <w:rPr/>
             </w:pPr>
             <w:r>
               <w:rPr>
                 <w:rtl w:val="0"/>
               </w:rPr>
-              <w:t xml:space="preserve">Implementar guards de rutas privadas en React</w:t>
+              <w:t xml:space="preserve">Implementar la gestión de disponibilidad de los servicios mostrando su estado cuando no puedan utilizarse.</w:t>
+            </w:r>
+          </w:p>
+        </w:tc>
+      </w:tr>
+      <w:tr>
+        <w:trPr>
+          <w:cantSplit w:val="0"/>
+          <w:trHeight w:val="432" w:hRule="atLeast"/>
+          <w:tblHeader w:val="0"/>
+        </w:trPr>
+        <w:tc>
+          <w:tcPr>
+            <w:gridSpan w:val="3"/>
+            <w:tcBorders>
+              <w:left w:color="000000" w:space="0" w:sz="4" w:val="single"/>
+              <w:bottom w:color="000000" w:space="0" w:sz="4" w:val="single"/>
+              <w:right w:color="000000" w:space="0" w:sz="4" w:val="single"/>
+            </w:tcBorders>
+          </w:tcPr>
+          <w:p>
+            <w:pPr>
+              <w:jc w:val="center"/>
+              <w:rPr>
+                <w:color w:val="1f3864"/>
+              </w:rPr>
+            </w:pPr>
+            <w:r>
+              <w:rPr>
+                <w:color w:val="1f3864"/>
+                <w:rtl w:val="0"/>
+              </w:rPr>
+              <w:t xml:space="preserve">7</w:t>
+            </w:r>
+          </w:p>
+        </w:tc>
+        <w:tc>
+          <w:tcPr>
+            <w:gridSpan w:val="6"/>
+            <w:tcBorders>
+              <w:left w:color="000000" w:space="0" w:sz="4" w:val="single"/>
+              <w:bottom w:color="000000" w:space="0" w:sz="4" w:val="single"/>
+              <w:right w:color="000000" w:space="0" w:sz="4" w:val="single"/>
+            </w:tcBorders>
+          </w:tcPr>
+          <w:p>
+            <w:pPr>
+              <w:spacing w:after="0" w:line="240" w:lineRule="auto"/>
+              <w:rPr/>
+            </w:pPr>
+            <w:r>
+              <w:rPr>
+                <w:rtl w:val="0"/>
+              </w:rPr>
+              <w:t xml:space="preserve">Implementar el dashboard principal mostrando los accesos a los servicios internos habilitados para el trabajador.</w:t>
+            </w:r>
+          </w:p>
+        </w:tc>
+      </w:tr>
+      <w:tr>
+        <w:trPr>
+          <w:cantSplit w:val="0"/>
+          <w:trHeight w:val="432" w:hRule="atLeast"/>
+          <w:tblHeader w:val="0"/>
+        </w:trPr>
+        <w:tc>
+          <w:tcPr>
+            <w:gridSpan w:val="3"/>
+            <w:tcBorders>
+              <w:top w:color="000000" w:space="0" w:sz="4" w:val="single"/>
+              <w:left w:color="000000" w:space="0" w:sz="4" w:val="single"/>
+              <w:bottom w:color="000000" w:space="0" w:sz="4" w:val="single"/>
+              <w:right w:color="000000" w:space="0" w:sz="4" w:val="single"/>
+            </w:tcBorders>
+          </w:tcPr>
+          <w:p>
+            <w:pPr>
+              <w:jc w:val="center"/>
+              <w:rPr>
+                <w:color w:val="1f3864"/>
+              </w:rPr>
+            </w:pPr>
+            <w:r>
+              <w:rPr>
+                <w:color w:val="1f3864"/>
+                <w:rtl w:val="0"/>
+              </w:rPr>
+              <w:t xml:space="preserve">8</w:t>
+            </w:r>
+          </w:p>
+        </w:tc>
+        <w:tc>
+          <w:tcPr>
+            <w:gridSpan w:val="6"/>
+            <w:tcBorders>
+              <w:top w:color="000000" w:space="0" w:sz="4" w:val="single"/>
+              <w:left w:color="000000" w:space="0" w:sz="4" w:val="single"/>
+              <w:bottom w:color="000000" w:space="0" w:sz="4" w:val="single"/>
+              <w:right w:color="000000" w:space="0" w:sz="4" w:val="single"/>
+            </w:tcBorders>
+          </w:tcPr>
+          <w:p>
+            <w:pPr>
+              <w:spacing w:after="0" w:line="240" w:lineRule="auto"/>
+              <w:rPr/>
+            </w:pPr>
+            <w:r>
+              <w:rPr>
+                <w:rtl w:val="0"/>
+              </w:rPr>
+              <w:t xml:space="preserve">Implementar la navegación hacia los servicios disponibles respetando las restricciones definidas por el sistema.</w:t>
+            </w:r>
+          </w:p>
+        </w:tc>
+      </w:tr>
+      <w:tr>
+        <w:trPr>
+          <w:cantSplit w:val="0"/>
+          <w:trHeight w:val="432" w:hRule="atLeast"/>
+          <w:tblHeader w:val="0"/>
+        </w:trPr>
+        <w:tc>
+          <w:tcPr>
+            <w:gridSpan w:val="3"/>
+            <w:tcBorders>
+              <w:left w:color="000000" w:space="0" w:sz="4" w:val="single"/>
+              <w:bottom w:color="000000" w:space="0" w:sz="4" w:val="single"/>
+              <w:right w:color="000000" w:space="0" w:sz="4" w:val="single"/>
+            </w:tcBorders>
+          </w:tcPr>
+          <w:p>
+            <w:pPr>
+              <w:jc w:val="center"/>
+              <w:rPr>
+                <w:color w:val="1f3864"/>
+              </w:rPr>
+            </w:pPr>
+            <w:r>
+              <w:rPr>
+                <w:color w:val="1f3864"/>
+                <w:rtl w:val="0"/>
+              </w:rPr>
+              <w:t xml:space="preserve">9</w:t>
+            </w:r>
+          </w:p>
+        </w:tc>
+        <w:tc>
+          <w:tcPr>
+            <w:gridSpan w:val="6"/>
+            <w:tcBorders>
+              <w:left w:color="000000" w:space="0" w:sz="4" w:val="single"/>
+              <w:bottom w:color="000000" w:space="0" w:sz="4" w:val="single"/>
+              <w:right w:color="000000" w:space="0" w:sz="4" w:val="single"/>
+            </w:tcBorders>
+          </w:tcPr>
+          <w:p>
+            <w:pPr>
+              <w:spacing w:after="0" w:line="240" w:lineRule="auto"/>
+              <w:rPr/>
+            </w:pPr>
+            <w:r>
+              <w:rPr>
+                <w:rtl w:val="0"/>
+              </w:rPr>
+              <w:t xml:space="preserve">Implementar la visualización de estados de disponibilidad y mensajes informativos cuando un servicio no esté disponible.</w:t>
+            </w:r>
+          </w:p>
+        </w:tc>
+      </w:tr>
+      <w:tr>
+        <w:trPr>
+          <w:cantSplit w:val="0"/>
+          <w:trHeight w:val="432" w:hRule="atLeast"/>
+          <w:tblHeader w:val="0"/>
+        </w:trPr>
+        <w:tc>
+          <w:tcPr>
+            <w:gridSpan w:val="3"/>
+            <w:tcBorders>
+              <w:left w:color="000000" w:space="0" w:sz="4" w:val="single"/>
+              <w:bottom w:color="000000" w:space="0" w:sz="4" w:val="single"/>
+              <w:right w:color="000000" w:space="0" w:sz="4" w:val="single"/>
+            </w:tcBorders>
+          </w:tcPr>
+          <w:p>
+            <w:pPr>
+              <w:jc w:val="center"/>
+              <w:rPr>
+                <w:color w:val="1f3864"/>
+              </w:rPr>
+            </w:pPr>
+            <w:r>
+              <w:rPr>
+                <w:color w:val="1f3864"/>
+                <w:rtl w:val="0"/>
+              </w:rPr>
+              <w:t xml:space="preserve">10</w:t>
+            </w:r>
+          </w:p>
+        </w:tc>
+        <w:tc>
+          <w:tcPr>
+            <w:gridSpan w:val="6"/>
+            <w:tcBorders>
+              <w:left w:color="000000" w:space="0" w:sz="4" w:val="single"/>
+              <w:bottom w:color="000000" w:space="0" w:sz="4" w:val="single"/>
+              <w:right w:color="000000" w:space="0" w:sz="4" w:val="single"/>
+            </w:tcBorders>
+          </w:tcPr>
+          <w:p>
+            <w:pPr>
+              <w:spacing w:after="0" w:line="240" w:lineRule="auto"/>
+              <w:rPr/>
+            </w:pPr>
+            <w:r>
+              <w:rPr>
+                <w:rtl w:val="0"/>
+              </w:rPr>
+              <w:t xml:space="preserve">Implementar la gestión de estados vacíos cuando el trabajador no tenga servicios disponibles para consultar.</w:t>
+            </w:r>
+          </w:p>
+        </w:tc>
+      </w:tr>
+      <w:tr>
+        <w:trPr>
+          <w:cantSplit w:val="0"/>
+          <w:trHeight w:val="432" w:hRule="atLeast"/>
+          <w:tblHeader w:val="0"/>
+        </w:trPr>
+        <w:tc>
+          <w:tcPr>
+            <w:gridSpan w:val="3"/>
+            <w:tcBorders>
+              <w:left w:color="000000" w:space="0" w:sz="4" w:val="single"/>
+              <w:bottom w:color="000000" w:space="0" w:sz="4" w:val="single"/>
+              <w:right w:color="000000" w:space="0" w:sz="4" w:val="single"/>
+            </w:tcBorders>
+          </w:tcPr>
+          <w:p>
+            <w:pPr>
+              <w:jc w:val="center"/>
+              <w:rPr>
+                <w:color w:val="1f3864"/>
+              </w:rPr>
+            </w:pPr>
+            <w:r>
+              <w:rPr>
+                <w:color w:val="1f3864"/>
+                <w:rtl w:val="0"/>
+              </w:rPr>
+              <w:t xml:space="preserve">11</w:t>
+            </w:r>
+          </w:p>
+        </w:tc>
+        <w:tc>
+          <w:tcPr>
+            <w:gridSpan w:val="6"/>
+            <w:tcBorders>
+              <w:left w:color="000000" w:space="0" w:sz="4" w:val="single"/>
+              <w:bottom w:color="000000" w:space="0" w:sz="4" w:val="single"/>
+              <w:right w:color="000000" w:space="0" w:sz="4" w:val="single"/>
+            </w:tcBorders>
+          </w:tcPr>
+          <w:p>
+            <w:pPr>
+              <w:spacing w:after="0" w:line="240" w:lineRule="auto"/>
+              <w:rPr/>
+            </w:pPr>
+            <w:r>
+              <w:rPr>
+                <w:rtl w:val="0"/>
+              </w:rPr>
+              <w:t xml:space="preserve">Verificar la navegación correcta entre los servicios habilitados para el trabajador.</w:t>
+            </w:r>
+          </w:p>
+        </w:tc>
+      </w:tr>
+      <w:tr>
+        <w:trPr>
+          <w:cantSplit w:val="0"/>
+          <w:trHeight w:val="432" w:hRule="atLeast"/>
+          <w:tblHeader w:val="0"/>
+        </w:trPr>
+        <w:tc>
+          <w:tcPr>
+            <w:gridSpan w:val="3"/>
+            <w:tcBorders>
+              <w:left w:color="000000" w:space="0" w:sz="4" w:val="single"/>
+              <w:bottom w:color="000000" w:space="0" w:sz="4" w:val="single"/>
+              <w:right w:color="000000" w:space="0" w:sz="4" w:val="single"/>
+            </w:tcBorders>
+          </w:tcPr>
+          <w:p>
+            <w:pPr>
+              <w:jc w:val="center"/>
+              <w:rPr>
+                <w:color w:val="1f3864"/>
+              </w:rPr>
+            </w:pPr>
+            <w:r>
+              <w:rPr>
+                <w:color w:val="1f3864"/>
+                <w:rtl w:val="0"/>
+              </w:rPr>
+              <w:t xml:space="preserve">12</w:t>
+            </w:r>
+          </w:p>
+        </w:tc>
+        <w:tc>
+          <w:tcPr>
+            <w:gridSpan w:val="6"/>
+            <w:tcBorders>
+              <w:left w:color="000000" w:space="0" w:sz="4" w:val="single"/>
+              <w:bottom w:color="000000" w:space="0" w:sz="4" w:val="single"/>
+              <w:right w:color="000000" w:space="0" w:sz="4" w:val="single"/>
+            </w:tcBorders>
+          </w:tcPr>
+          <w:p>
+            <w:pPr>
+              <w:spacing w:after="0" w:line="240" w:lineRule="auto"/>
+              <w:rPr/>
+            </w:pPr>
+            <w:r>
+              <w:rPr>
+                <w:rtl w:val="0"/>
+              </w:rPr>
+              <w:t xml:space="preserve">Validar las restricciones de acceso según el rol y los permisos asignados al usuario autenticado.</w:t>
+            </w:r>
+          </w:p>
+        </w:tc>
+      </w:tr>
+      <w:tr>
+        <w:trPr>
+          <w:cantSplit w:val="0"/>
+          <w:trHeight w:val="432" w:hRule="atLeast"/>
+          <w:tblHeader w:val="0"/>
+        </w:trPr>
+        <w:tc>
+          <w:tcPr>
+            <w:gridSpan w:val="3"/>
+            <w:tcBorders>
+              <w:left w:color="000000" w:space="0" w:sz="4" w:val="single"/>
+              <w:bottom w:color="000000" w:space="0" w:sz="4" w:val="single"/>
+              <w:right w:color="000000" w:space="0" w:sz="4" w:val="single"/>
+            </w:tcBorders>
+          </w:tcPr>
+          <w:p>
+            <w:pPr>
+              <w:jc w:val="center"/>
+              <w:rPr>
+                <w:color w:val="1f3864"/>
+              </w:rPr>
+            </w:pPr>
+            <w:r>
+              <w:rPr>
+                <w:color w:val="1f3864"/>
+                <w:rtl w:val="0"/>
+              </w:rPr>
+              <w:t xml:space="preserve">13</w:t>
+            </w:r>
+          </w:p>
+        </w:tc>
+        <w:tc>
+          <w:tcPr>
+            <w:gridSpan w:val="6"/>
+            <w:tcBorders>
+              <w:left w:color="000000" w:space="0" w:sz="4" w:val="single"/>
+              <w:bottom w:color="000000" w:space="0" w:sz="4" w:val="single"/>
+              <w:right w:color="000000" w:space="0" w:sz="4" w:val="single"/>
+            </w:tcBorders>
+          </w:tcPr>
+          <w:p>
+            <w:pPr>
+              <w:spacing w:after="0" w:line="240" w:lineRule="auto"/>
+              <w:rPr/>
+            </w:pPr>
+            <w:r>
+              <w:rPr>
+                <w:rtl w:val="0"/>
+              </w:rPr>
+              <w:t xml:space="preserve">Verificar el comportamiento del sistema cuando un servicio se encuentre no disponible o temporalmente deshabilitado.</w:t>
+            </w:r>
+          </w:p>
+        </w:tc>
+      </w:tr>
+      <w:tr>
+        <w:trPr>
+          <w:cantSplit w:val="0"/>
+          <w:trHeight w:val="432" w:hRule="atLeast"/>
+          <w:tblHeader w:val="0"/>
+        </w:trPr>
+        <w:tc>
+          <w:tcPr>
+            <w:gridSpan w:val="3"/>
+            <w:tcBorders>
+              <w:top w:color="000000" w:space="0" w:sz="4" w:val="single"/>
+              <w:left w:color="000000" w:space="0" w:sz="4" w:val="single"/>
+              <w:bottom w:color="000000" w:space="0" w:sz="4" w:val="single"/>
+              <w:right w:color="000000" w:space="0" w:sz="4" w:val="single"/>
+            </w:tcBorders>
+          </w:tcPr>
+          <w:p>
+            <w:pPr>
+              <w:jc w:val="center"/>
+              <w:rPr>
+                <w:color w:val="1f3864"/>
+              </w:rPr>
+            </w:pPr>
+            <w:r>
+              <w:rPr>
+                <w:color w:val="1f3864"/>
+                <w:rtl w:val="0"/>
+              </w:rPr>
+              <w:t xml:space="preserve">14</w:t>
+            </w:r>
+          </w:p>
+        </w:tc>
+        <w:tc>
+          <w:tcPr>
+            <w:gridSpan w:val="6"/>
+            <w:tcBorders>
+              <w:top w:color="000000" w:space="0" w:sz="4" w:val="single"/>
+              <w:left w:color="000000" w:space="0" w:sz="4" w:val="single"/>
+              <w:bottom w:color="000000" w:space="0" w:sz="4" w:val="single"/>
+              <w:right w:color="000000" w:space="0" w:sz="4" w:val="single"/>
+            </w:tcBorders>
+          </w:tcPr>
+          <w:p>
+            <w:pPr>
+              <w:spacing w:after="0" w:line="240" w:lineRule="auto"/>
+              <w:rPr/>
+            </w:pPr>
+            <w:r>
+              <w:rPr>
+                <w:rtl w:val="0"/>
+              </w:rPr>
+              <w:t xml:space="preserve">Ejecutar pruebas funcionales del dashboard interno verificando la navegación, la disponibilidad de servicios y el comportamiento responsive.</w:t>
             </w:r>
           </w:p>
         </w:tc>
@@ -3724,43 +5329,33 @@
               <w:ind w:left="0" w:right="0" w:firstLine="0"/>
               <w:jc w:val="center"/>
               <w:rPr>
-                <w:rFonts w:ascii="Calibri" w:cs="Calibri" w:eastAsia="Calibri" w:hAnsi="Calibri"/>
-                <w:b w:val="1"/>
-                <w:bCs w:val="1"/>
-                <w:i w:val="0"/>
-                <w:iCs w:val="0"/>
-                <w:smallCaps w:val="0"/>
-                <w:strike w:val="0"/>
-                <w:color w:val="1f3864"/>
-                <w:sz w:val="22"/>
-                <w:szCs w:val="22"/>
-                <w:u w:val="none"/>
-                <w:shd w:fill="auto" w:val="clear"/>
-                <w:vertAlign w:val="baseline"/>
-              </w:rPr>
-            </w:pPr>
-            <w:r>
-              <w:rPr>
-                <w:b w:val="1"/>
-                <w:bCs w:val="1"/>
-                <w:i w:val="0"/>
-                <w:iCs w:val="0"/>
-                <w:smallCaps w:val="0"/>
-                <w:strike w:val="0"/>
-                <w:color w:val="1f3864"/>
-                <w:sz w:val="22"/>
-                <w:szCs w:val="22"/>
+                <w:b w:val="1"/>
+                <w:bCs w:val="1"/>
+                <w:i w:val="0"/>
+                <w:iCs w:val="0"/>
+                <w:smallCaps w:val="0"/>
+                <w:strike w:val="0"/>
+                <w:color w:val="1f3864"/>
+                <w:u w:val="none"/>
+                <w:shd w:fill="auto" w:val="clear"/>
+                <w:vertAlign w:val="baseline"/>
+              </w:rPr>
+            </w:pPr>
+            <w:r>
+              <w:rPr>
+                <w:b w:val="1"/>
+                <w:bCs w:val="1"/>
+                <w:i w:val="0"/>
+                <w:iCs w:val="0"/>
+                <w:smallCaps w:val="0"/>
+                <w:strike w:val="0"/>
+                <w:color w:val="1f3864"/>
                 <w:u w:val="none"/>
                 <w:shd w:fill="auto" w:val="clear"/>
                 <w:vertAlign w:val="baseline"/>
                 <w:rtl w:val="0"/>
               </w:rPr>
               <w:t xml:space="preserve">CONTROL DE VERSIONES</w:t>
-            </w:r>
-            <w:r>
-              <w:rPr>
-                <w:rtl w:val="0"/>
-              </w:rPr>
             </w:r>
           </w:p>
         </w:tc>
@@ -3790,32 +5385,27 @@
               <w:ind w:left="0" w:right="0" w:firstLine="0"/>
               <w:jc w:val="center"/>
               <w:rPr>
-                <w:rFonts w:ascii="Calibri" w:cs="Calibri" w:eastAsia="Calibri" w:hAnsi="Calibri"/>
-                <w:b w:val="1"/>
-                <w:bCs w:val="1"/>
-                <w:i w:val="0"/>
-                <w:iCs w:val="0"/>
-                <w:smallCaps w:val="0"/>
-                <w:strike w:val="0"/>
-                <w:color w:val="1f3864"/>
-                <w:sz w:val="22"/>
-                <w:szCs w:val="22"/>
-                <w:u w:val="none"/>
-                <w:shd w:fill="auto" w:val="clear"/>
-                <w:vertAlign w:val="baseline"/>
-              </w:rPr>
-            </w:pPr>
-            <w:r>
-              <w:rPr>
-                <w:b w:val="1"/>
-                <w:bCs w:val="1"/>
-                <w:i w:val="0"/>
-                <w:iCs w:val="0"/>
-                <w:smallCaps w:val="0"/>
-                <w:strike w:val="0"/>
-                <w:color w:val="1f3864"/>
-                <w:sz w:val="22"/>
-                <w:szCs w:val="22"/>
+                <w:b w:val="1"/>
+                <w:bCs w:val="1"/>
+                <w:i w:val="0"/>
+                <w:iCs w:val="0"/>
+                <w:smallCaps w:val="0"/>
+                <w:strike w:val="0"/>
+                <w:color w:val="1f3864"/>
+                <w:u w:val="none"/>
+                <w:shd w:fill="auto" w:val="clear"/>
+                <w:vertAlign w:val="baseline"/>
+              </w:rPr>
+            </w:pPr>
+            <w:r>
+              <w:rPr>
+                <w:b w:val="1"/>
+                <w:bCs w:val="1"/>
+                <w:i w:val="0"/>
+                <w:iCs w:val="0"/>
+                <w:smallCaps w:val="0"/>
+                <w:strike w:val="0"/>
+                <w:color w:val="1f3864"/>
                 <w:u w:val="none"/>
                 <w:shd w:fill="auto" w:val="clear"/>
                 <w:vertAlign w:val="baseline"/>
@@ -3823,11 +5413,6 @@
               </w:rPr>
               <w:t xml:space="preserve">Versión</w:t>
             </w:r>
-            <w:r>
-              <w:rPr>
-                <w:rtl w:val="0"/>
-              </w:rPr>
-            </w:r>
           </w:p>
         </w:tc>
         <w:tc>
@@ -3850,32 +5435,27 @@
               <w:ind w:left="0" w:right="0" w:firstLine="0"/>
               <w:jc w:val="center"/>
               <w:rPr>
-                <w:rFonts w:ascii="Calibri" w:cs="Calibri" w:eastAsia="Calibri" w:hAnsi="Calibri"/>
-                <w:b w:val="1"/>
-                <w:bCs w:val="1"/>
-                <w:i w:val="0"/>
-                <w:iCs w:val="0"/>
-                <w:smallCaps w:val="0"/>
-                <w:strike w:val="0"/>
-                <w:color w:val="1f3864"/>
-                <w:sz w:val="22"/>
-                <w:szCs w:val="22"/>
-                <w:u w:val="none"/>
-                <w:shd w:fill="auto" w:val="clear"/>
-                <w:vertAlign w:val="baseline"/>
-              </w:rPr>
-            </w:pPr>
-            <w:r>
-              <w:rPr>
-                <w:b w:val="1"/>
-                <w:bCs w:val="1"/>
-                <w:i w:val="0"/>
-                <w:iCs w:val="0"/>
-                <w:smallCaps w:val="0"/>
-                <w:strike w:val="0"/>
-                <w:color w:val="1f3864"/>
-                <w:sz w:val="22"/>
-                <w:szCs w:val="22"/>
+                <w:b w:val="1"/>
+                <w:bCs w:val="1"/>
+                <w:i w:val="0"/>
+                <w:iCs w:val="0"/>
+                <w:smallCaps w:val="0"/>
+                <w:strike w:val="0"/>
+                <w:color w:val="1f3864"/>
+                <w:u w:val="none"/>
+                <w:shd w:fill="auto" w:val="clear"/>
+                <w:vertAlign w:val="baseline"/>
+              </w:rPr>
+            </w:pPr>
+            <w:r>
+              <w:rPr>
+                <w:b w:val="1"/>
+                <w:bCs w:val="1"/>
+                <w:i w:val="0"/>
+                <w:iCs w:val="0"/>
+                <w:smallCaps w:val="0"/>
+                <w:strike w:val="0"/>
+                <w:color w:val="1f3864"/>
                 <w:u w:val="none"/>
                 <w:shd w:fill="auto" w:val="clear"/>
                 <w:vertAlign w:val="baseline"/>
@@ -3883,11 +5463,6 @@
               </w:rPr>
               <w:t xml:space="preserve">Fecha</w:t>
             </w:r>
-            <w:r>
-              <w:rPr>
-                <w:rtl w:val="0"/>
-              </w:rPr>
-            </w:r>
           </w:p>
         </w:tc>
         <w:tc>
@@ -3910,32 +5485,27 @@
               <w:ind w:left="0" w:right="0" w:firstLine="0"/>
               <w:jc w:val="center"/>
               <w:rPr>
-                <w:rFonts w:ascii="Calibri" w:cs="Calibri" w:eastAsia="Calibri" w:hAnsi="Calibri"/>
-                <w:b w:val="1"/>
-                <w:bCs w:val="1"/>
-                <w:i w:val="0"/>
-                <w:iCs w:val="0"/>
-                <w:smallCaps w:val="0"/>
-                <w:strike w:val="0"/>
-                <w:color w:val="1f3864"/>
-                <w:sz w:val="22"/>
-                <w:szCs w:val="22"/>
-                <w:u w:val="none"/>
-                <w:shd w:fill="auto" w:val="clear"/>
-                <w:vertAlign w:val="baseline"/>
-              </w:rPr>
-            </w:pPr>
-            <w:r>
-              <w:rPr>
-                <w:b w:val="1"/>
-                <w:bCs w:val="1"/>
-                <w:i w:val="0"/>
-                <w:iCs w:val="0"/>
-                <w:smallCaps w:val="0"/>
-                <w:strike w:val="0"/>
-                <w:color w:val="1f3864"/>
-                <w:sz w:val="22"/>
-                <w:szCs w:val="22"/>
+                <w:b w:val="1"/>
+                <w:bCs w:val="1"/>
+                <w:i w:val="0"/>
+                <w:iCs w:val="0"/>
+                <w:smallCaps w:val="0"/>
+                <w:strike w:val="0"/>
+                <w:color w:val="1f3864"/>
+                <w:u w:val="none"/>
+                <w:shd w:fill="auto" w:val="clear"/>
+                <w:vertAlign w:val="baseline"/>
+              </w:rPr>
+            </w:pPr>
+            <w:r>
+              <w:rPr>
+                <w:b w:val="1"/>
+                <w:bCs w:val="1"/>
+                <w:i w:val="0"/>
+                <w:iCs w:val="0"/>
+                <w:smallCaps w:val="0"/>
+                <w:strike w:val="0"/>
+                <w:color w:val="1f3864"/>
                 <w:u w:val="none"/>
                 <w:shd w:fill="auto" w:val="clear"/>
                 <w:vertAlign w:val="baseline"/>
@@ -3943,11 +5513,6 @@
               </w:rPr>
               <w:t xml:space="preserve">Autor</w:t>
             </w:r>
-            <w:r>
-              <w:rPr>
-                <w:rtl w:val="0"/>
-              </w:rPr>
-            </w:r>
           </w:p>
         </w:tc>
         <w:tc>
@@ -3969,32 +5534,27 @@
               <w:ind w:left="0" w:right="0" w:firstLine="0"/>
               <w:jc w:val="center"/>
               <w:rPr>
-                <w:rFonts w:ascii="Calibri" w:cs="Calibri" w:eastAsia="Calibri" w:hAnsi="Calibri"/>
-                <w:b w:val="1"/>
-                <w:bCs w:val="1"/>
-                <w:i w:val="0"/>
-                <w:iCs w:val="0"/>
-                <w:smallCaps w:val="0"/>
-                <w:strike w:val="0"/>
-                <w:color w:val="1f3864"/>
-                <w:sz w:val="22"/>
-                <w:szCs w:val="22"/>
-                <w:u w:val="none"/>
-                <w:shd w:fill="auto" w:val="clear"/>
-                <w:vertAlign w:val="baseline"/>
-              </w:rPr>
-            </w:pPr>
-            <w:r>
-              <w:rPr>
-                <w:b w:val="1"/>
-                <w:bCs w:val="1"/>
-                <w:i w:val="0"/>
-                <w:iCs w:val="0"/>
-                <w:smallCaps w:val="0"/>
-                <w:strike w:val="0"/>
-                <w:color w:val="1f3864"/>
-                <w:sz w:val="22"/>
-                <w:szCs w:val="22"/>
+                <w:b w:val="1"/>
+                <w:bCs w:val="1"/>
+                <w:i w:val="0"/>
+                <w:iCs w:val="0"/>
+                <w:smallCaps w:val="0"/>
+                <w:strike w:val="0"/>
+                <w:color w:val="1f3864"/>
+                <w:u w:val="none"/>
+                <w:shd w:fill="auto" w:val="clear"/>
+                <w:vertAlign w:val="baseline"/>
+              </w:rPr>
+            </w:pPr>
+            <w:r>
+              <w:rPr>
+                <w:b w:val="1"/>
+                <w:bCs w:val="1"/>
+                <w:i w:val="0"/>
+                <w:iCs w:val="0"/>
+                <w:smallCaps w:val="0"/>
+                <w:strike w:val="0"/>
+                <w:color w:val="1f3864"/>
                 <w:u w:val="none"/>
                 <w:shd w:fill="auto" w:val="clear"/>
                 <w:vertAlign w:val="baseline"/>
@@ -4002,11 +5562,6 @@
               </w:rPr>
               <w:t xml:space="preserve">Revisión</w:t>
             </w:r>
-            <w:r>
-              <w:rPr>
-                <w:rtl w:val="0"/>
-              </w:rPr>
-            </w:r>
           </w:p>
         </w:tc>
         <w:tc>
@@ -4028,32 +5583,27 @@
               <w:ind w:left="0" w:right="0" w:firstLine="0"/>
               <w:jc w:val="center"/>
               <w:rPr>
-                <w:rFonts w:ascii="Calibri" w:cs="Calibri" w:eastAsia="Calibri" w:hAnsi="Calibri"/>
-                <w:b w:val="1"/>
-                <w:bCs w:val="1"/>
-                <w:i w:val="0"/>
-                <w:iCs w:val="0"/>
-                <w:smallCaps w:val="0"/>
-                <w:strike w:val="0"/>
-                <w:color w:val="1f3864"/>
-                <w:sz w:val="22"/>
-                <w:szCs w:val="22"/>
-                <w:u w:val="none"/>
-                <w:shd w:fill="auto" w:val="clear"/>
-                <w:vertAlign w:val="baseline"/>
-              </w:rPr>
-            </w:pPr>
-            <w:r>
-              <w:rPr>
-                <w:b w:val="1"/>
-                <w:bCs w:val="1"/>
-                <w:i w:val="0"/>
-                <w:iCs w:val="0"/>
-                <w:smallCaps w:val="0"/>
-                <w:strike w:val="0"/>
-                <w:color w:val="1f3864"/>
-                <w:sz w:val="22"/>
-                <w:szCs w:val="22"/>
+                <w:b w:val="1"/>
+                <w:bCs w:val="1"/>
+                <w:i w:val="0"/>
+                <w:iCs w:val="0"/>
+                <w:smallCaps w:val="0"/>
+                <w:strike w:val="0"/>
+                <w:color w:val="1f3864"/>
+                <w:u w:val="none"/>
+                <w:shd w:fill="auto" w:val="clear"/>
+                <w:vertAlign w:val="baseline"/>
+              </w:rPr>
+            </w:pPr>
+            <w:r>
+              <w:rPr>
+                <w:b w:val="1"/>
+                <w:bCs w:val="1"/>
+                <w:i w:val="0"/>
+                <w:iCs w:val="0"/>
+                <w:smallCaps w:val="0"/>
+                <w:strike w:val="0"/>
+                <w:color w:val="1f3864"/>
                 <w:u w:val="none"/>
                 <w:shd w:fill="auto" w:val="clear"/>
                 <w:vertAlign w:val="baseline"/>
@@ -4061,11 +5611,6 @@
               </w:rPr>
               <w:t xml:space="preserve">Descripción</w:t>
             </w:r>
-            <w:r>
-              <w:rPr>
-                <w:rtl w:val="0"/>
-              </w:rPr>
-            </w:r>
           </w:p>
         </w:tc>
         <w:tc>
@@ -4087,43 +5632,33 @@
               <w:ind w:left="0" w:right="0" w:firstLine="0"/>
               <w:jc w:val="center"/>
               <w:rPr>
-                <w:rFonts w:ascii="Calibri" w:cs="Calibri" w:eastAsia="Calibri" w:hAnsi="Calibri"/>
-                <w:b w:val="1"/>
-                <w:bCs w:val="1"/>
-                <w:i w:val="0"/>
-                <w:iCs w:val="0"/>
-                <w:smallCaps w:val="0"/>
-                <w:strike w:val="0"/>
-                <w:color w:val="1f3864"/>
-                <w:sz w:val="22"/>
-                <w:szCs w:val="22"/>
-                <w:u w:val="none"/>
-                <w:shd w:fill="auto" w:val="clear"/>
-                <w:vertAlign w:val="baseline"/>
-              </w:rPr>
-            </w:pPr>
-            <w:r>
-              <w:rPr>
-                <w:b w:val="1"/>
-                <w:bCs w:val="1"/>
-                <w:i w:val="0"/>
-                <w:iCs w:val="0"/>
-                <w:smallCaps w:val="0"/>
-                <w:strike w:val="0"/>
-                <w:color w:val="1f3864"/>
-                <w:sz w:val="22"/>
-                <w:szCs w:val="22"/>
+                <w:b w:val="1"/>
+                <w:bCs w:val="1"/>
+                <w:i w:val="0"/>
+                <w:iCs w:val="0"/>
+                <w:smallCaps w:val="0"/>
+                <w:strike w:val="0"/>
+                <w:color w:val="1f3864"/>
+                <w:u w:val="none"/>
+                <w:shd w:fill="auto" w:val="clear"/>
+                <w:vertAlign w:val="baseline"/>
+              </w:rPr>
+            </w:pPr>
+            <w:r>
+              <w:rPr>
+                <w:b w:val="1"/>
+                <w:bCs w:val="1"/>
+                <w:i w:val="0"/>
+                <w:iCs w:val="0"/>
+                <w:smallCaps w:val="0"/>
+                <w:strike w:val="0"/>
+                <w:color w:val="1f3864"/>
                 <w:u w:val="none"/>
                 <w:shd w:fill="auto" w:val="clear"/>
                 <w:vertAlign w:val="baseline"/>
                 <w:rtl w:val="0"/>
               </w:rPr>
               <w:t xml:space="preserve">Aprobador</w:t>
-            </w:r>
-            <w:r>
-              <w:rPr>
-                <w:rtl w:val="0"/>
-              </w:rPr>
             </w:r>
           </w:p>
         </w:tc>
@@ -4153,16 +5688,11 @@
               <w:ind w:left="0" w:right="0" w:firstLine="0"/>
               <w:jc w:val="center"/>
               <w:rPr>
-                <w:rFonts w:ascii="Calibri" w:cs="Calibri" w:eastAsia="Calibri" w:hAnsi="Calibri"/>
-                <w:b w:val="0"/>
-                <w:bCs w:val="0"/>
                 <w:i w:val="0"/>
                 <w:iCs w:val="0"/>
                 <w:smallCaps w:val="0"/>
                 <w:strike w:val="0"/>
                 <w:color w:val="000000"/>
-                <w:sz w:val="22"/>
-                <w:szCs w:val="22"/>
                 <w:u w:val="none"/>
                 <w:shd w:fill="auto" w:val="clear"/>
                 <w:vertAlign w:val="baseline"/>
@@ -4201,16 +5731,11 @@
               <w:ind w:left="0" w:right="0" w:firstLine="0"/>
               <w:jc w:val="center"/>
               <w:rPr>
-                <w:rFonts w:ascii="Calibri" w:cs="Calibri" w:eastAsia="Calibri" w:hAnsi="Calibri"/>
-                <w:b w:val="0"/>
-                <w:bCs w:val="0"/>
                 <w:i w:val="0"/>
                 <w:iCs w:val="0"/>
                 <w:smallCaps w:val="0"/>
                 <w:strike w:val="0"/>
                 <w:color w:val="000000"/>
-                <w:sz w:val="22"/>
-                <w:szCs w:val="22"/>
                 <w:u w:val="none"/>
                 <w:shd w:fill="auto" w:val="clear"/>
                 <w:vertAlign w:val="baseline"/>
@@ -4249,16 +5774,11 @@
               <w:ind w:left="0" w:right="0" w:firstLine="0"/>
               <w:jc w:val="center"/>
               <w:rPr>
-                <w:rFonts w:ascii="Calibri" w:cs="Calibri" w:eastAsia="Calibri" w:hAnsi="Calibri"/>
-                <w:b w:val="0"/>
-                <w:bCs w:val="0"/>
                 <w:i w:val="0"/>
                 <w:iCs w:val="0"/>
                 <w:smallCaps w:val="0"/>
                 <w:strike w:val="0"/>
                 <w:color w:val="000000"/>
-                <w:sz w:val="22"/>
-                <w:szCs w:val="22"/>
                 <w:u w:val="none"/>
                 <w:shd w:fill="auto" w:val="clear"/>
                 <w:vertAlign w:val="baseline"/>
@@ -4296,16 +5816,11 @@
               <w:ind w:left="0" w:right="0" w:firstLine="0"/>
               <w:jc w:val="center"/>
               <w:rPr>
-                <w:rFonts w:ascii="Calibri" w:cs="Calibri" w:eastAsia="Calibri" w:hAnsi="Calibri"/>
-                <w:b w:val="0"/>
-                <w:bCs w:val="0"/>
                 <w:i w:val="0"/>
                 <w:iCs w:val="0"/>
                 <w:smallCaps w:val="0"/>
                 <w:strike w:val="0"/>
                 <w:color w:val="000000"/>
-                <w:sz w:val="22"/>
-                <w:szCs w:val="22"/>
                 <w:u w:val="none"/>
                 <w:shd w:fill="auto" w:val="clear"/>
                 <w:vertAlign w:val="baseline"/>
@@ -4365,16 +5880,165 @@
               <w:ind w:left="0" w:right="0" w:firstLine="0"/>
               <w:jc w:val="center"/>
               <w:rPr>
-                <w:rFonts w:ascii="Calibri" w:cs="Calibri" w:eastAsia="Calibri" w:hAnsi="Calibri"/>
-                <w:b w:val="0"/>
-                <w:bCs w:val="0"/>
                 <w:i w:val="0"/>
                 <w:iCs w:val="0"/>
                 <w:smallCaps w:val="0"/>
                 <w:strike w:val="0"/>
                 <w:color w:val="000000"/>
-                <w:sz w:val="22"/>
-                <w:szCs w:val="22"/>
+                <w:u w:val="none"/>
+                <w:shd w:fill="auto" w:val="clear"/>
+                <w:vertAlign w:val="baseline"/>
+              </w:rPr>
+            </w:pPr>
+            <w:r>
+              <w:rPr>
+                <w:rtl w:val="0"/>
+              </w:rPr>
+            </w:r>
+          </w:p>
+        </w:tc>
+      </w:tr>
+      <w:tr>
+        <w:trPr>
+          <w:cantSplit w:val="0"/>
+          <w:tblHeader w:val="0"/>
+        </w:trPr>
+        <w:tc>
+          <w:tcPr>
+            <w:gridSpan w:val="2"/>
+            <w:tcBorders>
+              <w:top w:color="000000" w:space="0" w:sz="4" w:val="single"/>
+              <w:left w:color="000000" w:space="0" w:sz="4" w:val="single"/>
+              <w:bottom w:color="000000" w:space="0" w:sz="4" w:val="single"/>
+              <w:right w:color="000000" w:space="0" w:sz="4" w:val="single"/>
+            </w:tcBorders>
+          </w:tcPr>
+          <w:p>
+            <w:pPr>
+              <w:jc w:val="center"/>
+              <w:rPr/>
+            </w:pPr>
+            <w:r>
+              <w:rPr>
+                <w:rtl w:val="0"/>
+              </w:rPr>
+              <w:t xml:space="preserve">2.0</w:t>
+            </w:r>
+          </w:p>
+        </w:tc>
+        <w:tc>
+          <w:tcPr>
+            <w:gridSpan w:val="2"/>
+            <w:tcBorders>
+              <w:top w:color="000000" w:space="0" w:sz="4" w:val="single"/>
+              <w:left w:color="000000" w:space="0" w:sz="4" w:val="single"/>
+              <w:bottom w:color="000000" w:space="0" w:sz="4" w:val="single"/>
+              <w:right w:color="000000" w:space="0" w:sz="4" w:val="single"/>
+            </w:tcBorders>
+          </w:tcPr>
+          <w:p>
+            <w:pPr>
+              <w:jc w:val="center"/>
+              <w:rPr/>
+            </w:pPr>
+            <w:r>
+              <w:rPr>
+                <w:rtl w:val="0"/>
+              </w:rPr>
+              <w:t xml:space="preserve">09/06/2026</w:t>
+            </w:r>
+          </w:p>
+        </w:tc>
+        <w:tc>
+          <w:tcPr>
+            <w:gridSpan w:val="2"/>
+            <w:tcBorders>
+              <w:top w:color="000000" w:space="0" w:sz="4" w:val="single"/>
+              <w:left w:color="000000" w:space="0" w:sz="4" w:val="single"/>
+              <w:bottom w:color="000000" w:space="0" w:sz="4" w:val="single"/>
+              <w:right w:color="000000" w:space="0" w:sz="4" w:val="single"/>
+            </w:tcBorders>
+          </w:tcPr>
+          <w:p>
+            <w:pPr>
+              <w:jc w:val="center"/>
+              <w:rPr/>
+            </w:pPr>
+            <w:r>
+              <w:rPr>
+                <w:rtl w:val="0"/>
+              </w:rPr>
+              <w:t xml:space="preserve">Efrain Manotas</w:t>
+            </w:r>
+          </w:p>
+        </w:tc>
+        <w:tc>
+          <w:tcPr>
+            <w:tcBorders>
+              <w:top w:color="000000" w:space="0" w:sz="4" w:val="single"/>
+              <w:left w:color="000000" w:space="0" w:sz="4" w:val="single"/>
+              <w:bottom w:color="000000" w:space="0" w:sz="4" w:val="single"/>
+              <w:right w:color="000000" w:space="0" w:sz="4" w:val="single"/>
+            </w:tcBorders>
+          </w:tcPr>
+          <w:p>
+            <w:pPr>
+              <w:jc w:val="center"/>
+              <w:rPr/>
+            </w:pPr>
+            <w:r>
+              <w:rPr>
+                <w:rtl w:val="0"/>
+              </w:rPr>
+            </w:r>
+          </w:p>
+        </w:tc>
+        <w:tc>
+          <w:tcPr>
+            <w:tcBorders>
+              <w:top w:color="000000" w:space="0" w:sz="4" w:val="single"/>
+              <w:left w:color="000000" w:space="0" w:sz="4" w:val="single"/>
+              <w:bottom w:color="000000" w:space="0" w:sz="4" w:val="single"/>
+              <w:right w:color="000000" w:space="0" w:sz="4" w:val="single"/>
+            </w:tcBorders>
+          </w:tcPr>
+          <w:p>
+            <w:pPr>
+              <w:jc w:val="center"/>
+              <w:rPr/>
+            </w:pPr>
+            <w:r>
+              <w:rPr>
+                <w:rtl w:val="0"/>
+              </w:rPr>
+              <w:t xml:space="preserve">Revisión e implementación de mejoras HU-04</w:t>
+            </w:r>
+          </w:p>
+        </w:tc>
+        <w:tc>
+          <w:tcPr>
+            <w:tcBorders>
+              <w:top w:color="000000" w:space="0" w:sz="4" w:val="single"/>
+              <w:left w:color="000000" w:space="0" w:sz="4" w:val="single"/>
+              <w:bottom w:color="000000" w:space="0" w:sz="4" w:val="single"/>
+              <w:right w:color="000000" w:space="0" w:sz="4" w:val="single"/>
+            </w:tcBorders>
+          </w:tcPr>
+          <w:p>
+            <w:pPr>
+              <w:keepNext w:val="0"/>
+              <w:keepLines w:val="0"/>
+              <w:widowControl w:val="1"/>
+              <w:shd w:fill="auto" w:val="clear"/>
+              <w:spacing w:after="160" w:before="0" w:line="259" w:lineRule="auto"/>
+              <w:ind w:left="0" w:right="0" w:firstLine="0"/>
+              <w:jc w:val="center"/>
+              <w:rPr>
+                <w:i w:val="0"/>
+                <w:iCs w:val="0"/>
+                <w:smallCaps w:val="0"/>
+                <w:strike w:val="0"/>
+                <w:color w:val="000000"/>
                 <w:u w:val="none"/>
                 <w:shd w:fill="auto" w:val="clear"/>
                 <w:vertAlign w:val="baseline"/>
@@ -4400,16 +6064,11 @@
         <w:ind w:left="0" w:right="0" w:firstLine="0"/>
         <w:jc w:val="left"/>
         <w:rPr>
-          <w:rFonts w:ascii="Calibri" w:cs="Calibri" w:eastAsia="Calibri" w:hAnsi="Calibri"/>
-          <w:b w:val="0"/>
-          <w:bCs w:val="0"/>
           <w:i w:val="0"/>
           <w:iCs w:val="0"/>
           <w:smallCaps w:val="0"/>
           <w:strike w:val="0"/>
           <w:color w:val="000000"/>
-          <w:sz w:val="22"/>
-          <w:szCs w:val="22"/>
           <w:u w:val="none"/>
           <w:shd w:fill="auto" w:val="clear"/>
           <w:vertAlign w:val="baseline"/>
